--- a/shared documentation/API_CONTRACTS.docx
+++ b/shared documentation/API_CONTRACTS.docx
@@ -20,7 +20,7 @@
     </w:p>
     <w:p>
       <w:r>
-        <w:t>Aggiornato al 09/10/2026 (nuova API taxation/download-guide-electronic-receipt, il bottone "Scarica la guida" scarica un file; nuove API taxation/set-is-active, interruttore di una stampante, e taxation/delete-printer, cestino di una stampante; Accept-Language può valere anche zh, cinese semplificato, e ar, arabo). Prima, il 08/10/2026 (Accept-Language può valere anche fr, es, de; nuove API taxation/printer-list e taxation/electronic-receipt per la pagina Fiscalizzazione). Prima, il 07/10/2026 (un id non valido non è mai un errore di campo in errors[]: idProperty dà 403 operation.not_allowed e un articolo inesistente 404 resource.not_found, due codici nuovi, e l'operazione è annullata; warehouse/add-warehouse-item e warehouse/edit-warehouse-item: il corpo è una riga di warehouse/list (WarehouseItem) con idProperty; nella modifica idArticle e totalQuantity sostituiscono idItem e articleQuantity, nell'aggiunta totalQuantity sostituisce articleQuantity; system/email-configuration non restituisce mai la password SMTP ma solo hasSmtpPassword, e in salvataggio e invio di prova smtpPassword null mantiene quella salvata). Prima, il 06/10/2026 (nuova API system/save-email-configuration per il bottone Salva, stesso corpo dell'invio di prova (EmailConfigurationRequest); nuova API system/send-test-email per il bottone Invia email test; nuova API GET system/email-configuration per la pagina Configurazione email; nuova API system/info-support con telefono, email e orari della pagina Assistenza e guide). Prima, il 05/10/2026 (nuova API system/contact-support per il form della pagina Assistenza e guide; nuova API warehouse/duplicate-warehouse-item, stessa forma dell'eliminazione, nomi delle copie scelti dal backend; nuova API warehouse/delete-warehouse-item, un solo id o più id insieme, tutto o niente; in warehouse/list i campi delle quantità finiscono con Quantity: totalQuantity, availableQuantity e thresholdQuantity, prima total, available e thresholdNumber; nuova API warehouse/edit-warehouse-item per il popup "Modifica articolo" e, in warehouse/list, nuovo campo isThresholdWarningActive; quantità sempre maggiore di 0; nuova API warehouse/add-warehouse-item per il bottone Aggiungi del popup "Aggiungi articolo"; nuova API warehouse/combobox-list per la tendina degli articoli; in warehouse/list availableQuantity e thresholdQuantity sempre presenti). Prima, il 01/10/2026 (errori: formato Problem Details con code, errori possibili per API e catalogo dei codici; header Accept-Language; formato dei valori in args). Oggi tutte le API sono simulate dai mock del frontend (services/mocks).</w:t>
+        <w:t>Aggiornato al 12/10/2026 (nuova API taxation/save-electronic-receipt-account, il bottone Salva del form Configurazione account; nuova API taxation/electronic-receipt-activation, il bottone Invia dei termini dello scontrino elettronico; nuova API taxation/add-printer, il bottone Salva del popup "Aggiungi nuova stampante"; in auth/signin e auth/refresh, user ha il nuovo campo isElectronicReceiptAccepted). Prima, il 09/10/2026 (nuova API taxation/download-guide-electronic-receipt, il bottone "Scarica la guida" scarica un file; nuove API taxation/set-is-active, interruttore di una stampante, e taxation/delete-printer, cestino di una stampante; Accept-Language può valere anche zh, cinese semplificato, e ar, arabo). Prima, il 08/10/2026 (Accept-Language può valere anche fr, es, de; nuove API taxation/printer-list e taxation/electronic-receipt per la pagina Fiscalizzazione). Prima, il 07/10/2026 (un id non valido non è mai un errore di campo in errors[]: idProperty dà 403 operation.not_allowed e un articolo inesistente 404 resource.not_found, due codici nuovi, e l'operazione è annullata; warehouse/add-warehouse-item e warehouse/edit-warehouse-item: il corpo è una riga di warehouse/list (WarehouseItem) con idProperty; nella modifica idArticle e totalQuantity sostituiscono idItem e articleQuantity, nell'aggiunta totalQuantity sostituisce articleQuantity; system/email-configuration non restituisce mai la password SMTP ma solo hasSmtpPassword, e in salvataggio e invio di prova smtpPassword null mantiene quella salvata). Prima, il 06/10/2026 (nuova API system/save-email-configuration per il bottone Salva, stesso corpo dell'invio di prova (EmailConfigurationRequest); nuova API system/send-test-email per il bottone Invia email test; nuova API GET system/email-configuration per la pagina Configurazione email; nuova API system/info-support con telefono, email e orari della pagina Assistenza e guide). Prima, il 05/10/2026 (nuova API system/contact-support per il form della pagina Assistenza e guide; nuova API warehouse/duplicate-warehouse-item, stessa forma dell'eliminazione, nomi delle copie scelti dal backend; nuova API warehouse/delete-warehouse-item, un solo id o più id insieme, tutto o niente; in warehouse/list i campi delle quantità finiscono con Quantity: totalQuantity, availableQuantity e thresholdQuantity, prima total, available e thresholdNumber; nuova API warehouse/edit-warehouse-item per il popup "Modifica articolo" e, in warehouse/list, nuovo campo isThresholdWarningActive; quantità sempre maggiore di 0; nuova API warehouse/add-warehouse-item per il bottone Aggiungi del popup "Aggiungi articolo"; nuova API warehouse/combobox-list per la tendina degli articoli; in warehouse/list availableQuantity e thresholdQuantity sempre presenti). Prima, il 01/10/2026 (errori: formato Problem Details con code, errori possibili per API e catalogo dei codici; header Accept-Language; formato dei valori in args). Oggi tutte le API sono simulate dai mock del frontend (services/mocks).</w:t>
       </w:r>
     </w:p>
     <w:p>
@@ -2941,7 +2941,7 @@
                 <w:color w:val="233C7D"/>
                 <w:sz w:val="19"/>
               </w:rPr>
-              <w:t>/api/taxation/delete-printer</w:t>
+              <w:t>/api/taxation/add-printer</w:t>
             </w:r>
           </w:p>
         </w:tc>
@@ -2958,7 +2958,7 @@
                 <w:b w:val="0"/>
                 <w:sz w:val="19"/>
               </w:rPr>
-              <w:t>Fiscalizzazione: eliminazione di una stampante</w:t>
+              <w:t>Fiscalizzazione: aggiunta di una stampante</w:t>
             </w:r>
           </w:p>
         </w:tc>
@@ -3003,7 +3003,7 @@
                 <w:color w:val="233C7D"/>
                 <w:sz w:val="19"/>
               </w:rPr>
-              <w:t>/api/taxation/download-guide-electronic-receipt</w:t>
+              <w:t>/api/taxation/delete-printer</w:t>
             </w:r>
           </w:p>
         </w:tc>
@@ -3021,7 +3021,7 @@
                 <w:b w:val="0"/>
                 <w:sz w:val="19"/>
               </w:rPr>
-              <w:t>Fiscalizzazione: guida dello scontrino elettronico</w:t>
+              <w:t>Fiscalizzazione: eliminazione di una stampante</w:t>
             </w:r>
           </w:p>
         </w:tc>
@@ -3045,6 +3045,190 @@
                 <w:color w:val="233C7D"/>
                 <w:sz w:val="19"/>
               </w:rPr>
+              <w:t>POST</w:t>
+            </w:r>
+          </w:p>
+        </w:tc>
+        <w:tc>
+          <w:tcPr>
+            <w:tcW w:type="dxa" w:w="2608"/>
+          </w:tcPr>
+          <w:p>
+            <w:pPr>
+              <w:spacing w:after="0"/>
+            </w:pPr>
+            <w:r>
+              <w:rPr>
+                <w:rFonts w:ascii="Consolas" w:hAnsi="Consolas"/>
+                <w:b w:val="0"/>
+                <w:color w:val="233C7D"/>
+                <w:sz w:val="19"/>
+              </w:rPr>
+              <w:t>/api/taxation/download-guide-electronic-receipt</w:t>
+            </w:r>
+          </w:p>
+        </w:tc>
+        <w:tc>
+          <w:tcPr>
+            <w:tcW w:type="dxa" w:w="4876"/>
+          </w:tcPr>
+          <w:p>
+            <w:pPr>
+              <w:spacing w:after="0"/>
+            </w:pPr>
+            <w:r>
+              <w:rPr>
+                <w:b w:val="0"/>
+                <w:sz w:val="19"/>
+              </w:rPr>
+              <w:t>Fiscalizzazione: guida dello scontrino elettronico</w:t>
+            </w:r>
+          </w:p>
+        </w:tc>
+      </w:tr>
+      <w:tr>
+        <w:trPr>
+          <w:cantSplit w:val="true"/>
+        </w:trPr>
+        <w:tc>
+          <w:tcPr>
+            <w:tcW w:type="dxa" w:w="2381"/>
+            <w:shd w:val="clear" w:color="auto" w:fill="F1F3F8"/>
+          </w:tcPr>
+          <w:p>
+            <w:pPr>
+              <w:spacing w:after="0"/>
+            </w:pPr>
+            <w:r>
+              <w:rPr>
+                <w:rFonts w:ascii="Consolas" w:hAnsi="Consolas"/>
+                <w:b w:val="0"/>
+                <w:color w:val="233C7D"/>
+                <w:sz w:val="19"/>
+              </w:rPr>
+              <w:t>POST</w:t>
+            </w:r>
+          </w:p>
+        </w:tc>
+        <w:tc>
+          <w:tcPr>
+            <w:tcW w:type="dxa" w:w="2608"/>
+            <w:shd w:val="clear" w:color="auto" w:fill="F1F3F8"/>
+          </w:tcPr>
+          <w:p>
+            <w:pPr>
+              <w:spacing w:after="0"/>
+            </w:pPr>
+            <w:r>
+              <w:rPr>
+                <w:rFonts w:ascii="Consolas" w:hAnsi="Consolas"/>
+                <w:b w:val="0"/>
+                <w:color w:val="233C7D"/>
+                <w:sz w:val="19"/>
+              </w:rPr>
+              <w:t>/api/taxation/electronic-receipt-activation</w:t>
+            </w:r>
+          </w:p>
+        </w:tc>
+        <w:tc>
+          <w:tcPr>
+            <w:tcW w:type="dxa" w:w="4876"/>
+            <w:shd w:val="clear" w:color="auto" w:fill="F1F3F8"/>
+          </w:tcPr>
+          <w:p>
+            <w:pPr>
+              <w:spacing w:after="0"/>
+            </w:pPr>
+            <w:r>
+              <w:rPr>
+                <w:b w:val="0"/>
+                <w:sz w:val="19"/>
+              </w:rPr>
+              <w:t>Fiscalizzazione: attivazione dello scontrino elettronico</w:t>
+            </w:r>
+          </w:p>
+        </w:tc>
+      </w:tr>
+      <w:tr>
+        <w:trPr>
+          <w:cantSplit w:val="true"/>
+        </w:trPr>
+        <w:tc>
+          <w:tcPr>
+            <w:tcW w:type="dxa" w:w="2381"/>
+          </w:tcPr>
+          <w:p>
+            <w:pPr>
+              <w:spacing w:after="0"/>
+            </w:pPr>
+            <w:r>
+              <w:rPr>
+                <w:rFonts w:ascii="Consolas" w:hAnsi="Consolas"/>
+                <w:b w:val="0"/>
+                <w:color w:val="233C7D"/>
+                <w:sz w:val="19"/>
+              </w:rPr>
+              <w:t>POST</w:t>
+            </w:r>
+          </w:p>
+        </w:tc>
+        <w:tc>
+          <w:tcPr>
+            <w:tcW w:type="dxa" w:w="2608"/>
+          </w:tcPr>
+          <w:p>
+            <w:pPr>
+              <w:spacing w:after="0"/>
+            </w:pPr>
+            <w:r>
+              <w:rPr>
+                <w:rFonts w:ascii="Consolas" w:hAnsi="Consolas"/>
+                <w:b w:val="0"/>
+                <w:color w:val="233C7D"/>
+                <w:sz w:val="19"/>
+              </w:rPr>
+              <w:t>/api/taxation/save-electronic-receipt-account</w:t>
+            </w:r>
+          </w:p>
+        </w:tc>
+        <w:tc>
+          <w:tcPr>
+            <w:tcW w:type="dxa" w:w="4876"/>
+          </w:tcPr>
+          <w:p>
+            <w:pPr>
+              <w:spacing w:after="0"/>
+            </w:pPr>
+            <w:r>
+              <w:rPr>
+                <w:b w:val="0"/>
+                <w:sz w:val="19"/>
+              </w:rPr>
+              <w:t>Fiscalizzazione: account dello scontrino elettronico</w:t>
+            </w:r>
+          </w:p>
+        </w:tc>
+      </w:tr>
+      <w:tr>
+        <w:trPr>
+          <w:cantSplit w:val="true"/>
+        </w:trPr>
+        <w:tc>
+          <w:tcPr>
+            <w:tcW w:type="dxa" w:w="2381"/>
+            <w:shd w:val="clear" w:color="auto" w:fill="F1F3F8"/>
+          </w:tcPr>
+          <w:p>
+            <w:pPr>
+              <w:spacing w:after="0"/>
+            </w:pPr>
+            <w:r>
+              <w:rPr>
+                <w:rFonts w:ascii="Consolas" w:hAnsi="Consolas"/>
+                <w:b w:val="0"/>
+                <w:color w:val="233C7D"/>
+                <w:sz w:val="19"/>
+              </w:rPr>
               <w:t>GET</w:t>
             </w:r>
           </w:p>
@@ -3052,6 +3236,7 @@
         <w:tc>
           <w:tcPr>
             <w:tcW w:type="dxa" w:w="2608"/>
+            <w:shd w:val="clear" w:color="auto" w:fill="F1F3F8"/>
           </w:tcPr>
           <w:p>
             <w:pPr>
@@ -3071,6 +3256,7 @@
         <w:tc>
           <w:tcPr>
             <w:tcW w:type="dxa" w:w="4876"/>
+            <w:shd w:val="clear" w:color="auto" w:fill="F1F3F8"/>
           </w:tcPr>
           <w:p>
             <w:pPr>
@@ -4183,6 +4369,69 @@
           </w:p>
         </w:tc>
       </w:tr>
+      <w:tr>
+        <w:trPr>
+          <w:cantSplit w:val="true"/>
+        </w:trPr>
+        <w:tc>
+          <w:tcPr>
+            <w:tcW w:type="dxa" w:w="2381"/>
+            <w:shd w:val="clear" w:color="auto" w:fill="F1F3F8"/>
+          </w:tcPr>
+          <w:p>
+            <w:pPr>
+              <w:spacing w:after="0"/>
+            </w:pPr>
+            <w:r>
+              <w:rPr>
+                <w:rFonts w:ascii="Consolas" w:hAnsi="Consolas"/>
+                <w:b w:val="0"/>
+                <w:color w:val="233C7D"/>
+                <w:sz w:val="19"/>
+              </w:rPr>
+              <w:t>isElectronicReceiptAccepted</w:t>
+            </w:r>
+          </w:p>
+        </w:tc>
+        <w:tc>
+          <w:tcPr>
+            <w:tcW w:type="dxa" w:w="2608"/>
+            <w:shd w:val="clear" w:color="auto" w:fill="F1F3F8"/>
+          </w:tcPr>
+          <w:p>
+            <w:pPr>
+              <w:spacing w:after="0"/>
+            </w:pPr>
+            <w:r>
+              <w:rPr>
+                <w:rFonts w:ascii="Consolas" w:hAnsi="Consolas"/>
+                <w:b w:val="0"/>
+                <w:color w:val="233C7D"/>
+                <w:sz w:val="19"/>
+              </w:rPr>
+              <w:t>boolean</w:t>
+            </w:r>
+          </w:p>
+        </w:tc>
+        <w:tc>
+          <w:tcPr>
+            <w:tcW w:type="dxa" w:w="4876"/>
+            <w:shd w:val="clear" w:color="auto" w:fill="F1F3F8"/>
+          </w:tcPr>
+          <w:p>
+            <w:pPr>
+              <w:spacing w:after="0"/>
+            </w:pPr>
+            <w:r>
+              <w:rPr>
+                <w:b w:val="0"/>
+                <w:sz w:val="19"/>
+              </w:rPr>
+              <w:t>true se i termini e condizioni dello scontrino elettronico (pagina Fiscalizzazione) sono già stati accettati, false altrimenti. Con true la pagina mostra subito il form Configurazione account invece dei termini.</w:t>
+            </w:r>
+          </w:p>
+        </w:tc>
+      </w:tr>
     </w:tbl>
     <w:p>
       <w:pPr>
@@ -4338,7 +4587,23 @@
           <w:color w:val="233C7D"/>
           <w:sz w:val="19"/>
         </w:rPr>
-        <w:t xml:space="preserve">    ]</w:t>
+        <w:t xml:space="preserve">    ],</w:t>
+      </w:r>
+    </w:p>
+    <w:p>
+      <w:pPr>
+        <w:keepNext/>
+        <w:spacing w:after="0"/>
+        <w:shd w:val="clear" w:color="auto" w:fill="F1F3F8"/>
+      </w:pPr>
+      <w:r>
+        <w:rPr>
+          <w:rFonts w:ascii="Consolas" w:hAnsi="Consolas"/>
+          <w:b w:val="0"/>
+          <w:color w:val="233C7D"/>
+          <w:sz w:val="19"/>
+        </w:rPr>
+        <w:t xml:space="preserve">    "isElectronicReceiptAccepted": false</w:t>
       </w:r>
     </w:p>
     <w:p>
@@ -5927,6 +6192,69 @@
           </w:p>
         </w:tc>
       </w:tr>
+      <w:tr>
+        <w:trPr>
+          <w:cantSplit w:val="true"/>
+        </w:trPr>
+        <w:tc>
+          <w:tcPr>
+            <w:tcW w:type="dxa" w:w="2381"/>
+            <w:shd w:val="clear" w:color="auto" w:fill="F1F3F8"/>
+          </w:tcPr>
+          <w:p>
+            <w:pPr>
+              <w:spacing w:after="0"/>
+            </w:pPr>
+            <w:r>
+              <w:rPr>
+                <w:rFonts w:ascii="Consolas" w:hAnsi="Consolas"/>
+                <w:b w:val="0"/>
+                <w:color w:val="233C7D"/>
+                <w:sz w:val="19"/>
+              </w:rPr>
+              <w:t>isElectronicReceiptAccepted</w:t>
+            </w:r>
+          </w:p>
+        </w:tc>
+        <w:tc>
+          <w:tcPr>
+            <w:tcW w:type="dxa" w:w="2608"/>
+            <w:shd w:val="clear" w:color="auto" w:fill="F1F3F8"/>
+          </w:tcPr>
+          <w:p>
+            <w:pPr>
+              <w:spacing w:after="0"/>
+            </w:pPr>
+            <w:r>
+              <w:rPr>
+                <w:rFonts w:ascii="Consolas" w:hAnsi="Consolas"/>
+                <w:b w:val="0"/>
+                <w:color w:val="233C7D"/>
+                <w:sz w:val="19"/>
+              </w:rPr>
+              <w:t>boolean</w:t>
+            </w:r>
+          </w:p>
+        </w:tc>
+        <w:tc>
+          <w:tcPr>
+            <w:tcW w:type="dxa" w:w="4876"/>
+            <w:shd w:val="clear" w:color="auto" w:fill="F1F3F8"/>
+          </w:tcPr>
+          <w:p>
+            <w:pPr>
+              <w:spacing w:after="0"/>
+            </w:pPr>
+            <w:r>
+              <w:rPr>
+                <w:b w:val="0"/>
+                <w:sz w:val="19"/>
+              </w:rPr>
+              <w:t>true se i termini e condizioni dello scontrino elettronico (pagina Fiscalizzazione) sono già stati accettati, false altrimenti. Con true la pagina mostra subito il form Configurazione account invece dei termini.</w:t>
+            </w:r>
+          </w:p>
+        </w:tc>
+      </w:tr>
     </w:tbl>
     <w:p>
       <w:pPr>
@@ -6082,7 +6410,23 @@
           <w:color w:val="233C7D"/>
           <w:sz w:val="19"/>
         </w:rPr>
-        <w:t xml:space="preserve">    ]</w:t>
+        <w:t xml:space="preserve">    ],</w:t>
+      </w:r>
+    </w:p>
+    <w:p>
+      <w:pPr>
+        <w:keepNext/>
+        <w:spacing w:after="0"/>
+        <w:shd w:val="clear" w:color="auto" w:fill="F1F3F8"/>
+      </w:pPr>
+      <w:r>
+        <w:rPr>
+          <w:rFonts w:ascii="Consolas" w:hAnsi="Consolas"/>
+          <w:b w:val="0"/>
+          <w:color w:val="233C7D"/>
+          <w:sz w:val="19"/>
+        </w:rPr>
+        <w:t xml:space="preserve">    "isElectronicReceiptAccepted": false</w:t>
       </w:r>
     </w:p>
     <w:p>
@@ -25835,12 +26179,12 @@
           <w:rFonts w:ascii="Consolas" w:hAnsi="Consolas"/>
           <w:b w:val="0"/>
         </w:rPr>
-        <w:t>/api/taxation/delete-printer</w:t>
-      </w:r>
-    </w:p>
-    <w:p>
-      <w:r>
-        <w:t>Fiscalizzazione: eliminazione di una stampante</w:t>
+        <w:t>/api/taxation/add-printer</w:t>
+      </w:r>
+    </w:p>
+    <w:p>
+      <w:r>
+        <w:t>Fiscalizzazione: aggiunta di una stampante</w:t>
       </w:r>
     </w:p>
     <w:p>
@@ -25878,7 +26222,7 @@
           <w:b w:val="0"/>
           <w:color w:val="233C7D"/>
         </w:rPr>
-        <w:t>/api/taxation/delete-printer</w:t>
+        <w:t>/api/taxation/add-printer</w:t>
       </w:r>
     </w:p>
     <w:p>
@@ -25897,7 +26241,7 @@
           <w:b w:val="0"/>
           <w:color w:val="233C7D"/>
         </w:rPr>
-        <w:t>TaxationService.deletePrinter</w:t>
+        <w:t>TaxationService.addPrinter</w:t>
       </w:r>
     </w:p>
     <w:p>
@@ -25922,7 +26266,7 @@
         <w:pStyle w:val="ListBullet"/>
       </w:pPr>
       <w:r>
-        <w:t>La chiama il cestino di una riga della tabella delle stampanti (pagina Fiscalizzazione), dopo la conferma dell'utente ("Vuoi eliminare la stampante EPSON - 1?").</w:t>
+        <w:t>La chiama "Salva" del popup "Aggiungi nuova stampante" della pagina Fiscalizzazione. Il corpo è il modello del form, con idProperty come nelle altre API dello stabilimento (confermato).</w:t>
       </w:r>
     </w:p>
     <w:p>
@@ -25930,7 +26274,7 @@
         <w:pStyle w:val="ListBullet"/>
       </w:pPr>
       <w:r>
-        <w:t>Durante la chiamata la pagina è coperta da uno spinner e non si può fare altro. Alla fine, riuscita o no, la tabella rifà taxation/printer-list. Se fallisce, il messaggio del code compare in un popup ("Operazione non riuscita").</w:t>
+        <w:t>I nomi dei campi sono una proposta del frontend, da confermare col backend. Il nome è obbligatorio; per ora il frontend non fa validazioni (arriveranno in seguito): le fa il backend.</w:t>
       </w:r>
     </w:p>
     <w:p>
@@ -25938,6 +26282,14 @@
         <w:pStyle w:val="ListBullet"/>
       </w:pPr>
       <w:r>
+        <w:t>Durante la chiamata il bottone mostra lo spinner e i campi sono bloccati. Se riesce, il popup si chiude e la tabella rifà taxation/printer-list; se fallisce, il popup resta aperto: l'errore di un campo (errors[] con field uguale al nome nel corpo) va sotto quel campo, gli altri sopra il bottone Salva.</w:t>
+      </w:r>
+    </w:p>
+    <w:p>
+      <w:pPr>
+        <w:pStyle w:val="ListBullet"/>
+      </w:pPr>
+      <w:r>
         <w:t>Risposta 204 senza corpo: proposta del frontend, da confermare col backend.</w:t>
       </w:r>
     </w:p>
@@ -25964,7 +26316,7 @@
           <w:rFonts w:ascii="Consolas" w:hAnsi="Consolas"/>
           <w:b w:val="0"/>
         </w:rPr>
-        <w:t>DeletePrinterRequest</w:t>
+        <w:t>AddPrinterItemRequest</w:t>
       </w:r>
     </w:p>
     <w:tbl>
@@ -26130,7 +26482,7 @@
                 <w:color w:val="233C7D"/>
                 <w:sz w:val="19"/>
               </w:rPr>
-              <w:t>idPrinter</w:t>
+              <w:t>printerName</w:t>
             </w:r>
           </w:p>
         </w:tc>
@@ -26150,7 +26502,7 @@
                 <w:color w:val="233C7D"/>
                 <w:sz w:val="19"/>
               </w:rPr>
-              <w:t>string (UUID)</w:t>
+              <w:t>string</w:t>
             </w:r>
           </w:p>
         </w:tc>
@@ -26168,7 +26520,745 @@
                 <w:b w:val="0"/>
                 <w:sz w:val="19"/>
               </w:rPr>
-              <w:t>Stampante da eliminare: idPrinter di taxation/printer-list.</w:t>
+              <w:t>Nome della stampante (es. EPSON - 3). Obbligatorio.</w:t>
+            </w:r>
+          </w:p>
+        </w:tc>
+      </w:tr>
+      <w:tr>
+        <w:trPr>
+          <w:cantSplit w:val="true"/>
+        </w:trPr>
+        <w:tc>
+          <w:tcPr>
+            <w:tcW w:type="dxa" w:w="2381"/>
+          </w:tcPr>
+          <w:p>
+            <w:pPr>
+              <w:spacing w:after="0"/>
+            </w:pPr>
+            <w:r>
+              <w:rPr>
+                <w:rFonts w:ascii="Consolas" w:hAnsi="Consolas"/>
+                <w:b w:val="0"/>
+                <w:color w:val="233C7D"/>
+                <w:sz w:val="19"/>
+              </w:rPr>
+              <w:t>printerIP</w:t>
+            </w:r>
+          </w:p>
+        </w:tc>
+        <w:tc>
+          <w:tcPr>
+            <w:tcW w:type="dxa" w:w="2608"/>
+          </w:tcPr>
+          <w:p>
+            <w:pPr>
+              <w:spacing w:after="0"/>
+            </w:pPr>
+            <w:r>
+              <w:rPr>
+                <w:rFonts w:ascii="Consolas" w:hAnsi="Consolas"/>
+                <w:b w:val="0"/>
+                <w:color w:val="233C7D"/>
+                <w:sz w:val="19"/>
+              </w:rPr>
+              <w:t>string | null</w:t>
+            </w:r>
+          </w:p>
+        </w:tc>
+        <w:tc>
+          <w:tcPr>
+            <w:tcW w:type="dxa" w:w="4876"/>
+          </w:tcPr>
+          <w:p>
+            <w:pPr>
+              <w:spacing w:after="0"/>
+            </w:pPr>
+            <w:r>
+              <w:rPr>
+                <w:b w:val="0"/>
+                <w:sz w:val="19"/>
+              </w:rPr>
+              <w:t>Indirizzo IP della stampante nella rete dello stabilimento.</w:t>
+            </w:r>
+          </w:p>
+        </w:tc>
+      </w:tr>
+      <w:tr>
+        <w:trPr>
+          <w:cantSplit w:val="true"/>
+        </w:trPr>
+        <w:tc>
+          <w:tcPr>
+            <w:tcW w:type="dxa" w:w="2381"/>
+            <w:shd w:val="clear" w:color="auto" w:fill="F1F3F8"/>
+          </w:tcPr>
+          <w:p>
+            <w:pPr>
+              <w:spacing w:after="0"/>
+            </w:pPr>
+            <w:r>
+              <w:rPr>
+                <w:rFonts w:ascii="Consolas" w:hAnsi="Consolas"/>
+                <w:b w:val="0"/>
+                <w:color w:val="233C7D"/>
+                <w:sz w:val="19"/>
+              </w:rPr>
+              <w:t>printerPort</w:t>
+            </w:r>
+          </w:p>
+        </w:tc>
+        <w:tc>
+          <w:tcPr>
+            <w:tcW w:type="dxa" w:w="2608"/>
+            <w:shd w:val="clear" w:color="auto" w:fill="F1F3F8"/>
+          </w:tcPr>
+          <w:p>
+            <w:pPr>
+              <w:spacing w:after="0"/>
+            </w:pPr>
+            <w:r>
+              <w:rPr>
+                <w:rFonts w:ascii="Consolas" w:hAnsi="Consolas"/>
+                <w:b w:val="0"/>
+                <w:color w:val="233C7D"/>
+                <w:sz w:val="19"/>
+              </w:rPr>
+              <w:t>number (intero) | null</w:t>
+            </w:r>
+          </w:p>
+        </w:tc>
+        <w:tc>
+          <w:tcPr>
+            <w:tcW w:type="dxa" w:w="4876"/>
+            <w:shd w:val="clear" w:color="auto" w:fill="F1F3F8"/>
+          </w:tcPr>
+          <w:p>
+            <w:pPr>
+              <w:spacing w:after="0"/>
+            </w:pPr>
+            <w:r>
+              <w:rPr>
+                <w:b w:val="0"/>
+                <w:sz w:val="19"/>
+              </w:rPr>
+              <w:t>Porta della stampante.</w:t>
+            </w:r>
+          </w:p>
+        </w:tc>
+      </w:tr>
+      <w:tr>
+        <w:trPr>
+          <w:cantSplit w:val="true"/>
+        </w:trPr>
+        <w:tc>
+          <w:tcPr>
+            <w:tcW w:type="dxa" w:w="2381"/>
+          </w:tcPr>
+          <w:p>
+            <w:pPr>
+              <w:spacing w:after="0"/>
+            </w:pPr>
+            <w:r>
+              <w:rPr>
+                <w:rFonts w:ascii="Consolas" w:hAnsi="Consolas"/>
+                <w:b w:val="0"/>
+                <w:color w:val="233C7D"/>
+                <w:sz w:val="19"/>
+              </w:rPr>
+              <w:t>printerModel</w:t>
+            </w:r>
+          </w:p>
+        </w:tc>
+        <w:tc>
+          <w:tcPr>
+            <w:tcW w:type="dxa" w:w="2608"/>
+          </w:tcPr>
+          <w:p>
+            <w:pPr>
+              <w:spacing w:after="0"/>
+            </w:pPr>
+            <w:r>
+              <w:rPr>
+                <w:rFonts w:ascii="Consolas" w:hAnsi="Consolas"/>
+                <w:b w:val="0"/>
+                <w:color w:val="233C7D"/>
+                <w:sz w:val="19"/>
+              </w:rPr>
+              <w:t>string | null</w:t>
+            </w:r>
+          </w:p>
+        </w:tc>
+        <w:tc>
+          <w:tcPr>
+            <w:tcW w:type="dxa" w:w="4876"/>
+          </w:tcPr>
+          <w:p>
+            <w:pPr>
+              <w:spacing w:after="0"/>
+            </w:pPr>
+            <w:r>
+              <w:rPr>
+                <w:b w:val="0"/>
+                <w:sz w:val="19"/>
+              </w:rPr>
+              <w:t>Modello della stampante.</w:t>
+            </w:r>
+          </w:p>
+        </w:tc>
+      </w:tr>
+      <w:tr>
+        <w:trPr>
+          <w:cantSplit w:val="true"/>
+        </w:trPr>
+        <w:tc>
+          <w:tcPr>
+            <w:tcW w:type="dxa" w:w="2381"/>
+            <w:shd w:val="clear" w:color="auto" w:fill="F1F3F8"/>
+          </w:tcPr>
+          <w:p>
+            <w:pPr>
+              <w:spacing w:after="0"/>
+            </w:pPr>
+            <w:r>
+              <w:rPr>
+                <w:rFonts w:ascii="Consolas" w:hAnsi="Consolas"/>
+                <w:b w:val="0"/>
+                <w:color w:val="233C7D"/>
+                <w:sz w:val="19"/>
+              </w:rPr>
+              <w:t>isSsl</w:t>
+            </w:r>
+          </w:p>
+        </w:tc>
+        <w:tc>
+          <w:tcPr>
+            <w:tcW w:type="dxa" w:w="2608"/>
+            <w:shd w:val="clear" w:color="auto" w:fill="F1F3F8"/>
+          </w:tcPr>
+          <w:p>
+            <w:pPr>
+              <w:spacing w:after="0"/>
+            </w:pPr>
+            <w:r>
+              <w:rPr>
+                <w:rFonts w:ascii="Consolas" w:hAnsi="Consolas"/>
+                <w:b w:val="0"/>
+                <w:color w:val="233C7D"/>
+                <w:sz w:val="19"/>
+              </w:rPr>
+              <w:t>boolean</w:t>
+            </w:r>
+          </w:p>
+        </w:tc>
+        <w:tc>
+          <w:tcPr>
+            <w:tcW w:type="dxa" w:w="4876"/>
+            <w:shd w:val="clear" w:color="auto" w:fill="F1F3F8"/>
+          </w:tcPr>
+          <w:p>
+            <w:pPr>
+              <w:spacing w:after="0"/>
+            </w:pPr>
+            <w:r>
+              <w:rPr>
+                <w:b w:val="0"/>
+                <w:sz w:val="19"/>
+              </w:rPr>
+              <w:t>Connessione con SSL.</w:t>
+            </w:r>
+          </w:p>
+        </w:tc>
+      </w:tr>
+      <w:tr>
+        <w:trPr>
+          <w:cantSplit w:val="true"/>
+        </w:trPr>
+        <w:tc>
+          <w:tcPr>
+            <w:tcW w:type="dxa" w:w="2381"/>
+          </w:tcPr>
+          <w:p>
+            <w:pPr>
+              <w:spacing w:after="0"/>
+            </w:pPr>
+            <w:r>
+              <w:rPr>
+                <w:rFonts w:ascii="Consolas" w:hAnsi="Consolas"/>
+                <w:b w:val="0"/>
+                <w:color w:val="233C7D"/>
+                <w:sz w:val="19"/>
+              </w:rPr>
+              <w:t>isFiscalMode</w:t>
+            </w:r>
+          </w:p>
+        </w:tc>
+        <w:tc>
+          <w:tcPr>
+            <w:tcW w:type="dxa" w:w="2608"/>
+          </w:tcPr>
+          <w:p>
+            <w:pPr>
+              <w:spacing w:after="0"/>
+            </w:pPr>
+            <w:r>
+              <w:rPr>
+                <w:rFonts w:ascii="Consolas" w:hAnsi="Consolas"/>
+                <w:b w:val="0"/>
+                <w:color w:val="233C7D"/>
+                <w:sz w:val="19"/>
+              </w:rPr>
+              <w:t>boolean</w:t>
+            </w:r>
+          </w:p>
+        </w:tc>
+        <w:tc>
+          <w:tcPr>
+            <w:tcW w:type="dxa" w:w="4876"/>
+          </w:tcPr>
+          <w:p>
+            <w:pPr>
+              <w:spacing w:after="0"/>
+            </w:pPr>
+            <w:r>
+              <w:rPr>
+                <w:b w:val="0"/>
+                <w:sz w:val="19"/>
+              </w:rPr>
+              <w:t>Modalità Fiscale.</w:t>
+            </w:r>
+          </w:p>
+        </w:tc>
+      </w:tr>
+      <w:tr>
+        <w:trPr>
+          <w:cantSplit w:val="true"/>
+        </w:trPr>
+        <w:tc>
+          <w:tcPr>
+            <w:tcW w:type="dxa" w:w="2381"/>
+            <w:shd w:val="clear" w:color="auto" w:fill="F1F3F8"/>
+          </w:tcPr>
+          <w:p>
+            <w:pPr>
+              <w:spacing w:after="0"/>
+            </w:pPr>
+            <w:r>
+              <w:rPr>
+                <w:rFonts w:ascii="Consolas" w:hAnsi="Consolas"/>
+                <w:b w:val="0"/>
+                <w:color w:val="233C7D"/>
+                <w:sz w:val="19"/>
+              </w:rPr>
+              <w:t>isNonFiscalMode</w:t>
+            </w:r>
+          </w:p>
+        </w:tc>
+        <w:tc>
+          <w:tcPr>
+            <w:tcW w:type="dxa" w:w="2608"/>
+            <w:shd w:val="clear" w:color="auto" w:fill="F1F3F8"/>
+          </w:tcPr>
+          <w:p>
+            <w:pPr>
+              <w:spacing w:after="0"/>
+            </w:pPr>
+            <w:r>
+              <w:rPr>
+                <w:rFonts w:ascii="Consolas" w:hAnsi="Consolas"/>
+                <w:b w:val="0"/>
+                <w:color w:val="233C7D"/>
+                <w:sz w:val="19"/>
+              </w:rPr>
+              <w:t>boolean</w:t>
+            </w:r>
+          </w:p>
+        </w:tc>
+        <w:tc>
+          <w:tcPr>
+            <w:tcW w:type="dxa" w:w="4876"/>
+            <w:shd w:val="clear" w:color="auto" w:fill="F1F3F8"/>
+          </w:tcPr>
+          <w:p>
+            <w:pPr>
+              <w:spacing w:after="0"/>
+            </w:pPr>
+            <w:r>
+              <w:rPr>
+                <w:b w:val="0"/>
+                <w:sz w:val="19"/>
+              </w:rPr>
+              <w:t>Modalità Non fiscale.</w:t>
+            </w:r>
+          </w:p>
+        </w:tc>
+      </w:tr>
+      <w:tr>
+        <w:trPr>
+          <w:cantSplit w:val="true"/>
+        </w:trPr>
+        <w:tc>
+          <w:tcPr>
+            <w:tcW w:type="dxa" w:w="2381"/>
+          </w:tcPr>
+          <w:p>
+            <w:pPr>
+              <w:spacing w:after="0"/>
+            </w:pPr>
+            <w:r>
+              <w:rPr>
+                <w:rFonts w:ascii="Consolas" w:hAnsi="Consolas"/>
+                <w:b w:val="0"/>
+                <w:color w:val="233C7D"/>
+                <w:sz w:val="19"/>
+              </w:rPr>
+              <w:t>isOrderMode</w:t>
+            </w:r>
+          </w:p>
+        </w:tc>
+        <w:tc>
+          <w:tcPr>
+            <w:tcW w:type="dxa" w:w="2608"/>
+          </w:tcPr>
+          <w:p>
+            <w:pPr>
+              <w:spacing w:after="0"/>
+            </w:pPr>
+            <w:r>
+              <w:rPr>
+                <w:rFonts w:ascii="Consolas" w:hAnsi="Consolas"/>
+                <w:b w:val="0"/>
+                <w:color w:val="233C7D"/>
+                <w:sz w:val="19"/>
+              </w:rPr>
+              <w:t>boolean</w:t>
+            </w:r>
+          </w:p>
+        </w:tc>
+        <w:tc>
+          <w:tcPr>
+            <w:tcW w:type="dxa" w:w="4876"/>
+          </w:tcPr>
+          <w:p>
+            <w:pPr>
+              <w:spacing w:after="0"/>
+            </w:pPr>
+            <w:r>
+              <w:rPr>
+                <w:b w:val="0"/>
+                <w:sz w:val="19"/>
+              </w:rPr>
+              <w:t>Modalità Comande.</w:t>
+            </w:r>
+          </w:p>
+        </w:tc>
+      </w:tr>
+      <w:tr>
+        <w:trPr>
+          <w:cantSplit w:val="true"/>
+        </w:trPr>
+        <w:tc>
+          <w:tcPr>
+            <w:tcW w:type="dxa" w:w="2381"/>
+            <w:shd w:val="clear" w:color="auto" w:fill="F1F3F8"/>
+          </w:tcPr>
+          <w:p>
+            <w:pPr>
+              <w:spacing w:after="0"/>
+            </w:pPr>
+            <w:r>
+              <w:rPr>
+                <w:rFonts w:ascii="Consolas" w:hAnsi="Consolas"/>
+                <w:b w:val="0"/>
+                <w:color w:val="233C7D"/>
+                <w:sz w:val="19"/>
+              </w:rPr>
+              <w:t>isTextMode</w:t>
+            </w:r>
+          </w:p>
+        </w:tc>
+        <w:tc>
+          <w:tcPr>
+            <w:tcW w:type="dxa" w:w="2608"/>
+            <w:shd w:val="clear" w:color="auto" w:fill="F1F3F8"/>
+          </w:tcPr>
+          <w:p>
+            <w:pPr>
+              <w:spacing w:after="0"/>
+            </w:pPr>
+            <w:r>
+              <w:rPr>
+                <w:rFonts w:ascii="Consolas" w:hAnsi="Consolas"/>
+                <w:b w:val="0"/>
+                <w:color w:val="233C7D"/>
+                <w:sz w:val="19"/>
+              </w:rPr>
+              <w:t>boolean</w:t>
+            </w:r>
+          </w:p>
+        </w:tc>
+        <w:tc>
+          <w:tcPr>
+            <w:tcW w:type="dxa" w:w="4876"/>
+            <w:shd w:val="clear" w:color="auto" w:fill="F1F3F8"/>
+          </w:tcPr>
+          <w:p>
+            <w:pPr>
+              <w:spacing w:after="0"/>
+            </w:pPr>
+            <w:r>
+              <w:rPr>
+                <w:b w:val="0"/>
+                <w:sz w:val="19"/>
+              </w:rPr>
+              <w:t>Modalità Testo.</w:t>
+            </w:r>
+          </w:p>
+        </w:tc>
+      </w:tr>
+      <w:tr>
+        <w:trPr>
+          <w:cantSplit w:val="true"/>
+        </w:trPr>
+        <w:tc>
+          <w:tcPr>
+            <w:tcW w:type="dxa" w:w="2381"/>
+          </w:tcPr>
+          <w:p>
+            <w:pPr>
+              <w:spacing w:after="0"/>
+            </w:pPr>
+            <w:r>
+              <w:rPr>
+                <w:rFonts w:ascii="Consolas" w:hAnsi="Consolas"/>
+                <w:b w:val="0"/>
+                <w:color w:val="233C7D"/>
+                <w:sz w:val="19"/>
+              </w:rPr>
+              <w:t>departmentVatRates</w:t>
+            </w:r>
+          </w:p>
+        </w:tc>
+        <w:tc>
+          <w:tcPr>
+            <w:tcW w:type="dxa" w:w="2608"/>
+          </w:tcPr>
+          <w:p>
+            <w:pPr>
+              <w:spacing w:after="0"/>
+            </w:pPr>
+            <w:r>
+              <w:rPr>
+                <w:rFonts w:ascii="Consolas" w:hAnsi="Consolas"/>
+                <w:b w:val="0"/>
+                <w:color w:val="233C7D"/>
+                <w:sz w:val="19"/>
+              </w:rPr>
+              <w:t>string[] (5 elementi)</w:t>
+            </w:r>
+          </w:p>
+        </w:tc>
+        <w:tc>
+          <w:tcPr>
+            <w:tcW w:type="dxa" w:w="4876"/>
+          </w:tcPr>
+          <w:p>
+            <w:pPr>
+              <w:spacing w:after="0"/>
+            </w:pPr>
+            <w:r>
+              <w:rPr>
+                <w:b w:val="0"/>
+                <w:sz w:val="19"/>
+              </w:rPr>
+              <w:t>Aliquota IVA di ciascuno dei 5 reparti, in percentuale (es. '22'). Oggi il frontend offre 0, 4, 5, 10 e 22: valori provvisori, da sostituire con quelli del backend.</w:t>
+            </w:r>
+          </w:p>
+        </w:tc>
+      </w:tr>
+      <w:tr>
+        <w:trPr>
+          <w:cantSplit w:val="true"/>
+        </w:trPr>
+        <w:tc>
+          <w:tcPr>
+            <w:tcW w:type="dxa" w:w="2381"/>
+            <w:shd w:val="clear" w:color="auto" w:fill="F1F3F8"/>
+          </w:tcPr>
+          <w:p>
+            <w:pPr>
+              <w:spacing w:after="0"/>
+            </w:pPr>
+            <w:r>
+              <w:rPr>
+                <w:rFonts w:ascii="Consolas" w:hAnsi="Consolas"/>
+                <w:b w:val="0"/>
+                <w:color w:val="233C7D"/>
+                <w:sz w:val="19"/>
+              </w:rPr>
+              <w:t>firstHeader</w:t>
+            </w:r>
+          </w:p>
+        </w:tc>
+        <w:tc>
+          <w:tcPr>
+            <w:tcW w:type="dxa" w:w="2608"/>
+            <w:shd w:val="clear" w:color="auto" w:fill="F1F3F8"/>
+          </w:tcPr>
+          <w:p>
+            <w:pPr>
+              <w:spacing w:after="0"/>
+            </w:pPr>
+            <w:r>
+              <w:rPr>
+                <w:rFonts w:ascii="Consolas" w:hAnsi="Consolas"/>
+                <w:b w:val="0"/>
+                <w:color w:val="233C7D"/>
+                <w:sz w:val="19"/>
+              </w:rPr>
+              <w:t>string | null</w:t>
+            </w:r>
+          </w:p>
+        </w:tc>
+        <w:tc>
+          <w:tcPr>
+            <w:tcW w:type="dxa" w:w="4876"/>
+            <w:shd w:val="clear" w:color="auto" w:fill="F1F3F8"/>
+          </w:tcPr>
+          <w:p>
+            <w:pPr>
+              <w:spacing w:after="0"/>
+            </w:pPr>
+            <w:r>
+              <w:rPr>
+                <w:b w:val="0"/>
+                <w:sz w:val="19"/>
+              </w:rPr>
+              <w:t>Intestazione n°1 dello scontrino.</w:t>
+            </w:r>
+          </w:p>
+        </w:tc>
+      </w:tr>
+      <w:tr>
+        <w:trPr>
+          <w:cantSplit w:val="true"/>
+        </w:trPr>
+        <w:tc>
+          <w:tcPr>
+            <w:tcW w:type="dxa" w:w="2381"/>
+          </w:tcPr>
+          <w:p>
+            <w:pPr>
+              <w:spacing w:after="0"/>
+            </w:pPr>
+            <w:r>
+              <w:rPr>
+                <w:rFonts w:ascii="Consolas" w:hAnsi="Consolas"/>
+                <w:b w:val="0"/>
+                <w:color w:val="233C7D"/>
+                <w:sz w:val="19"/>
+              </w:rPr>
+              <w:t>secondHeader</w:t>
+            </w:r>
+          </w:p>
+        </w:tc>
+        <w:tc>
+          <w:tcPr>
+            <w:tcW w:type="dxa" w:w="2608"/>
+          </w:tcPr>
+          <w:p>
+            <w:pPr>
+              <w:spacing w:after="0"/>
+            </w:pPr>
+            <w:r>
+              <w:rPr>
+                <w:rFonts w:ascii="Consolas" w:hAnsi="Consolas"/>
+                <w:b w:val="0"/>
+                <w:color w:val="233C7D"/>
+                <w:sz w:val="19"/>
+              </w:rPr>
+              <w:t>string | null</w:t>
+            </w:r>
+          </w:p>
+        </w:tc>
+        <w:tc>
+          <w:tcPr>
+            <w:tcW w:type="dxa" w:w="4876"/>
+          </w:tcPr>
+          <w:p>
+            <w:pPr>
+              <w:spacing w:after="0"/>
+            </w:pPr>
+            <w:r>
+              <w:rPr>
+                <w:b w:val="0"/>
+                <w:sz w:val="19"/>
+              </w:rPr>
+              <w:t>Intestazione n°2 dello scontrino.</w:t>
+            </w:r>
+          </w:p>
+        </w:tc>
+      </w:tr>
+      <w:tr>
+        <w:trPr>
+          <w:cantSplit w:val="true"/>
+        </w:trPr>
+        <w:tc>
+          <w:tcPr>
+            <w:tcW w:type="dxa" w:w="2381"/>
+            <w:shd w:val="clear" w:color="auto" w:fill="F1F3F8"/>
+          </w:tcPr>
+          <w:p>
+            <w:pPr>
+              <w:spacing w:after="0"/>
+            </w:pPr>
+            <w:r>
+              <w:rPr>
+                <w:rFonts w:ascii="Consolas" w:hAnsi="Consolas"/>
+                <w:b w:val="0"/>
+                <w:color w:val="233C7D"/>
+                <w:sz w:val="19"/>
+              </w:rPr>
+              <w:t>footer</w:t>
+            </w:r>
+          </w:p>
+        </w:tc>
+        <w:tc>
+          <w:tcPr>
+            <w:tcW w:type="dxa" w:w="2608"/>
+            <w:shd w:val="clear" w:color="auto" w:fill="F1F3F8"/>
+          </w:tcPr>
+          <w:p>
+            <w:pPr>
+              <w:spacing w:after="0"/>
+            </w:pPr>
+            <w:r>
+              <w:rPr>
+                <w:rFonts w:ascii="Consolas" w:hAnsi="Consolas"/>
+                <w:b w:val="0"/>
+                <w:color w:val="233C7D"/>
+                <w:sz w:val="19"/>
+              </w:rPr>
+              <w:t>string | null</w:t>
+            </w:r>
+          </w:p>
+        </w:tc>
+        <w:tc>
+          <w:tcPr>
+            <w:tcW w:type="dxa" w:w="4876"/>
+            <w:shd w:val="clear" w:color="auto" w:fill="F1F3F8"/>
+          </w:tcPr>
+          <w:p>
+            <w:pPr>
+              <w:spacing w:after="0"/>
+            </w:pPr>
+            <w:r>
+              <w:rPr>
+                <w:b w:val="0"/>
+                <w:sz w:val="19"/>
+              </w:rPr>
+              <w:t>Piè di pagina dello scontrino.</w:t>
             </w:r>
           </w:p>
         </w:tc>
@@ -26232,7 +27322,295 @@
           <w:color w:val="233C7D"/>
           <w:sz w:val="19"/>
         </w:rPr>
-        <w:t xml:space="preserve">  "idPrinter": "5f0c2a1e-8b3d-4c6f-9a2e-1d7b3c4e5f60"</w:t>
+        <w:t xml:space="preserve">  "printerName": "EPSON - 3",</w:t>
+      </w:r>
+    </w:p>
+    <w:p>
+      <w:pPr>
+        <w:keepNext/>
+        <w:spacing w:after="0"/>
+        <w:shd w:val="clear" w:color="auto" w:fill="F1F3F8"/>
+      </w:pPr>
+      <w:r>
+        <w:rPr>
+          <w:rFonts w:ascii="Consolas" w:hAnsi="Consolas"/>
+          <w:b w:val="0"/>
+          <w:color w:val="233C7D"/>
+          <w:sz w:val="19"/>
+        </w:rPr>
+        <w:t xml:space="preserve">  "printerIP": "192.0.2.12",</w:t>
+      </w:r>
+    </w:p>
+    <w:p>
+      <w:pPr>
+        <w:keepNext/>
+        <w:spacing w:after="0"/>
+        <w:shd w:val="clear" w:color="auto" w:fill="F1F3F8"/>
+      </w:pPr>
+      <w:r>
+        <w:rPr>
+          <w:rFonts w:ascii="Consolas" w:hAnsi="Consolas"/>
+          <w:b w:val="0"/>
+          <w:color w:val="233C7D"/>
+          <w:sz w:val="19"/>
+        </w:rPr>
+        <w:t xml:space="preserve">  "printerPort": 9100,</w:t>
+      </w:r>
+    </w:p>
+    <w:p>
+      <w:pPr>
+        <w:keepNext/>
+        <w:spacing w:after="0"/>
+        <w:shd w:val="clear" w:color="auto" w:fill="F1F3F8"/>
+      </w:pPr>
+      <w:r>
+        <w:rPr>
+          <w:rFonts w:ascii="Consolas" w:hAnsi="Consolas"/>
+          <w:b w:val="0"/>
+          <w:color w:val="233C7D"/>
+          <w:sz w:val="19"/>
+        </w:rPr>
+        <w:t xml:space="preserve">  "printerModel": "FP-81 II",</w:t>
+      </w:r>
+    </w:p>
+    <w:p>
+      <w:pPr>
+        <w:keepNext/>
+        <w:spacing w:after="0"/>
+        <w:shd w:val="clear" w:color="auto" w:fill="F1F3F8"/>
+      </w:pPr>
+      <w:r>
+        <w:rPr>
+          <w:rFonts w:ascii="Consolas" w:hAnsi="Consolas"/>
+          <w:b w:val="0"/>
+          <w:color w:val="233C7D"/>
+          <w:sz w:val="19"/>
+        </w:rPr>
+        <w:t xml:space="preserve">  "isSsl": false,</w:t>
+      </w:r>
+    </w:p>
+    <w:p>
+      <w:pPr>
+        <w:keepNext/>
+        <w:spacing w:after="0"/>
+        <w:shd w:val="clear" w:color="auto" w:fill="F1F3F8"/>
+      </w:pPr>
+      <w:r>
+        <w:rPr>
+          <w:rFonts w:ascii="Consolas" w:hAnsi="Consolas"/>
+          <w:b w:val="0"/>
+          <w:color w:val="233C7D"/>
+          <w:sz w:val="19"/>
+        </w:rPr>
+        <w:t xml:space="preserve">  "isFiscalMode": true,</w:t>
+      </w:r>
+    </w:p>
+    <w:p>
+      <w:pPr>
+        <w:keepNext/>
+        <w:spacing w:after="0"/>
+        <w:shd w:val="clear" w:color="auto" w:fill="F1F3F8"/>
+      </w:pPr>
+      <w:r>
+        <w:rPr>
+          <w:rFonts w:ascii="Consolas" w:hAnsi="Consolas"/>
+          <w:b w:val="0"/>
+          <w:color w:val="233C7D"/>
+          <w:sz w:val="19"/>
+        </w:rPr>
+        <w:t xml:space="preserve">  "isNonFiscalMode": false,</w:t>
+      </w:r>
+    </w:p>
+    <w:p>
+      <w:pPr>
+        <w:keepNext/>
+        <w:spacing w:after="0"/>
+        <w:shd w:val="clear" w:color="auto" w:fill="F1F3F8"/>
+      </w:pPr>
+      <w:r>
+        <w:rPr>
+          <w:rFonts w:ascii="Consolas" w:hAnsi="Consolas"/>
+          <w:b w:val="0"/>
+          <w:color w:val="233C7D"/>
+          <w:sz w:val="19"/>
+        </w:rPr>
+        <w:t xml:space="preserve">  "isOrderMode": false,</w:t>
+      </w:r>
+    </w:p>
+    <w:p>
+      <w:pPr>
+        <w:keepNext/>
+        <w:spacing w:after="0"/>
+        <w:shd w:val="clear" w:color="auto" w:fill="F1F3F8"/>
+      </w:pPr>
+      <w:r>
+        <w:rPr>
+          <w:rFonts w:ascii="Consolas" w:hAnsi="Consolas"/>
+          <w:b w:val="0"/>
+          <w:color w:val="233C7D"/>
+          <w:sz w:val="19"/>
+        </w:rPr>
+        <w:t xml:space="preserve">  "isTextMode": false,</w:t>
+      </w:r>
+    </w:p>
+    <w:p>
+      <w:pPr>
+        <w:keepNext/>
+        <w:spacing w:after="0"/>
+        <w:shd w:val="clear" w:color="auto" w:fill="F1F3F8"/>
+      </w:pPr>
+      <w:r>
+        <w:rPr>
+          <w:rFonts w:ascii="Consolas" w:hAnsi="Consolas"/>
+          <w:b w:val="0"/>
+          <w:color w:val="233C7D"/>
+          <w:sz w:val="19"/>
+        </w:rPr>
+        <w:t xml:space="preserve">  "departmentVatRates": [</w:t>
+      </w:r>
+    </w:p>
+    <w:p>
+      <w:pPr>
+        <w:keepNext/>
+        <w:spacing w:after="0"/>
+        <w:shd w:val="clear" w:color="auto" w:fill="F1F3F8"/>
+      </w:pPr>
+      <w:r>
+        <w:rPr>
+          <w:rFonts w:ascii="Consolas" w:hAnsi="Consolas"/>
+          <w:b w:val="0"/>
+          <w:color w:val="233C7D"/>
+          <w:sz w:val="19"/>
+        </w:rPr>
+        <w:t xml:space="preserve">    "22",</w:t>
+      </w:r>
+    </w:p>
+    <w:p>
+      <w:pPr>
+        <w:keepNext/>
+        <w:spacing w:after="0"/>
+        <w:shd w:val="clear" w:color="auto" w:fill="F1F3F8"/>
+      </w:pPr>
+      <w:r>
+        <w:rPr>
+          <w:rFonts w:ascii="Consolas" w:hAnsi="Consolas"/>
+          <w:b w:val="0"/>
+          <w:color w:val="233C7D"/>
+          <w:sz w:val="19"/>
+        </w:rPr>
+        <w:t xml:space="preserve">    "10",</w:t>
+      </w:r>
+    </w:p>
+    <w:p>
+      <w:pPr>
+        <w:keepNext/>
+        <w:spacing w:after="0"/>
+        <w:shd w:val="clear" w:color="auto" w:fill="F1F3F8"/>
+      </w:pPr>
+      <w:r>
+        <w:rPr>
+          <w:rFonts w:ascii="Consolas" w:hAnsi="Consolas"/>
+          <w:b w:val="0"/>
+          <w:color w:val="233C7D"/>
+          <w:sz w:val="19"/>
+        </w:rPr>
+        <w:t xml:space="preserve">    "4",</w:t>
+      </w:r>
+    </w:p>
+    <w:p>
+      <w:pPr>
+        <w:keepNext/>
+        <w:spacing w:after="0"/>
+        <w:shd w:val="clear" w:color="auto" w:fill="F1F3F8"/>
+      </w:pPr>
+      <w:r>
+        <w:rPr>
+          <w:rFonts w:ascii="Consolas" w:hAnsi="Consolas"/>
+          <w:b w:val="0"/>
+          <w:color w:val="233C7D"/>
+          <w:sz w:val="19"/>
+        </w:rPr>
+        <w:t xml:space="preserve">    "0",</w:t>
+      </w:r>
+    </w:p>
+    <w:p>
+      <w:pPr>
+        <w:keepNext/>
+        <w:spacing w:after="0"/>
+        <w:shd w:val="clear" w:color="auto" w:fill="F1F3F8"/>
+      </w:pPr>
+      <w:r>
+        <w:rPr>
+          <w:rFonts w:ascii="Consolas" w:hAnsi="Consolas"/>
+          <w:b w:val="0"/>
+          <w:color w:val="233C7D"/>
+          <w:sz w:val="19"/>
+        </w:rPr>
+        <w:t xml:space="preserve">    "0"</w:t>
+      </w:r>
+    </w:p>
+    <w:p>
+      <w:pPr>
+        <w:keepNext/>
+        <w:spacing w:after="0"/>
+        <w:shd w:val="clear" w:color="auto" w:fill="F1F3F8"/>
+      </w:pPr>
+      <w:r>
+        <w:rPr>
+          <w:rFonts w:ascii="Consolas" w:hAnsi="Consolas"/>
+          <w:b w:val="0"/>
+          <w:color w:val="233C7D"/>
+          <w:sz w:val="19"/>
+        </w:rPr>
+        <w:t xml:space="preserve">  ],</w:t>
+      </w:r>
+    </w:p>
+    <w:p>
+      <w:pPr>
+        <w:keepNext/>
+        <w:spacing w:after="0"/>
+        <w:shd w:val="clear" w:color="auto" w:fill="F1F3F8"/>
+      </w:pPr>
+      <w:r>
+        <w:rPr>
+          <w:rFonts w:ascii="Consolas" w:hAnsi="Consolas"/>
+          <w:b w:val="0"/>
+          <w:color w:val="233C7D"/>
+          <w:sz w:val="19"/>
+        </w:rPr>
+        <w:t xml:space="preserve">  "firstHeader": "Bagno Esempio",</w:t>
+      </w:r>
+    </w:p>
+    <w:p>
+      <w:pPr>
+        <w:keepNext/>
+        <w:spacing w:after="0"/>
+        <w:shd w:val="clear" w:color="auto" w:fill="F1F3F8"/>
+      </w:pPr>
+      <w:r>
+        <w:rPr>
+          <w:rFonts w:ascii="Consolas" w:hAnsi="Consolas"/>
+          <w:b w:val="0"/>
+          <w:color w:val="233C7D"/>
+          <w:sz w:val="19"/>
+        </w:rPr>
+        <w:t xml:space="preserve">  "secondHeader": "Via del Mare 1",</w:t>
+      </w:r>
+    </w:p>
+    <w:p>
+      <w:pPr>
+        <w:keepNext/>
+        <w:spacing w:after="0"/>
+        <w:shd w:val="clear" w:color="auto" w:fill="F1F3F8"/>
+      </w:pPr>
+      <w:r>
+        <w:rPr>
+          <w:rFonts w:ascii="Consolas" w:hAnsi="Consolas"/>
+          <w:b w:val="0"/>
+          <w:color w:val="233C7D"/>
+          <w:sz w:val="19"/>
+        </w:rPr>
+        <w:t xml:space="preserve">  "footer": "Grazie e arrivederci"</w:t>
       </w:r>
     </w:p>
     <w:p>
@@ -26391,7 +27769,7 @@
                 <w:color w:val="233C7D"/>
                 <w:sz w:val="19"/>
               </w:rPr>
-              <w:t>403</w:t>
+              <w:t>400</w:t>
             </w:r>
           </w:p>
         </w:tc>
@@ -26410,7 +27788,7 @@
                 <w:color w:val="233C7D"/>
                 <w:sz w:val="19"/>
               </w:rPr>
-              <w:t>operation.not_allowed</w:t>
+              <w:t>validation.invalid_request</w:t>
             </w:r>
           </w:p>
         </w:tc>
@@ -26427,7 +27805,7 @@
                 <w:b w:val="0"/>
                 <w:sz w:val="19"/>
               </w:rPr>
-              <w:t>idProperty assente, sconosciuto o non dell'utente: l'operazione è annullata, senza errors[].</w:t>
+              <w:t>Un campo non è valido: in errors[] un errore per campo, con field uguale al nome nel corpo.</w:t>
             </w:r>
           </w:p>
         </w:tc>
@@ -26452,7 +27830,7 @@
                 <w:color w:val="233C7D"/>
                 <w:sz w:val="19"/>
               </w:rPr>
-              <w:t>404</w:t>
+              <w:t>403</w:t>
             </w:r>
           </w:p>
         </w:tc>
@@ -26472,7 +27850,7 @@
                 <w:color w:val="233C7D"/>
                 <w:sz w:val="19"/>
               </w:rPr>
-              <w:t>resource.not_found</w:t>
+              <w:t>operation.not_allowed</w:t>
             </w:r>
           </w:p>
         </w:tc>
@@ -26490,7 +27868,7 @@
                 <w:b w:val="0"/>
                 <w:sz w:val="19"/>
               </w:rPr>
-              <w:t>idPrinter non è una stampante dello stabilimento: l'operazione è annullata, senza errors[].</w:t>
+              <w:t>idProperty assente, sconosciuto o non dell'utente: l'operazione è annullata, senza errors[].</w:t>
             </w:r>
           </w:p>
         </w:tc>
@@ -26637,7 +28015,7 @@
         <w:keepNext/>
       </w:pPr>
       <w:r>
-        <w:t>Risposta a una richiesta con un idPrinter che non è una stampante dello stabilimento:</w:t>
+        <w:t>Risposta a una richiesta con un indirizzo IP non valido:</w:t>
       </w:r>
     </w:p>
     <w:p>
@@ -26669,7 +28047,7 @@
           <w:color w:val="233C7D"/>
           <w:sz w:val="19"/>
         </w:rPr>
-        <w:t xml:space="preserve">  "type": "https://errors.summerbooking/resource/not-found",</w:t>
+        <w:t xml:space="preserve">  "type": "https://errors.summerbooking/validation/invalid-request",</w:t>
       </w:r>
     </w:p>
     <w:p>
@@ -26685,7 +28063,7 @@
           <w:color w:val="233C7D"/>
           <w:sz w:val="19"/>
         </w:rPr>
-        <w:t xml:space="preserve">  "status": 404,</w:t>
+        <w:t xml:space="preserve">  "status": 400,</w:t>
       </w:r>
     </w:p>
     <w:p>
@@ -26701,7 +28079,7 @@
           <w:color w:val="233C7D"/>
           <w:sz w:val="19"/>
         </w:rPr>
-        <w:t xml:space="preserve">  "code": "resource.not_found",</w:t>
+        <w:t xml:space="preserve">  "code": "validation.invalid_request",</w:t>
       </w:r>
     </w:p>
     <w:p>
@@ -26717,7 +28095,7 @@
           <w:color w:val="233C7D"/>
           <w:sz w:val="19"/>
         </w:rPr>
-        <w:t xml:space="preserve">  "title": "Resource not found",</w:t>
+        <w:t xml:space="preserve">  "title": "Invalid request",</w:t>
       </w:r>
     </w:p>
     <w:p>
@@ -26733,6 +28111,102 @@
           <w:color w:val="233C7D"/>
           <w:sz w:val="19"/>
         </w:rPr>
+        <w:t xml:space="preserve">  "errors": [</w:t>
+      </w:r>
+    </w:p>
+    <w:p>
+      <w:pPr>
+        <w:keepNext/>
+        <w:spacing w:after="0"/>
+        <w:shd w:val="clear" w:color="auto" w:fill="F1F3F8"/>
+      </w:pPr>
+      <w:r>
+        <w:rPr>
+          <w:rFonts w:ascii="Consolas" w:hAnsi="Consolas"/>
+          <w:b w:val="0"/>
+          <w:color w:val="233C7D"/>
+          <w:sz w:val="19"/>
+        </w:rPr>
+        <w:t xml:space="preserve">    {</w:t>
+      </w:r>
+    </w:p>
+    <w:p>
+      <w:pPr>
+        <w:keepNext/>
+        <w:spacing w:after="0"/>
+        <w:shd w:val="clear" w:color="auto" w:fill="F1F3F8"/>
+      </w:pPr>
+      <w:r>
+        <w:rPr>
+          <w:rFonts w:ascii="Consolas" w:hAnsi="Consolas"/>
+          <w:b w:val="0"/>
+          <w:color w:val="233C7D"/>
+          <w:sz w:val="19"/>
+        </w:rPr>
+        <w:t xml:space="preserve">      "field": "printerIP",</w:t>
+      </w:r>
+    </w:p>
+    <w:p>
+      <w:pPr>
+        <w:keepNext/>
+        <w:spacing w:after="0"/>
+        <w:shd w:val="clear" w:color="auto" w:fill="F1F3F8"/>
+      </w:pPr>
+      <w:r>
+        <w:rPr>
+          <w:rFonts w:ascii="Consolas" w:hAnsi="Consolas"/>
+          <w:b w:val="0"/>
+          <w:color w:val="233C7D"/>
+          <w:sz w:val="19"/>
+        </w:rPr>
+        <w:t xml:space="preserve">      "code": "validation.invalid_value"</w:t>
+      </w:r>
+    </w:p>
+    <w:p>
+      <w:pPr>
+        <w:keepNext/>
+        <w:spacing w:after="0"/>
+        <w:shd w:val="clear" w:color="auto" w:fill="F1F3F8"/>
+      </w:pPr>
+      <w:r>
+        <w:rPr>
+          <w:rFonts w:ascii="Consolas" w:hAnsi="Consolas"/>
+          <w:b w:val="0"/>
+          <w:color w:val="233C7D"/>
+          <w:sz w:val="19"/>
+        </w:rPr>
+        <w:t xml:space="preserve">    }</w:t>
+      </w:r>
+    </w:p>
+    <w:p>
+      <w:pPr>
+        <w:keepNext/>
+        <w:spacing w:after="0"/>
+        <w:shd w:val="clear" w:color="auto" w:fill="F1F3F8"/>
+      </w:pPr>
+      <w:r>
+        <w:rPr>
+          <w:rFonts w:ascii="Consolas" w:hAnsi="Consolas"/>
+          <w:b w:val="0"/>
+          <w:color w:val="233C7D"/>
+          <w:sz w:val="19"/>
+        </w:rPr>
+        <w:t xml:space="preserve">  ],</w:t>
+      </w:r>
+    </w:p>
+    <w:p>
+      <w:pPr>
+        <w:keepNext/>
+        <w:spacing w:after="0"/>
+        <w:shd w:val="clear" w:color="auto" w:fill="F1F3F8"/>
+      </w:pPr>
+      <w:r>
+        <w:rPr>
+          <w:rFonts w:ascii="Consolas" w:hAnsi="Consolas"/>
+          <w:b w:val="0"/>
+          <w:color w:val="233C7D"/>
+          <w:sz w:val="19"/>
+        </w:rPr>
         <w:t xml:space="preserve">  "traceId": "00-4bf92f3577b34da6a3ce929d0e0e4736-00f067aa0ba902b7-01"</w:t>
       </w:r>
     </w:p>
@@ -26768,12 +28242,12 @@
           <w:rFonts w:ascii="Consolas" w:hAnsi="Consolas"/>
           <w:b w:val="0"/>
         </w:rPr>
-        <w:t>/api/taxation/download-guide-electronic-receipt</w:t>
-      </w:r>
-    </w:p>
-    <w:p>
-      <w:r>
-        <w:t>Fiscalizzazione: guida dello scontrino elettronico</w:t>
+        <w:t>/api/taxation/delete-printer</w:t>
+      </w:r>
+    </w:p>
+    <w:p>
+      <w:r>
+        <w:t>Fiscalizzazione: eliminazione di una stampante</w:t>
       </w:r>
     </w:p>
     <w:p>
@@ -26811,7 +28285,7 @@
           <w:b w:val="0"/>
           <w:color w:val="233C7D"/>
         </w:rPr>
-        <w:t>/api/taxation/download-guide-electronic-receipt</w:t>
+        <w:t>/api/taxation/delete-printer</w:t>
       </w:r>
     </w:p>
     <w:p>
@@ -26830,7 +28304,7 @@
           <w:b w:val="0"/>
           <w:color w:val="233C7D"/>
         </w:rPr>
-        <w:t>TaxationService.downloadGuideElectronicReceipt</w:t>
+        <w:t>TaxationService.deletePrinter</w:t>
       </w:r>
     </w:p>
     <w:p>
@@ -26855,7 +28329,7 @@
         <w:pStyle w:val="ListBullet"/>
       </w:pPr>
       <w:r>
-        <w:t>La chiama il bottone "Scarica la guida" della pagina Fiscalizzazione: il file ricevuto viene salvato sul dispositivo dell'utente.</w:t>
+        <w:t>La chiama il cestino di una riga della tabella delle stampanti (pagina Fiscalizzazione), dopo la conferma dell'utente ("Vuoi eliminare la stampante EPSON - 1?").</w:t>
       </w:r>
     </w:p>
     <w:p>
@@ -26863,7 +28337,7 @@
         <w:pStyle w:val="ListBullet"/>
       </w:pPr>
       <w:r>
-        <w:t>Il tipo del documento non è ancora deciso (PDF, Word…): il frontend salva qualsiasi file, con il nome dato dal server in Content-Disposition.</w:t>
+        <w:t>Durante la chiamata la pagina è coperta da uno spinner e non si può fare altro. Alla fine, riuscita o no, la tabella rifà taxation/printer-list. Se fallisce, il messaggio del code compare in un popup ("Operazione non riuscita").</w:t>
       </w:r>
     </w:p>
     <w:p>
@@ -26871,31 +28345,7 @@
         <w:pStyle w:val="ListBullet"/>
       </w:pPr>
       <w:r>
-        <w:t>Il corpo contiene solo idProperty, lo stabilimento dell'utente.</w:t>
-      </w:r>
-    </w:p>
-    <w:p>
-      <w:pPr>
-        <w:pStyle w:val="ListBullet"/>
-      </w:pPr>
-      <w:r>
-        <w:t>Se il server non manda un nome, il file si chiama electronic-receipt-guide. Il nome del server viene ripulito: niente cartelle né caratteri non validi.</w:t>
-      </w:r>
-    </w:p>
-    <w:p>
-      <w:pPr>
-        <w:pStyle w:val="ListBullet"/>
-      </w:pPr>
-      <w:r>
-        <w:t>Gli errori arrivano come le altre API (Problem Details in JSON). Se la chiamata fallisce, il messaggio del code compare in un popup ("Operazione non riuscita"). Durante la chiamata il bottone mostra lo spinner.</w:t>
-      </w:r>
-    </w:p>
-    <w:p>
-      <w:pPr>
-        <w:pStyle w:val="ListBullet"/>
-      </w:pPr>
-      <w:r>
-        <w:t>Se il server sta su un dominio diverso da quello del frontend, deve esporre l'header con Access-Control-Expose-Headers: Content-Disposition, altrimenti il browser non lo fa leggere e il file prende il nome di riserva.</w:t>
+        <w:t>Risposta 204 senza corpo: proposta del frontend, da confermare col backend.</w:t>
       </w:r>
     </w:p>
     <w:p>
@@ -26921,7 +28371,7 @@
           <w:rFonts w:ascii="Consolas" w:hAnsi="Consolas"/>
           <w:b w:val="0"/>
         </w:rPr>
-        <w:t>DownloadGuideElectronicReceiptRequest</w:t>
+        <w:t>DeletePrinterRequest</w:t>
       </w:r>
     </w:p>
     <w:tbl>
@@ -27067,6 +28517,69 @@
           </w:p>
         </w:tc>
       </w:tr>
+      <w:tr>
+        <w:trPr>
+          <w:cantSplit w:val="true"/>
+        </w:trPr>
+        <w:tc>
+          <w:tcPr>
+            <w:tcW w:type="dxa" w:w="2381"/>
+            <w:shd w:val="clear" w:color="auto" w:fill="F1F3F8"/>
+          </w:tcPr>
+          <w:p>
+            <w:pPr>
+              <w:spacing w:after="0"/>
+            </w:pPr>
+            <w:r>
+              <w:rPr>
+                <w:rFonts w:ascii="Consolas" w:hAnsi="Consolas"/>
+                <w:b w:val="0"/>
+                <w:color w:val="233C7D"/>
+                <w:sz w:val="19"/>
+              </w:rPr>
+              <w:t>idPrinter</w:t>
+            </w:r>
+          </w:p>
+        </w:tc>
+        <w:tc>
+          <w:tcPr>
+            <w:tcW w:type="dxa" w:w="2608"/>
+            <w:shd w:val="clear" w:color="auto" w:fill="F1F3F8"/>
+          </w:tcPr>
+          <w:p>
+            <w:pPr>
+              <w:spacing w:after="0"/>
+            </w:pPr>
+            <w:r>
+              <w:rPr>
+                <w:rFonts w:ascii="Consolas" w:hAnsi="Consolas"/>
+                <w:b w:val="0"/>
+                <w:color w:val="233C7D"/>
+                <w:sz w:val="19"/>
+              </w:rPr>
+              <w:t>string (UUID)</w:t>
+            </w:r>
+          </w:p>
+        </w:tc>
+        <w:tc>
+          <w:tcPr>
+            <w:tcW w:type="dxa" w:w="4876"/>
+            <w:shd w:val="clear" w:color="auto" w:fill="F1F3F8"/>
+          </w:tcPr>
+          <w:p>
+            <w:pPr>
+              <w:spacing w:after="0"/>
+            </w:pPr>
+            <w:r>
+              <w:rPr>
+                <w:b w:val="0"/>
+                <w:sz w:val="19"/>
+              </w:rPr>
+              <w:t>Stampante da eliminare: idPrinter di taxation/printer-list.</w:t>
+            </w:r>
+          </w:p>
+        </w:tc>
+      </w:tr>
     </w:tbl>
     <w:p>
       <w:pPr>
@@ -27110,7 +28623,23 @@
           <w:color w:val="233C7D"/>
           <w:sz w:val="19"/>
         </w:rPr>
-        <w:t xml:space="preserve">  "idProperty": "5b1f3c7e-2d4a-4e8b-9c1d-7a6e5f4b3c2d"</w:t>
+        <w:t xml:space="preserve">  "idProperty": "5b1f3c7e-2d4a-4e8b-9c1d-7a6e5f4b3c2d",</w:t>
+      </w:r>
+    </w:p>
+    <w:p>
+      <w:pPr>
+        <w:keepNext/>
+        <w:spacing w:after="0"/>
+        <w:shd w:val="clear" w:color="auto" w:fill="F1F3F8"/>
+      </w:pPr>
+      <w:r>
+        <w:rPr>
+          <w:rFonts w:ascii="Consolas" w:hAnsi="Consolas"/>
+          <w:b w:val="0"/>
+          <w:color w:val="233C7D"/>
+          <w:sz w:val="19"/>
+        </w:rPr>
+        <w:t xml:space="preserve">  "idPrinter": "5f0c2a1e-8b3d-4c6f-9a2e-1d7b3c4e5f60"</w:t>
       </w:r>
     </w:p>
     <w:p>
@@ -27151,20 +28680,20 @@
         <w:rPr>
           <w:b w:val="0"/>
         </w:rPr>
-        <w:t>200 OK</w:t>
-      </w:r>
-    </w:p>
-    <w:p>
-      <w:r>
-        <w:t>Il corpo è il file della guida (binario), non JSON.</w:t>
-      </w:r>
-    </w:p>
-    <w:p>
-      <w:pPr>
-        <w:pStyle w:val="Heading3"/>
-      </w:pPr>
-      <w:r>
-        <w:t>Header della risposta</w:t>
+        <w:t>204 No Content (nessun corpo)</w:t>
+      </w:r>
+    </w:p>
+    <w:p>
+      <w:r>
+        <w:t>Nessun corpo nella risposta, quindi nessun JSON.</w:t>
+      </w:r>
+    </w:p>
+    <w:p>
+      <w:pPr>
+        <w:pStyle w:val="Heading2"/>
+      </w:pPr>
+      <w:r>
+        <w:t>Errori possibili</w:t>
       </w:r>
     </w:p>
     <w:tbl>
@@ -27194,7 +28723,7 @@
         </w:trPr>
         <w:tc>
           <w:tcPr>
-            <w:tcW w:type="dxa" w:w="2381"/>
+            <w:tcW w:type="dxa" w:w="907"/>
             <w:shd w:val="clear" w:color="auto" w:fill="233C7D"/>
           </w:tcPr>
           <w:p>
@@ -27207,13 +28736,13 @@
                 <w:color w:val="FFFFFF"/>
                 <w:sz w:val="20"/>
               </w:rPr>
-              <w:t>Header</w:t>
-            </w:r>
-          </w:p>
-        </w:tc>
-        <w:tc>
-          <w:tcPr>
-            <w:tcW w:type="dxa" w:w="2608"/>
+              <w:t>Status</w:t>
+            </w:r>
+          </w:p>
+        </w:tc>
+        <w:tc>
+          <w:tcPr>
+            <w:tcW w:type="dxa" w:w="3061"/>
             <w:shd w:val="clear" w:color="auto" w:fill="233C7D"/>
           </w:tcPr>
           <w:p>
@@ -27226,13 +28755,13 @@
                 <w:color w:val="FFFFFF"/>
                 <w:sz w:val="20"/>
               </w:rPr>
-              <w:t>Valore</w:t>
-            </w:r>
-          </w:p>
-        </w:tc>
-        <w:tc>
-          <w:tcPr>
-            <w:tcW w:type="dxa" w:w="4876"/>
+              <w:t>Codice</w:t>
+            </w:r>
+          </w:p>
+        </w:tc>
+        <w:tc>
+          <w:tcPr>
+            <w:tcW w:type="dxa" w:w="5896"/>
             <w:shd w:val="clear" w:color="auto" w:fill="233C7D"/>
           </w:tcPr>
           <w:p>
@@ -27245,7 +28774,7 @@
                 <w:color w:val="FFFFFF"/>
                 <w:sz w:val="20"/>
               </w:rPr>
-              <w:t>Descrizione</w:t>
+              <w:t>Quando</w:t>
             </w:r>
           </w:p>
         </w:tc>
@@ -27256,7 +28785,7 @@
         </w:trPr>
         <w:tc>
           <w:tcPr>
-            <w:tcW w:type="dxa" w:w="2381"/>
+            <w:tcW w:type="dxa" w:w="907"/>
           </w:tcPr>
           <w:p>
             <w:pPr>
@@ -27269,13 +28798,13 @@
                 <w:color w:val="233C7D"/>
                 <w:sz w:val="19"/>
               </w:rPr>
-              <w:t>Content-Type</w:t>
-            </w:r>
-          </w:p>
-        </w:tc>
-        <w:tc>
-          <w:tcPr>
-            <w:tcW w:type="dxa" w:w="2608"/>
+              <w:t>403</w:t>
+            </w:r>
+          </w:p>
+        </w:tc>
+        <w:tc>
+          <w:tcPr>
+            <w:tcW w:type="dxa" w:w="3061"/>
           </w:tcPr>
           <w:p>
             <w:pPr>
@@ -27288,24 +28817,24 @@
                 <w:color w:val="233C7D"/>
                 <w:sz w:val="19"/>
               </w:rPr>
-              <w:t>application/pdf</w:t>
-            </w:r>
-          </w:p>
-        </w:tc>
-        <w:tc>
-          <w:tcPr>
-            <w:tcW w:type="dxa" w:w="4876"/>
-          </w:tcPr>
-          <w:p>
-            <w:pPr>
-              <w:spacing w:after="0"/>
-            </w:pPr>
-            <w:r>
-              <w:rPr>
-                <w:b w:val="0"/>
-                <w:sz w:val="19"/>
-              </w:rPr>
-              <w:t>Tipo del file (esempio: il tipo non è ancora deciso).</w:t>
+              <w:t>operation.not_allowed</w:t>
+            </w:r>
+          </w:p>
+        </w:tc>
+        <w:tc>
+          <w:tcPr>
+            <w:tcW w:type="dxa" w:w="5896"/>
+          </w:tcPr>
+          <w:p>
+            <w:pPr>
+              <w:spacing w:after="0"/>
+            </w:pPr>
+            <w:r>
+              <w:rPr>
+                <w:b w:val="0"/>
+                <w:sz w:val="19"/>
+              </w:rPr>
+              <w:t>idProperty assente, sconosciuto o non dell'utente: l'operazione è annullata, senza errors[].</w:t>
             </w:r>
           </w:p>
         </w:tc>
@@ -27316,7 +28845,7 @@
         </w:trPr>
         <w:tc>
           <w:tcPr>
-            <w:tcW w:type="dxa" w:w="2381"/>
+            <w:tcW w:type="dxa" w:w="907"/>
             <w:shd w:val="clear" w:color="auto" w:fill="F1F3F8"/>
           </w:tcPr>
           <w:p>
@@ -27330,13 +28859,13 @@
                 <w:color w:val="233C7D"/>
                 <w:sz w:val="19"/>
               </w:rPr>
-              <w:t>Content-Disposition</w:t>
-            </w:r>
-          </w:p>
-        </w:tc>
-        <w:tc>
-          <w:tcPr>
-            <w:tcW w:type="dxa" w:w="2608"/>
+              <w:t>404</w:t>
+            </w:r>
+          </w:p>
+        </w:tc>
+        <w:tc>
+          <w:tcPr>
+            <w:tcW w:type="dxa" w:w="3061"/>
             <w:shd w:val="clear" w:color="auto" w:fill="F1F3F8"/>
           </w:tcPr>
           <w:p>
@@ -27350,13 +28879,13 @@
                 <w:color w:val="233C7D"/>
                 <w:sz w:val="19"/>
               </w:rPr>
-              <w:t>attachment; filename="guida-scontrino-elettronico.pdf"</w:t>
-            </w:r>
-          </w:p>
-        </w:tc>
-        <w:tc>
-          <w:tcPr>
-            <w:tcW w:type="dxa" w:w="4876"/>
+              <w:t>resource.not_found</w:t>
+            </w:r>
+          </w:p>
+        </w:tc>
+        <w:tc>
+          <w:tcPr>
+            <w:tcW w:type="dxa" w:w="5896"/>
             <w:shd w:val="clear" w:color="auto" w:fill="F1F3F8"/>
           </w:tcPr>
           <w:p>
@@ -27368,7 +28897,130 @@
                 <w:b w:val="0"/>
                 <w:sz w:val="19"/>
               </w:rPr>
-              <w:t>Nome del file; per nomi con lettere accentate anche filename*=UTF-8''…</w:t>
+              <w:t>idPrinter non è una stampante dello stabilimento: l'operazione è annullata, senza errors[].</w:t>
+            </w:r>
+          </w:p>
+        </w:tc>
+      </w:tr>
+      <w:tr>
+        <w:trPr>
+          <w:cantSplit w:val="true"/>
+        </w:trPr>
+        <w:tc>
+          <w:tcPr>
+            <w:tcW w:type="dxa" w:w="907"/>
+          </w:tcPr>
+          <w:p>
+            <w:pPr>
+              <w:spacing w:after="0"/>
+            </w:pPr>
+            <w:r>
+              <w:rPr>
+                <w:rFonts w:ascii="Consolas" w:hAnsi="Consolas"/>
+                <w:b w:val="0"/>
+                <w:color w:val="233C7D"/>
+                <w:sz w:val="19"/>
+              </w:rPr>
+              <w:t>401</w:t>
+            </w:r>
+          </w:p>
+        </w:tc>
+        <w:tc>
+          <w:tcPr>
+            <w:tcW w:type="dxa" w:w="3061"/>
+          </w:tcPr>
+          <w:p>
+            <w:pPr>
+              <w:spacing w:after="0"/>
+            </w:pPr>
+            <w:r>
+              <w:rPr>
+                <w:rFonts w:ascii="Consolas" w:hAnsi="Consolas"/>
+                <w:b w:val="0"/>
+                <w:color w:val="233C7D"/>
+                <w:sz w:val="19"/>
+              </w:rPr>
+              <w:t>auth.invalid_token</w:t>
+            </w:r>
+          </w:p>
+        </w:tc>
+        <w:tc>
+          <w:tcPr>
+            <w:tcW w:type="dxa" w:w="5896"/>
+          </w:tcPr>
+          <w:p>
+            <w:pPr>
+              <w:spacing w:after="0"/>
+            </w:pPr>
+            <w:r>
+              <w:rPr>
+                <w:b w:val="0"/>
+                <w:sz w:val="19"/>
+              </w:rPr>
+              <w:t>Access token assente, scaduto o non valido: il frontend rinnova il token e ripete la chiamata una volta.</w:t>
+            </w:r>
+          </w:p>
+        </w:tc>
+      </w:tr>
+      <w:tr>
+        <w:trPr>
+          <w:cantSplit w:val="true"/>
+        </w:trPr>
+        <w:tc>
+          <w:tcPr>
+            <w:tcW w:type="dxa" w:w="907"/>
+            <w:shd w:val="clear" w:color="auto" w:fill="F1F3F8"/>
+          </w:tcPr>
+          <w:p>
+            <w:pPr>
+              <w:spacing w:after="0"/>
+            </w:pPr>
+            <w:r>
+              <w:rPr>
+                <w:rFonts w:ascii="Consolas" w:hAnsi="Consolas"/>
+                <w:b w:val="0"/>
+                <w:color w:val="233C7D"/>
+                <w:sz w:val="19"/>
+              </w:rPr>
+              <w:t>500</w:t>
+            </w:r>
+          </w:p>
+        </w:tc>
+        <w:tc>
+          <w:tcPr>
+            <w:tcW w:type="dxa" w:w="3061"/>
+            <w:shd w:val="clear" w:color="auto" w:fill="F1F3F8"/>
+          </w:tcPr>
+          <w:p>
+            <w:pPr>
+              <w:spacing w:after="0"/>
+            </w:pPr>
+            <w:r>
+              <w:rPr>
+                <w:rFonts w:ascii="Consolas" w:hAnsi="Consolas"/>
+                <w:b w:val="0"/>
+                <w:color w:val="233C7D"/>
+                <w:sz w:val="19"/>
+              </w:rPr>
+              <w:t>server.unexpected</w:t>
+            </w:r>
+          </w:p>
+        </w:tc>
+        <w:tc>
+          <w:tcPr>
+            <w:tcW w:type="dxa" w:w="5896"/>
+            <w:shd w:val="clear" w:color="auto" w:fill="F1F3F8"/>
+          </w:tcPr>
+          <w:p>
+            <w:pPr>
+              <w:spacing w:after="0"/>
+            </w:pPr>
+            <w:r>
+              <w:rPr>
+                <w:b w:val="0"/>
+                <w:sz w:val="19"/>
+              </w:rPr>
+              <w:t>Errore non gestito del server (vale per ogni API).</w:t>
             </w:r>
           </w:p>
         </w:tc>
@@ -27381,10 +29033,302 @@
     </w:p>
     <w:p>
       <w:pPr>
+        <w:pStyle w:val="Heading3"/>
+      </w:pPr>
+      <w:r>
+        <w:t>Esempio di errore (JSON)</w:t>
+      </w:r>
+    </w:p>
+    <w:p>
+      <w:pPr>
+        <w:keepNext/>
+      </w:pPr>
+      <w:r>
+        <w:t>Risposta a una richiesta con un idPrinter che non è una stampante dello stabilimento:</w:t>
+      </w:r>
+    </w:p>
+    <w:p>
+      <w:pPr>
+        <w:keepNext/>
+        <w:spacing w:after="0"/>
+        <w:shd w:val="clear" w:color="auto" w:fill="F1F3F8"/>
+      </w:pPr>
+      <w:r>
+        <w:rPr>
+          <w:rFonts w:ascii="Consolas" w:hAnsi="Consolas"/>
+          <w:b w:val="0"/>
+          <w:color w:val="233C7D"/>
+          <w:sz w:val="19"/>
+        </w:rPr>
+        <w:t>{</w:t>
+      </w:r>
+    </w:p>
+    <w:p>
+      <w:pPr>
+        <w:keepNext/>
+        <w:spacing w:after="0"/>
+        <w:shd w:val="clear" w:color="auto" w:fill="F1F3F8"/>
+      </w:pPr>
+      <w:r>
+        <w:rPr>
+          <w:rFonts w:ascii="Consolas" w:hAnsi="Consolas"/>
+          <w:b w:val="0"/>
+          <w:color w:val="233C7D"/>
+          <w:sz w:val="19"/>
+        </w:rPr>
+        <w:t xml:space="preserve">  "type": "https://errors.summerbooking/resource/not-found",</w:t>
+      </w:r>
+    </w:p>
+    <w:p>
+      <w:pPr>
+        <w:keepNext/>
+        <w:spacing w:after="0"/>
+        <w:shd w:val="clear" w:color="auto" w:fill="F1F3F8"/>
+      </w:pPr>
+      <w:r>
+        <w:rPr>
+          <w:rFonts w:ascii="Consolas" w:hAnsi="Consolas"/>
+          <w:b w:val="0"/>
+          <w:color w:val="233C7D"/>
+          <w:sz w:val="19"/>
+        </w:rPr>
+        <w:t xml:space="preserve">  "status": 404,</w:t>
+      </w:r>
+    </w:p>
+    <w:p>
+      <w:pPr>
+        <w:keepNext/>
+        <w:spacing w:after="0"/>
+        <w:shd w:val="clear" w:color="auto" w:fill="F1F3F8"/>
+      </w:pPr>
+      <w:r>
+        <w:rPr>
+          <w:rFonts w:ascii="Consolas" w:hAnsi="Consolas"/>
+          <w:b w:val="0"/>
+          <w:color w:val="233C7D"/>
+          <w:sz w:val="19"/>
+        </w:rPr>
+        <w:t xml:space="preserve">  "code": "resource.not_found",</w:t>
+      </w:r>
+    </w:p>
+    <w:p>
+      <w:pPr>
+        <w:keepNext/>
+        <w:spacing w:after="0"/>
+        <w:shd w:val="clear" w:color="auto" w:fill="F1F3F8"/>
+      </w:pPr>
+      <w:r>
+        <w:rPr>
+          <w:rFonts w:ascii="Consolas" w:hAnsi="Consolas"/>
+          <w:b w:val="0"/>
+          <w:color w:val="233C7D"/>
+          <w:sz w:val="19"/>
+        </w:rPr>
+        <w:t xml:space="preserve">  "title": "Resource not found",</w:t>
+      </w:r>
+    </w:p>
+    <w:p>
+      <w:pPr>
+        <w:keepNext/>
+        <w:spacing w:after="0"/>
+        <w:shd w:val="clear" w:color="auto" w:fill="F1F3F8"/>
+      </w:pPr>
+      <w:r>
+        <w:rPr>
+          <w:rFonts w:ascii="Consolas" w:hAnsi="Consolas"/>
+          <w:b w:val="0"/>
+          <w:color w:val="233C7D"/>
+          <w:sz w:val="19"/>
+        </w:rPr>
+        <w:t xml:space="preserve">  "traceId": "00-4bf92f3577b34da6a3ce929d0e0e4736-00f067aa0ba902b7-01"</w:t>
+      </w:r>
+    </w:p>
+    <w:p>
+      <w:pPr>
+        <w:keepNext w:val="0"/>
+        <w:spacing w:after="120"/>
+        <w:shd w:val="clear" w:color="auto" w:fill="F1F3F8"/>
+      </w:pPr>
+      <w:r>
+        <w:rPr>
+          <w:rFonts w:ascii="Consolas" w:hAnsi="Consolas"/>
+          <w:b w:val="0"/>
+          <w:color w:val="233C7D"/>
+          <w:sz w:val="19"/>
+        </w:rPr>
+        <w:t>}</w:t>
+      </w:r>
+    </w:p>
+    <w:p>
+      <w:pPr>
+        <w:pStyle w:val="Heading1"/>
+        <w:pageBreakBefore/>
+      </w:pPr>
+      <w:r>
+        <w:rPr>
+          <w:b w:val="0"/>
+        </w:rPr>
+        <w:t xml:space="preserve">POST </w:t>
+      </w:r>
+      <w:r>
+        <w:rPr>
+          <w:rFonts w:ascii="Consolas" w:hAnsi="Consolas"/>
+          <w:b w:val="0"/>
+        </w:rPr>
+        <w:t>/api/taxation/download-guide-electronic-receipt</w:t>
+      </w:r>
+    </w:p>
+    <w:p>
+      <w:r>
+        <w:t>Fiscalizzazione: guida dello scontrino elettronico</w:t>
+      </w:r>
+    </w:p>
+    <w:p>
+      <w:pPr>
+        <w:spacing w:after="40"/>
+      </w:pPr>
+      <w:r>
+        <w:rPr>
+          <w:b/>
+        </w:rPr>
+        <w:t xml:space="preserve">Metodo: </w:t>
+      </w:r>
+      <w:r>
+        <w:rPr>
+          <w:rFonts w:ascii="Consolas" w:hAnsi="Consolas"/>
+          <w:b w:val="0"/>
+          <w:color w:val="233C7D"/>
+        </w:rPr>
+        <w:t>POST</w:t>
+      </w:r>
+    </w:p>
+    <w:p>
+      <w:pPr>
+        <w:spacing w:after="40"/>
+      </w:pPr>
+      <w:r>
+        <w:rPr>
+          <w:b/>
+        </w:rPr>
+        <w:t xml:space="preserve">Route: </w:t>
+      </w:r>
+      <w:r>
+        <w:rPr>
+          <w:rFonts w:ascii="Consolas" w:hAnsi="Consolas"/>
+          <w:b w:val="0"/>
+          <w:color w:val="233C7D"/>
+        </w:rPr>
+        <w:t>/api/taxation/download-guide-electronic-receipt</w:t>
+      </w:r>
+    </w:p>
+    <w:p>
+      <w:pPr>
+        <w:spacing w:after="40"/>
+      </w:pPr>
+      <w:r>
+        <w:rPr>
+          <w:b/>
+        </w:rPr>
+        <w:t xml:space="preserve">Nel frontend: </w:t>
+      </w:r>
+      <w:r>
+        <w:rPr>
+          <w:rFonts w:ascii="Consolas" w:hAnsi="Consolas"/>
+          <w:b w:val="0"/>
+          <w:color w:val="233C7D"/>
+        </w:rPr>
+        <w:t>TaxationService.downloadGuideElectronicReceipt</w:t>
+      </w:r>
+    </w:p>
+    <w:p>
+      <w:pPr>
+        <w:spacing w:after="40"/>
+      </w:pPr>
+      <w:r>
+        <w:rPr>
+          <w:b/>
+        </w:rPr>
+        <w:t xml:space="preserve">Autenticazione: </w:t>
+      </w:r>
+      <w:r>
+        <w:rPr>
+          <w:b w:val="0"/>
+        </w:rPr>
+        <w:t>Header Authorization: Bearer &lt;accessToken&gt;.</w:t>
+      </w:r>
+    </w:p>
+    <w:p>
+      <w:pPr>
+        <w:pStyle w:val="ListBullet"/>
+      </w:pPr>
+      <w:r>
+        <w:t>La chiama il bottone "Scarica la guida" della pagina Fiscalizzazione: il file ricevuto viene salvato sul dispositivo dell'utente.</w:t>
+      </w:r>
+    </w:p>
+    <w:p>
+      <w:pPr>
+        <w:pStyle w:val="ListBullet"/>
+      </w:pPr>
+      <w:r>
+        <w:t>Il tipo del documento non è ancora deciso (PDF, Word…): il frontend salva qualsiasi file, con il nome dato dal server in Content-Disposition.</w:t>
+      </w:r>
+    </w:p>
+    <w:p>
+      <w:pPr>
+        <w:pStyle w:val="ListBullet"/>
+      </w:pPr>
+      <w:r>
+        <w:t>Il corpo contiene solo idProperty, lo stabilimento dell'utente.</w:t>
+      </w:r>
+    </w:p>
+    <w:p>
+      <w:pPr>
+        <w:pStyle w:val="ListBullet"/>
+      </w:pPr>
+      <w:r>
+        <w:t>Se il server non manda un nome, il file si chiama electronic-receipt-guide. Il nome del server viene ripulito: niente cartelle né caratteri non validi.</w:t>
+      </w:r>
+    </w:p>
+    <w:p>
+      <w:pPr>
+        <w:pStyle w:val="ListBullet"/>
+      </w:pPr>
+      <w:r>
+        <w:t>Gli errori arrivano come le altre API (Problem Details in JSON). Se la chiamata fallisce, il messaggio del code compare in un popup ("Operazione non riuscita"). Durante la chiamata il bottone mostra lo spinner.</w:t>
+      </w:r>
+    </w:p>
+    <w:p>
+      <w:pPr>
+        <w:pStyle w:val="ListBullet"/>
+      </w:pPr>
+      <w:r>
+        <w:t>Se il server sta su un dominio diverso da quello del frontend, deve esporre l'header con Access-Control-Expose-Headers: Content-Disposition, altrimenti il browser non lo fa leggere e il file prende il nome di riserva.</w:t>
+      </w:r>
+    </w:p>
+    <w:p>
+      <w:pPr>
         <w:pStyle w:val="Heading2"/>
       </w:pPr>
       <w:r>
-        <w:t>Errori possibili</w:t>
+        <w:t>Payload inviato al backend</w:t>
+      </w:r>
+    </w:p>
+    <w:p>
+      <w:pPr>
+        <w:pStyle w:val="Heading3"/>
+      </w:pPr>
+      <w:r>
+        <w:rPr>
+          <w:b w:val="0"/>
+        </w:rPr>
+        <w:t xml:space="preserve">Corpo JSON: </w:t>
+      </w:r>
+      <w:r>
+        <w:rPr>
+          <w:rFonts w:ascii="Consolas" w:hAnsi="Consolas"/>
+          <w:b w:val="0"/>
+        </w:rPr>
+        <w:t>DownloadGuideElectronicReceiptRequest</w:t>
       </w:r>
     </w:p>
     <w:tbl>
@@ -27414,7 +29358,7 @@
         </w:trPr>
         <w:tc>
           <w:tcPr>
-            <w:tcW w:type="dxa" w:w="907"/>
+            <w:tcW w:type="dxa" w:w="2381"/>
             <w:shd w:val="clear" w:color="auto" w:fill="233C7D"/>
           </w:tcPr>
           <w:p>
@@ -27427,13 +29371,13 @@
                 <w:color w:val="FFFFFF"/>
                 <w:sz w:val="20"/>
               </w:rPr>
-              <w:t>Status</w:t>
-            </w:r>
-          </w:p>
-        </w:tc>
-        <w:tc>
-          <w:tcPr>
-            <w:tcW w:type="dxa" w:w="3061"/>
+              <w:t>Parametro</w:t>
+            </w:r>
+          </w:p>
+        </w:tc>
+        <w:tc>
+          <w:tcPr>
+            <w:tcW w:type="dxa" w:w="2608"/>
             <w:shd w:val="clear" w:color="auto" w:fill="233C7D"/>
           </w:tcPr>
           <w:p>
@@ -27446,13 +29390,13 @@
                 <w:color w:val="FFFFFF"/>
                 <w:sz w:val="20"/>
               </w:rPr>
-              <w:t>Codice</w:t>
-            </w:r>
-          </w:p>
-        </w:tc>
-        <w:tc>
-          <w:tcPr>
-            <w:tcW w:type="dxa" w:w="5896"/>
+              <w:t>Tipo</w:t>
+            </w:r>
+          </w:p>
+        </w:tc>
+        <w:tc>
+          <w:tcPr>
+            <w:tcW w:type="dxa" w:w="4876"/>
             <w:shd w:val="clear" w:color="auto" w:fill="233C7D"/>
           </w:tcPr>
           <w:p>
@@ -27465,7 +29409,7 @@
                 <w:color w:val="FFFFFF"/>
                 <w:sz w:val="20"/>
               </w:rPr>
-              <w:t>Quando</w:t>
+              <w:t>Descrizione</w:t>
             </w:r>
           </w:p>
         </w:tc>
@@ -27476,7 +29420,7 @@
         </w:trPr>
         <w:tc>
           <w:tcPr>
-            <w:tcW w:type="dxa" w:w="907"/>
+            <w:tcW w:type="dxa" w:w="2381"/>
           </w:tcPr>
           <w:p>
             <w:pPr>
@@ -27489,13 +29433,13 @@
                 <w:color w:val="233C7D"/>
                 <w:sz w:val="19"/>
               </w:rPr>
-              <w:t>403</w:t>
-            </w:r>
-          </w:p>
-        </w:tc>
-        <w:tc>
-          <w:tcPr>
-            <w:tcW w:type="dxa" w:w="3061"/>
+              <w:t>idProperty</w:t>
+            </w:r>
+          </w:p>
+        </w:tc>
+        <w:tc>
+          <w:tcPr>
+            <w:tcW w:type="dxa" w:w="2608"/>
           </w:tcPr>
           <w:p>
             <w:pPr>
@@ -27508,24 +29452,207 @@
                 <w:color w:val="233C7D"/>
                 <w:sz w:val="19"/>
               </w:rPr>
-              <w:t>operation.not_allowed</w:t>
-            </w:r>
-          </w:p>
-        </w:tc>
-        <w:tc>
-          <w:tcPr>
-            <w:tcW w:type="dxa" w:w="5896"/>
-          </w:tcPr>
-          <w:p>
-            <w:pPr>
-              <w:spacing w:after="0"/>
-            </w:pPr>
-            <w:r>
-              <w:rPr>
-                <w:b w:val="0"/>
-                <w:sz w:val="19"/>
-              </w:rPr>
-              <w:t>idProperty assente, sconosciuto o non dell'utente: l'operazione è annullata, senza errors[].</w:t>
+              <w:t>string (UUID)</w:t>
+            </w:r>
+          </w:p>
+        </w:tc>
+        <w:tc>
+          <w:tcPr>
+            <w:tcW w:type="dxa" w:w="4876"/>
+          </w:tcPr>
+          <w:p>
+            <w:pPr>
+              <w:spacing w:after="0"/>
+            </w:pPr>
+            <w:r>
+              <w:rPr>
+                <w:b w:val="0"/>
+                <w:sz w:val="19"/>
+              </w:rPr>
+              <w:t>Stabilimento dell'utente (da AuthUser.idProperty).</w:t>
+            </w:r>
+          </w:p>
+        </w:tc>
+      </w:tr>
+    </w:tbl>
+    <w:p>
+      <w:pPr>
+        <w:spacing w:after="40"/>
+      </w:pPr>
+    </w:p>
+    <w:p>
+      <w:pPr>
+        <w:pStyle w:val="Heading3"/>
+      </w:pPr>
+      <w:r>
+        <w:t>Esempio di richiesta (JSON)</w:t>
+      </w:r>
+    </w:p>
+    <w:p>
+      <w:pPr>
+        <w:keepNext/>
+        <w:spacing w:after="0"/>
+        <w:shd w:val="clear" w:color="auto" w:fill="F1F3F8"/>
+      </w:pPr>
+      <w:r>
+        <w:rPr>
+          <w:rFonts w:ascii="Consolas" w:hAnsi="Consolas"/>
+          <w:b w:val="0"/>
+          <w:color w:val="233C7D"/>
+          <w:sz w:val="19"/>
+        </w:rPr>
+        <w:t>{</w:t>
+      </w:r>
+    </w:p>
+    <w:p>
+      <w:pPr>
+        <w:keepNext/>
+        <w:spacing w:after="0"/>
+        <w:shd w:val="clear" w:color="auto" w:fill="F1F3F8"/>
+      </w:pPr>
+      <w:r>
+        <w:rPr>
+          <w:rFonts w:ascii="Consolas" w:hAnsi="Consolas"/>
+          <w:b w:val="0"/>
+          <w:color w:val="233C7D"/>
+          <w:sz w:val="19"/>
+        </w:rPr>
+        <w:t xml:space="preserve">  "idProperty": "5b1f3c7e-2d4a-4e8b-9c1d-7a6e5f4b3c2d"</w:t>
+      </w:r>
+    </w:p>
+    <w:p>
+      <w:pPr>
+        <w:keepNext w:val="0"/>
+        <w:spacing w:after="120"/>
+        <w:shd w:val="clear" w:color="auto" w:fill="F1F3F8"/>
+      </w:pPr>
+      <w:r>
+        <w:rPr>
+          <w:rFonts w:ascii="Consolas" w:hAnsi="Consolas"/>
+          <w:b w:val="0"/>
+          <w:color w:val="233C7D"/>
+          <w:sz w:val="19"/>
+        </w:rPr>
+        <w:t>}</w:t>
+      </w:r>
+    </w:p>
+    <w:p>
+      <w:pPr>
+        <w:pStyle w:val="Heading2"/>
+      </w:pPr>
+      <w:r>
+        <w:t>Risposta attesa dal server</w:t>
+      </w:r>
+    </w:p>
+    <w:p>
+      <w:pPr>
+        <w:spacing w:after="40"/>
+      </w:pPr>
+      <w:r>
+        <w:rPr>
+          <w:b/>
+        </w:rPr>
+        <w:t xml:space="preserve">Stato: </w:t>
+      </w:r>
+      <w:r>
+        <w:rPr>
+          <w:b w:val="0"/>
+        </w:rPr>
+        <w:t>200 OK</w:t>
+      </w:r>
+    </w:p>
+    <w:p>
+      <w:r>
+        <w:t>Il corpo è il file della guida (binario), non JSON.</w:t>
+      </w:r>
+    </w:p>
+    <w:p>
+      <w:pPr>
+        <w:pStyle w:val="Heading3"/>
+      </w:pPr>
+      <w:r>
+        <w:t>Header della risposta</w:t>
+      </w:r>
+    </w:p>
+    <w:tbl>
+      <w:tblPr>
+        <w:tblW w:type="auto" w:w="0"/>
+        <w:jc w:val="center"/>
+        <w:tblLayout w:type="fixed"/>
+        <w:tblLook w:firstColumn="1" w:firstRow="1" w:lastColumn="0" w:lastRow="0" w:noHBand="0" w:noVBand="1" w:val="04A0"/>
+        <w:tblBorders>
+          <w:top w:val="single" w:sz="4" w:color="C9CED8"/>
+          <w:left w:val="single" w:sz="4" w:color="C9CED8"/>
+          <w:bottom w:val="single" w:sz="4" w:color="C9CED8"/>
+          <w:right w:val="single" w:sz="4" w:color="C9CED8"/>
+          <w:insideH w:val="single" w:sz="4" w:color="C9CED8"/>
+          <w:insideV w:val="single" w:sz="4" w:color="C9CED8"/>
+        </w:tblBorders>
+      </w:tblPr>
+      <w:tblGrid>
+        <w:gridCol w:w="3289"/>
+        <w:gridCol w:w="3289"/>
+        <w:gridCol w:w="3289"/>
+      </w:tblGrid>
+      <w:tr>
+        <w:trPr>
+          <w:cantSplit w:val="true"/>
+          <w:tblHeader w:val="true"/>
+        </w:trPr>
+        <w:tc>
+          <w:tcPr>
+            <w:tcW w:type="dxa" w:w="2381"/>
+            <w:shd w:val="clear" w:color="auto" w:fill="233C7D"/>
+          </w:tcPr>
+          <w:p>
+            <w:pPr>
+              <w:spacing w:after="0"/>
+            </w:pPr>
+            <w:r>
+              <w:rPr>
+                <w:b/>
+                <w:color w:val="FFFFFF"/>
+                <w:sz w:val="20"/>
+              </w:rPr>
+              <w:t>Header</w:t>
+            </w:r>
+          </w:p>
+        </w:tc>
+        <w:tc>
+          <w:tcPr>
+            <w:tcW w:type="dxa" w:w="2608"/>
+            <w:shd w:val="clear" w:color="auto" w:fill="233C7D"/>
+          </w:tcPr>
+          <w:p>
+            <w:pPr>
+              <w:spacing w:after="0"/>
+            </w:pPr>
+            <w:r>
+              <w:rPr>
+                <w:b/>
+                <w:color w:val="FFFFFF"/>
+                <w:sz w:val="20"/>
+              </w:rPr>
+              <w:t>Valore</w:t>
+            </w:r>
+          </w:p>
+        </w:tc>
+        <w:tc>
+          <w:tcPr>
+            <w:tcW w:type="dxa" w:w="4876"/>
+            <w:shd w:val="clear" w:color="auto" w:fill="233C7D"/>
+          </w:tcPr>
+          <w:p>
+            <w:pPr>
+              <w:spacing w:after="0"/>
+            </w:pPr>
+            <w:r>
+              <w:rPr>
+                <w:b/>
+                <w:color w:val="FFFFFF"/>
+                <w:sz w:val="20"/>
+              </w:rPr>
+              <w:t>Descrizione</w:t>
             </w:r>
           </w:p>
         </w:tc>
@@ -27536,8 +29663,7 @@
         </w:trPr>
         <w:tc>
           <w:tcPr>
-            <w:tcW w:type="dxa" w:w="907"/>
-            <w:shd w:val="clear" w:color="auto" w:fill="F1F3F8"/>
+            <w:tcW w:type="dxa" w:w="2381"/>
           </w:tcPr>
           <w:p>
             <w:pPr>
@@ -27550,14 +29676,13 @@
                 <w:color w:val="233C7D"/>
                 <w:sz w:val="19"/>
               </w:rPr>
-              <w:t>401</w:t>
-            </w:r>
-          </w:p>
-        </w:tc>
-        <w:tc>
-          <w:tcPr>
-            <w:tcW w:type="dxa" w:w="3061"/>
-            <w:shd w:val="clear" w:color="auto" w:fill="F1F3F8"/>
+              <w:t>Content-Type</w:t>
+            </w:r>
+          </w:p>
+        </w:tc>
+        <w:tc>
+          <w:tcPr>
+            <w:tcW w:type="dxa" w:w="2608"/>
           </w:tcPr>
           <w:p>
             <w:pPr>
@@ -27570,25 +29695,24 @@
                 <w:color w:val="233C7D"/>
                 <w:sz w:val="19"/>
               </w:rPr>
-              <w:t>auth.invalid_token</w:t>
-            </w:r>
-          </w:p>
-        </w:tc>
-        <w:tc>
-          <w:tcPr>
-            <w:tcW w:type="dxa" w:w="5896"/>
-            <w:shd w:val="clear" w:color="auto" w:fill="F1F3F8"/>
-          </w:tcPr>
-          <w:p>
-            <w:pPr>
-              <w:spacing w:after="0"/>
-            </w:pPr>
-            <w:r>
-              <w:rPr>
-                <w:b w:val="0"/>
-                <w:sz w:val="19"/>
-              </w:rPr>
-              <w:t>Access token assente, scaduto o non valido: il frontend rinnova il token e ripete la chiamata una volta.</w:t>
+              <w:t>application/pdf</w:t>
+            </w:r>
+          </w:p>
+        </w:tc>
+        <w:tc>
+          <w:tcPr>
+            <w:tcW w:type="dxa" w:w="4876"/>
+          </w:tcPr>
+          <w:p>
+            <w:pPr>
+              <w:spacing w:after="0"/>
+            </w:pPr>
+            <w:r>
+              <w:rPr>
+                <w:b w:val="0"/>
+                <w:sz w:val="19"/>
+              </w:rPr>
+              <w:t>Tipo del file (esempio: il tipo non è ancora deciso).</w:t>
             </w:r>
           </w:p>
         </w:tc>
@@ -27599,6 +29723,289 @@
         </w:trPr>
         <w:tc>
           <w:tcPr>
+            <w:tcW w:type="dxa" w:w="2381"/>
+            <w:shd w:val="clear" w:color="auto" w:fill="F1F3F8"/>
+          </w:tcPr>
+          <w:p>
+            <w:pPr>
+              <w:spacing w:after="0"/>
+            </w:pPr>
+            <w:r>
+              <w:rPr>
+                <w:rFonts w:ascii="Consolas" w:hAnsi="Consolas"/>
+                <w:b w:val="0"/>
+                <w:color w:val="233C7D"/>
+                <w:sz w:val="19"/>
+              </w:rPr>
+              <w:t>Content-Disposition</w:t>
+            </w:r>
+          </w:p>
+        </w:tc>
+        <w:tc>
+          <w:tcPr>
+            <w:tcW w:type="dxa" w:w="2608"/>
+            <w:shd w:val="clear" w:color="auto" w:fill="F1F3F8"/>
+          </w:tcPr>
+          <w:p>
+            <w:pPr>
+              <w:spacing w:after="0"/>
+            </w:pPr>
+            <w:r>
+              <w:rPr>
+                <w:rFonts w:ascii="Consolas" w:hAnsi="Consolas"/>
+                <w:b w:val="0"/>
+                <w:color w:val="233C7D"/>
+                <w:sz w:val="19"/>
+              </w:rPr>
+              <w:t>attachment; filename="guida-scontrino-elettronico.pdf"</w:t>
+            </w:r>
+          </w:p>
+        </w:tc>
+        <w:tc>
+          <w:tcPr>
+            <w:tcW w:type="dxa" w:w="4876"/>
+            <w:shd w:val="clear" w:color="auto" w:fill="F1F3F8"/>
+          </w:tcPr>
+          <w:p>
+            <w:pPr>
+              <w:spacing w:after="0"/>
+            </w:pPr>
+            <w:r>
+              <w:rPr>
+                <w:b w:val="0"/>
+                <w:sz w:val="19"/>
+              </w:rPr>
+              <w:t>Nome del file; per nomi con lettere accentate anche filename*=UTF-8''…</w:t>
+            </w:r>
+          </w:p>
+        </w:tc>
+      </w:tr>
+    </w:tbl>
+    <w:p>
+      <w:pPr>
+        <w:spacing w:after="40"/>
+      </w:pPr>
+    </w:p>
+    <w:p>
+      <w:pPr>
+        <w:pStyle w:val="Heading2"/>
+      </w:pPr>
+      <w:r>
+        <w:t>Errori possibili</w:t>
+      </w:r>
+    </w:p>
+    <w:tbl>
+      <w:tblPr>
+        <w:tblW w:type="auto" w:w="0"/>
+        <w:jc w:val="center"/>
+        <w:tblLayout w:type="fixed"/>
+        <w:tblLook w:firstColumn="1" w:firstRow="1" w:lastColumn="0" w:lastRow="0" w:noHBand="0" w:noVBand="1" w:val="04A0"/>
+        <w:tblBorders>
+          <w:top w:val="single" w:sz="4" w:color="C9CED8"/>
+          <w:left w:val="single" w:sz="4" w:color="C9CED8"/>
+          <w:bottom w:val="single" w:sz="4" w:color="C9CED8"/>
+          <w:right w:val="single" w:sz="4" w:color="C9CED8"/>
+          <w:insideH w:val="single" w:sz="4" w:color="C9CED8"/>
+          <w:insideV w:val="single" w:sz="4" w:color="C9CED8"/>
+        </w:tblBorders>
+      </w:tblPr>
+      <w:tblGrid>
+        <w:gridCol w:w="3289"/>
+        <w:gridCol w:w="3289"/>
+        <w:gridCol w:w="3289"/>
+      </w:tblGrid>
+      <w:tr>
+        <w:trPr>
+          <w:cantSplit w:val="true"/>
+          <w:tblHeader w:val="true"/>
+        </w:trPr>
+        <w:tc>
+          <w:tcPr>
+            <w:tcW w:type="dxa" w:w="907"/>
+            <w:shd w:val="clear" w:color="auto" w:fill="233C7D"/>
+          </w:tcPr>
+          <w:p>
+            <w:pPr>
+              <w:spacing w:after="0"/>
+            </w:pPr>
+            <w:r>
+              <w:rPr>
+                <w:b/>
+                <w:color w:val="FFFFFF"/>
+                <w:sz w:val="20"/>
+              </w:rPr>
+              <w:t>Status</w:t>
+            </w:r>
+          </w:p>
+        </w:tc>
+        <w:tc>
+          <w:tcPr>
+            <w:tcW w:type="dxa" w:w="3061"/>
+            <w:shd w:val="clear" w:color="auto" w:fill="233C7D"/>
+          </w:tcPr>
+          <w:p>
+            <w:pPr>
+              <w:spacing w:after="0"/>
+            </w:pPr>
+            <w:r>
+              <w:rPr>
+                <w:b/>
+                <w:color w:val="FFFFFF"/>
+                <w:sz w:val="20"/>
+              </w:rPr>
+              <w:t>Codice</w:t>
+            </w:r>
+          </w:p>
+        </w:tc>
+        <w:tc>
+          <w:tcPr>
+            <w:tcW w:type="dxa" w:w="5896"/>
+            <w:shd w:val="clear" w:color="auto" w:fill="233C7D"/>
+          </w:tcPr>
+          <w:p>
+            <w:pPr>
+              <w:spacing w:after="0"/>
+            </w:pPr>
+            <w:r>
+              <w:rPr>
+                <w:b/>
+                <w:color w:val="FFFFFF"/>
+                <w:sz w:val="20"/>
+              </w:rPr>
+              <w:t>Quando</w:t>
+            </w:r>
+          </w:p>
+        </w:tc>
+      </w:tr>
+      <w:tr>
+        <w:trPr>
+          <w:cantSplit w:val="true"/>
+        </w:trPr>
+        <w:tc>
+          <w:tcPr>
+            <w:tcW w:type="dxa" w:w="907"/>
+          </w:tcPr>
+          <w:p>
+            <w:pPr>
+              <w:spacing w:after="0"/>
+            </w:pPr>
+            <w:r>
+              <w:rPr>
+                <w:rFonts w:ascii="Consolas" w:hAnsi="Consolas"/>
+                <w:b w:val="0"/>
+                <w:color w:val="233C7D"/>
+                <w:sz w:val="19"/>
+              </w:rPr>
+              <w:t>403</w:t>
+            </w:r>
+          </w:p>
+        </w:tc>
+        <w:tc>
+          <w:tcPr>
+            <w:tcW w:type="dxa" w:w="3061"/>
+          </w:tcPr>
+          <w:p>
+            <w:pPr>
+              <w:spacing w:after="0"/>
+            </w:pPr>
+            <w:r>
+              <w:rPr>
+                <w:rFonts w:ascii="Consolas" w:hAnsi="Consolas"/>
+                <w:b w:val="0"/>
+                <w:color w:val="233C7D"/>
+                <w:sz w:val="19"/>
+              </w:rPr>
+              <w:t>operation.not_allowed</w:t>
+            </w:r>
+          </w:p>
+        </w:tc>
+        <w:tc>
+          <w:tcPr>
+            <w:tcW w:type="dxa" w:w="5896"/>
+          </w:tcPr>
+          <w:p>
+            <w:pPr>
+              <w:spacing w:after="0"/>
+            </w:pPr>
+            <w:r>
+              <w:rPr>
+                <w:b w:val="0"/>
+                <w:sz w:val="19"/>
+              </w:rPr>
+              <w:t>idProperty assente, sconosciuto o non dell'utente: l'operazione è annullata, senza errors[].</w:t>
+            </w:r>
+          </w:p>
+        </w:tc>
+      </w:tr>
+      <w:tr>
+        <w:trPr>
+          <w:cantSplit w:val="true"/>
+        </w:trPr>
+        <w:tc>
+          <w:tcPr>
+            <w:tcW w:type="dxa" w:w="907"/>
+            <w:shd w:val="clear" w:color="auto" w:fill="F1F3F8"/>
+          </w:tcPr>
+          <w:p>
+            <w:pPr>
+              <w:spacing w:after="0"/>
+            </w:pPr>
+            <w:r>
+              <w:rPr>
+                <w:rFonts w:ascii="Consolas" w:hAnsi="Consolas"/>
+                <w:b w:val="0"/>
+                <w:color w:val="233C7D"/>
+                <w:sz w:val="19"/>
+              </w:rPr>
+              <w:t>401</w:t>
+            </w:r>
+          </w:p>
+        </w:tc>
+        <w:tc>
+          <w:tcPr>
+            <w:tcW w:type="dxa" w:w="3061"/>
+            <w:shd w:val="clear" w:color="auto" w:fill="F1F3F8"/>
+          </w:tcPr>
+          <w:p>
+            <w:pPr>
+              <w:spacing w:after="0"/>
+            </w:pPr>
+            <w:r>
+              <w:rPr>
+                <w:rFonts w:ascii="Consolas" w:hAnsi="Consolas"/>
+                <w:b w:val="0"/>
+                <w:color w:val="233C7D"/>
+                <w:sz w:val="19"/>
+              </w:rPr>
+              <w:t>auth.invalid_token</w:t>
+            </w:r>
+          </w:p>
+        </w:tc>
+        <w:tc>
+          <w:tcPr>
+            <w:tcW w:type="dxa" w:w="5896"/>
+            <w:shd w:val="clear" w:color="auto" w:fill="F1F3F8"/>
+          </w:tcPr>
+          <w:p>
+            <w:pPr>
+              <w:spacing w:after="0"/>
+            </w:pPr>
+            <w:r>
+              <w:rPr>
+                <w:b w:val="0"/>
+                <w:sz w:val="19"/>
+              </w:rPr>
+              <w:t>Access token assente, scaduto o non valido: il frontend rinnova il token e ripete la chiamata una volta.</w:t>
+            </w:r>
+          </w:p>
+        </w:tc>
+      </w:tr>
+      <w:tr>
+        <w:trPr>
+          <w:cantSplit w:val="true"/>
+        </w:trPr>
+        <w:tc>
+          <w:tcPr>
             <w:tcW w:type="dxa" w:w="907"/>
           </w:tcPr>
           <w:p>
@@ -27753,6 +30160,2617 @@
           <w:sz w:val="19"/>
         </w:rPr>
         <w:t xml:space="preserve">  "title": "Operation not allowed",</w:t>
+      </w:r>
+    </w:p>
+    <w:p>
+      <w:pPr>
+        <w:keepNext/>
+        <w:spacing w:after="0"/>
+        <w:shd w:val="clear" w:color="auto" w:fill="F1F3F8"/>
+      </w:pPr>
+      <w:r>
+        <w:rPr>
+          <w:rFonts w:ascii="Consolas" w:hAnsi="Consolas"/>
+          <w:b w:val="0"/>
+          <w:color w:val="233C7D"/>
+          <w:sz w:val="19"/>
+        </w:rPr>
+        <w:t xml:space="preserve">  "traceId": "00-4bf92f3577b34da6a3ce929d0e0e4736-00f067aa0ba902b7-01"</w:t>
+      </w:r>
+    </w:p>
+    <w:p>
+      <w:pPr>
+        <w:keepNext w:val="0"/>
+        <w:spacing w:after="120"/>
+        <w:shd w:val="clear" w:color="auto" w:fill="F1F3F8"/>
+      </w:pPr>
+      <w:r>
+        <w:rPr>
+          <w:rFonts w:ascii="Consolas" w:hAnsi="Consolas"/>
+          <w:b w:val="0"/>
+          <w:color w:val="233C7D"/>
+          <w:sz w:val="19"/>
+        </w:rPr>
+        <w:t>}</w:t>
+      </w:r>
+    </w:p>
+    <w:p>
+      <w:pPr>
+        <w:pStyle w:val="Heading1"/>
+        <w:pageBreakBefore/>
+      </w:pPr>
+      <w:r>
+        <w:rPr>
+          <w:b w:val="0"/>
+        </w:rPr>
+        <w:t xml:space="preserve">POST </w:t>
+      </w:r>
+      <w:r>
+        <w:rPr>
+          <w:rFonts w:ascii="Consolas" w:hAnsi="Consolas"/>
+          <w:b w:val="0"/>
+        </w:rPr>
+        <w:t>/api/taxation/electronic-receipt-activation</w:t>
+      </w:r>
+    </w:p>
+    <w:p>
+      <w:r>
+        <w:t>Fiscalizzazione: attivazione dello scontrino elettronico</w:t>
+      </w:r>
+    </w:p>
+    <w:p>
+      <w:pPr>
+        <w:spacing w:after="40"/>
+      </w:pPr>
+      <w:r>
+        <w:rPr>
+          <w:b/>
+        </w:rPr>
+        <w:t xml:space="preserve">Metodo: </w:t>
+      </w:r>
+      <w:r>
+        <w:rPr>
+          <w:rFonts w:ascii="Consolas" w:hAnsi="Consolas"/>
+          <w:b w:val="0"/>
+          <w:color w:val="233C7D"/>
+        </w:rPr>
+        <w:t>POST</w:t>
+      </w:r>
+    </w:p>
+    <w:p>
+      <w:pPr>
+        <w:spacing w:after="40"/>
+      </w:pPr>
+      <w:r>
+        <w:rPr>
+          <w:b/>
+        </w:rPr>
+        <w:t xml:space="preserve">Route: </w:t>
+      </w:r>
+      <w:r>
+        <w:rPr>
+          <w:rFonts w:ascii="Consolas" w:hAnsi="Consolas"/>
+          <w:b w:val="0"/>
+          <w:color w:val="233C7D"/>
+        </w:rPr>
+        <w:t>/api/taxation/electronic-receipt-activation</w:t>
+      </w:r>
+    </w:p>
+    <w:p>
+      <w:pPr>
+        <w:spacing w:after="40"/>
+      </w:pPr>
+      <w:r>
+        <w:rPr>
+          <w:b/>
+        </w:rPr>
+        <w:t xml:space="preserve">Nel frontend: </w:t>
+      </w:r>
+      <w:r>
+        <w:rPr>
+          <w:rFonts w:ascii="Consolas" w:hAnsi="Consolas"/>
+          <w:b w:val="0"/>
+          <w:color w:val="233C7D"/>
+        </w:rPr>
+        <w:t>TaxationService.activateElectronicReceipt</w:t>
+      </w:r>
+    </w:p>
+    <w:p>
+      <w:pPr>
+        <w:spacing w:after="40"/>
+      </w:pPr>
+      <w:r>
+        <w:rPr>
+          <w:b/>
+        </w:rPr>
+        <w:t xml:space="preserve">Autenticazione: </w:t>
+      </w:r>
+      <w:r>
+        <w:rPr>
+          <w:b w:val="0"/>
+        </w:rPr>
+        <w:t>Header Authorization: Bearer &lt;accessToken&gt;.</w:t>
+      </w:r>
+    </w:p>
+    <w:p>
+      <w:pPr>
+        <w:pStyle w:val="ListBullet"/>
+      </w:pPr>
+      <w:r>
+        <w:t>La chiama il bottone "Invia" sotto i termini e condizioni del riquadro "Scontrino elettronico" (pagina Fiscalizzazione), con la scelta fra "Accetto" e "Non accetto".</w:t>
+      </w:r>
+    </w:p>
+    <w:p>
+      <w:pPr>
+        <w:pStyle w:val="ListBullet"/>
+      </w:pPr>
+      <w:r>
+        <w:t>All'apertura è spuntato "Non accetto" (false) e Invia è spento: il cliente deve scegliere "Accetto" di sua volontà.</w:t>
+      </w:r>
+    </w:p>
+    <w:p>
+      <w:pPr>
+        <w:pStyle w:val="ListBullet"/>
+      </w:pPr>
+      <w:r>
+        <w:t>Durante la chiamata il bottone mostra lo spinner e le caselle sono bloccate. Solo con una risposta 2xx il riquadro mostra il form "Configurazione account" e il frontend segna in memoria user.isElectronicReceiptAccepted = true, finché un nuovo accesso o un rinnovo del token non riportano il valore del server. Se fallisce, il messaggio del code compare in un popup ("Operazione non riuscita").</w:t>
+      </w:r>
+    </w:p>
+    <w:p>
+      <w:pPr>
+        <w:pStyle w:val="ListBullet"/>
+      </w:pPr>
+      <w:r>
+        <w:t>Risposta 204 senza corpo: proposta del frontend, da confermare col backend.</w:t>
+      </w:r>
+    </w:p>
+    <w:p>
+      <w:pPr>
+        <w:pStyle w:val="Heading2"/>
+      </w:pPr>
+      <w:r>
+        <w:t>Payload inviato al backend</w:t>
+      </w:r>
+    </w:p>
+    <w:p>
+      <w:pPr>
+        <w:pStyle w:val="Heading3"/>
+      </w:pPr>
+      <w:r>
+        <w:rPr>
+          <w:b w:val="0"/>
+        </w:rPr>
+        <w:t xml:space="preserve">Corpo JSON: </w:t>
+      </w:r>
+      <w:r>
+        <w:rPr>
+          <w:rFonts w:ascii="Consolas" w:hAnsi="Consolas"/>
+          <w:b w:val="0"/>
+        </w:rPr>
+        <w:t>ElectronicReceiptActivationRequest</w:t>
+      </w:r>
+    </w:p>
+    <w:tbl>
+      <w:tblPr>
+        <w:tblW w:type="auto" w:w="0"/>
+        <w:jc w:val="center"/>
+        <w:tblLayout w:type="fixed"/>
+        <w:tblLook w:firstColumn="1" w:firstRow="1" w:lastColumn="0" w:lastRow="0" w:noHBand="0" w:noVBand="1" w:val="04A0"/>
+        <w:tblBorders>
+          <w:top w:val="single" w:sz="4" w:color="C9CED8"/>
+          <w:left w:val="single" w:sz="4" w:color="C9CED8"/>
+          <w:bottom w:val="single" w:sz="4" w:color="C9CED8"/>
+          <w:right w:val="single" w:sz="4" w:color="C9CED8"/>
+          <w:insideH w:val="single" w:sz="4" w:color="C9CED8"/>
+          <w:insideV w:val="single" w:sz="4" w:color="C9CED8"/>
+        </w:tblBorders>
+      </w:tblPr>
+      <w:tblGrid>
+        <w:gridCol w:w="3289"/>
+        <w:gridCol w:w="3289"/>
+        <w:gridCol w:w="3289"/>
+      </w:tblGrid>
+      <w:tr>
+        <w:trPr>
+          <w:cantSplit w:val="true"/>
+          <w:tblHeader w:val="true"/>
+        </w:trPr>
+        <w:tc>
+          <w:tcPr>
+            <w:tcW w:type="dxa" w:w="2381"/>
+            <w:shd w:val="clear" w:color="auto" w:fill="233C7D"/>
+          </w:tcPr>
+          <w:p>
+            <w:pPr>
+              <w:spacing w:after="0"/>
+            </w:pPr>
+            <w:r>
+              <w:rPr>
+                <w:b/>
+                <w:color w:val="FFFFFF"/>
+                <w:sz w:val="20"/>
+              </w:rPr>
+              <w:t>Parametro</w:t>
+            </w:r>
+          </w:p>
+        </w:tc>
+        <w:tc>
+          <w:tcPr>
+            <w:tcW w:type="dxa" w:w="2608"/>
+            <w:shd w:val="clear" w:color="auto" w:fill="233C7D"/>
+          </w:tcPr>
+          <w:p>
+            <w:pPr>
+              <w:spacing w:after="0"/>
+            </w:pPr>
+            <w:r>
+              <w:rPr>
+                <w:b/>
+                <w:color w:val="FFFFFF"/>
+                <w:sz w:val="20"/>
+              </w:rPr>
+              <w:t>Tipo</w:t>
+            </w:r>
+          </w:p>
+        </w:tc>
+        <w:tc>
+          <w:tcPr>
+            <w:tcW w:type="dxa" w:w="4876"/>
+            <w:shd w:val="clear" w:color="auto" w:fill="233C7D"/>
+          </w:tcPr>
+          <w:p>
+            <w:pPr>
+              <w:spacing w:after="0"/>
+            </w:pPr>
+            <w:r>
+              <w:rPr>
+                <w:b/>
+                <w:color w:val="FFFFFF"/>
+                <w:sz w:val="20"/>
+              </w:rPr>
+              <w:t>Descrizione</w:t>
+            </w:r>
+          </w:p>
+        </w:tc>
+      </w:tr>
+      <w:tr>
+        <w:trPr>
+          <w:cantSplit w:val="true"/>
+        </w:trPr>
+        <w:tc>
+          <w:tcPr>
+            <w:tcW w:type="dxa" w:w="2381"/>
+          </w:tcPr>
+          <w:p>
+            <w:pPr>
+              <w:spacing w:after="0"/>
+            </w:pPr>
+            <w:r>
+              <w:rPr>
+                <w:rFonts w:ascii="Consolas" w:hAnsi="Consolas"/>
+                <w:b w:val="0"/>
+                <w:color w:val="233C7D"/>
+                <w:sz w:val="19"/>
+              </w:rPr>
+              <w:t>idProperty</w:t>
+            </w:r>
+          </w:p>
+        </w:tc>
+        <w:tc>
+          <w:tcPr>
+            <w:tcW w:type="dxa" w:w="2608"/>
+          </w:tcPr>
+          <w:p>
+            <w:pPr>
+              <w:spacing w:after="0"/>
+            </w:pPr>
+            <w:r>
+              <w:rPr>
+                <w:rFonts w:ascii="Consolas" w:hAnsi="Consolas"/>
+                <w:b w:val="0"/>
+                <w:color w:val="233C7D"/>
+                <w:sz w:val="19"/>
+              </w:rPr>
+              <w:t>string (UUID)</w:t>
+            </w:r>
+          </w:p>
+        </w:tc>
+        <w:tc>
+          <w:tcPr>
+            <w:tcW w:type="dxa" w:w="4876"/>
+          </w:tcPr>
+          <w:p>
+            <w:pPr>
+              <w:spacing w:after="0"/>
+            </w:pPr>
+            <w:r>
+              <w:rPr>
+                <w:b w:val="0"/>
+                <w:sz w:val="19"/>
+              </w:rPr>
+              <w:t>Stabilimento dell'utente (da AuthUser.idProperty).</w:t>
+            </w:r>
+          </w:p>
+        </w:tc>
+      </w:tr>
+      <w:tr>
+        <w:trPr>
+          <w:cantSplit w:val="true"/>
+        </w:trPr>
+        <w:tc>
+          <w:tcPr>
+            <w:tcW w:type="dxa" w:w="2381"/>
+            <w:shd w:val="clear" w:color="auto" w:fill="F1F3F8"/>
+          </w:tcPr>
+          <w:p>
+            <w:pPr>
+              <w:spacing w:after="0"/>
+            </w:pPr>
+            <w:r>
+              <w:rPr>
+                <w:rFonts w:ascii="Consolas" w:hAnsi="Consolas"/>
+                <w:b w:val="0"/>
+                <w:color w:val="233C7D"/>
+                <w:sz w:val="19"/>
+              </w:rPr>
+              <w:t>isElectronicReceiptAccepted</w:t>
+            </w:r>
+          </w:p>
+        </w:tc>
+        <w:tc>
+          <w:tcPr>
+            <w:tcW w:type="dxa" w:w="2608"/>
+            <w:shd w:val="clear" w:color="auto" w:fill="F1F3F8"/>
+          </w:tcPr>
+          <w:p>
+            <w:pPr>
+              <w:spacing w:after="0"/>
+            </w:pPr>
+            <w:r>
+              <w:rPr>
+                <w:rFonts w:ascii="Consolas" w:hAnsi="Consolas"/>
+                <w:b w:val="0"/>
+                <w:color w:val="233C7D"/>
+                <w:sz w:val="19"/>
+              </w:rPr>
+              <w:t>boolean</w:t>
+            </w:r>
+          </w:p>
+        </w:tc>
+        <w:tc>
+          <w:tcPr>
+            <w:tcW w:type="dxa" w:w="4876"/>
+            <w:shd w:val="clear" w:color="auto" w:fill="F1F3F8"/>
+          </w:tcPr>
+          <w:p>
+            <w:pPr>
+              <w:spacing w:after="0"/>
+            </w:pPr>
+            <w:r>
+              <w:rPr>
+                <w:b w:val="0"/>
+                <w:sz w:val="19"/>
+              </w:rPr>
+              <w:t>true se il cliente ha spuntato "Accetto". Oggi il frontend invia solo true: con "Non accetto" (la scelta di partenza) il bottone Invia è spento.</w:t>
+            </w:r>
+          </w:p>
+        </w:tc>
+      </w:tr>
+    </w:tbl>
+    <w:p>
+      <w:pPr>
+        <w:spacing w:after="40"/>
+      </w:pPr>
+    </w:p>
+    <w:p>
+      <w:pPr>
+        <w:pStyle w:val="Heading3"/>
+      </w:pPr>
+      <w:r>
+        <w:t>Esempio di richiesta (JSON)</w:t>
+      </w:r>
+    </w:p>
+    <w:p>
+      <w:pPr>
+        <w:keepNext/>
+        <w:spacing w:after="0"/>
+        <w:shd w:val="clear" w:color="auto" w:fill="F1F3F8"/>
+      </w:pPr>
+      <w:r>
+        <w:rPr>
+          <w:rFonts w:ascii="Consolas" w:hAnsi="Consolas"/>
+          <w:b w:val="0"/>
+          <w:color w:val="233C7D"/>
+          <w:sz w:val="19"/>
+        </w:rPr>
+        <w:t>{</w:t>
+      </w:r>
+    </w:p>
+    <w:p>
+      <w:pPr>
+        <w:keepNext/>
+        <w:spacing w:after="0"/>
+        <w:shd w:val="clear" w:color="auto" w:fill="F1F3F8"/>
+      </w:pPr>
+      <w:r>
+        <w:rPr>
+          <w:rFonts w:ascii="Consolas" w:hAnsi="Consolas"/>
+          <w:b w:val="0"/>
+          <w:color w:val="233C7D"/>
+          <w:sz w:val="19"/>
+        </w:rPr>
+        <w:t xml:space="preserve">  "idProperty": "5b1f3c7e-2d4a-4e8b-9c1d-7a6e5f4b3c2d",</w:t>
+      </w:r>
+    </w:p>
+    <w:p>
+      <w:pPr>
+        <w:keepNext/>
+        <w:spacing w:after="0"/>
+        <w:shd w:val="clear" w:color="auto" w:fill="F1F3F8"/>
+      </w:pPr>
+      <w:r>
+        <w:rPr>
+          <w:rFonts w:ascii="Consolas" w:hAnsi="Consolas"/>
+          <w:b w:val="0"/>
+          <w:color w:val="233C7D"/>
+          <w:sz w:val="19"/>
+        </w:rPr>
+        <w:t xml:space="preserve">  "isElectronicReceiptAccepted": true</w:t>
+      </w:r>
+    </w:p>
+    <w:p>
+      <w:pPr>
+        <w:keepNext w:val="0"/>
+        <w:spacing w:after="120"/>
+        <w:shd w:val="clear" w:color="auto" w:fill="F1F3F8"/>
+      </w:pPr>
+      <w:r>
+        <w:rPr>
+          <w:rFonts w:ascii="Consolas" w:hAnsi="Consolas"/>
+          <w:b w:val="0"/>
+          <w:color w:val="233C7D"/>
+          <w:sz w:val="19"/>
+        </w:rPr>
+        <w:t>}</w:t>
+      </w:r>
+    </w:p>
+    <w:p>
+      <w:pPr>
+        <w:pStyle w:val="Heading2"/>
+      </w:pPr>
+      <w:r>
+        <w:t>Risposta attesa dal server</w:t>
+      </w:r>
+    </w:p>
+    <w:p>
+      <w:pPr>
+        <w:spacing w:after="40"/>
+      </w:pPr>
+      <w:r>
+        <w:rPr>
+          <w:b/>
+        </w:rPr>
+        <w:t xml:space="preserve">Stato: </w:t>
+      </w:r>
+      <w:r>
+        <w:rPr>
+          <w:b w:val="0"/>
+        </w:rPr>
+        <w:t>204 No Content (nessun corpo)</w:t>
+      </w:r>
+    </w:p>
+    <w:p>
+      <w:r>
+        <w:t>Nessun corpo nella risposta, quindi nessun JSON.</w:t>
+      </w:r>
+    </w:p>
+    <w:p>
+      <w:pPr>
+        <w:pStyle w:val="Heading2"/>
+      </w:pPr>
+      <w:r>
+        <w:t>Errori possibili</w:t>
+      </w:r>
+    </w:p>
+    <w:tbl>
+      <w:tblPr>
+        <w:tblW w:type="auto" w:w="0"/>
+        <w:jc w:val="center"/>
+        <w:tblLayout w:type="fixed"/>
+        <w:tblLook w:firstColumn="1" w:firstRow="1" w:lastColumn="0" w:lastRow="0" w:noHBand="0" w:noVBand="1" w:val="04A0"/>
+        <w:tblBorders>
+          <w:top w:val="single" w:sz="4" w:color="C9CED8"/>
+          <w:left w:val="single" w:sz="4" w:color="C9CED8"/>
+          <w:bottom w:val="single" w:sz="4" w:color="C9CED8"/>
+          <w:right w:val="single" w:sz="4" w:color="C9CED8"/>
+          <w:insideH w:val="single" w:sz="4" w:color="C9CED8"/>
+          <w:insideV w:val="single" w:sz="4" w:color="C9CED8"/>
+        </w:tblBorders>
+      </w:tblPr>
+      <w:tblGrid>
+        <w:gridCol w:w="3289"/>
+        <w:gridCol w:w="3289"/>
+        <w:gridCol w:w="3289"/>
+      </w:tblGrid>
+      <w:tr>
+        <w:trPr>
+          <w:cantSplit w:val="true"/>
+          <w:tblHeader w:val="true"/>
+        </w:trPr>
+        <w:tc>
+          <w:tcPr>
+            <w:tcW w:type="dxa" w:w="907"/>
+            <w:shd w:val="clear" w:color="auto" w:fill="233C7D"/>
+          </w:tcPr>
+          <w:p>
+            <w:pPr>
+              <w:spacing w:after="0"/>
+            </w:pPr>
+            <w:r>
+              <w:rPr>
+                <w:b/>
+                <w:color w:val="FFFFFF"/>
+                <w:sz w:val="20"/>
+              </w:rPr>
+              <w:t>Status</w:t>
+            </w:r>
+          </w:p>
+        </w:tc>
+        <w:tc>
+          <w:tcPr>
+            <w:tcW w:type="dxa" w:w="3061"/>
+            <w:shd w:val="clear" w:color="auto" w:fill="233C7D"/>
+          </w:tcPr>
+          <w:p>
+            <w:pPr>
+              <w:spacing w:after="0"/>
+            </w:pPr>
+            <w:r>
+              <w:rPr>
+                <w:b/>
+                <w:color w:val="FFFFFF"/>
+                <w:sz w:val="20"/>
+              </w:rPr>
+              <w:t>Codice</w:t>
+            </w:r>
+          </w:p>
+        </w:tc>
+        <w:tc>
+          <w:tcPr>
+            <w:tcW w:type="dxa" w:w="5896"/>
+            <w:shd w:val="clear" w:color="auto" w:fill="233C7D"/>
+          </w:tcPr>
+          <w:p>
+            <w:pPr>
+              <w:spacing w:after="0"/>
+            </w:pPr>
+            <w:r>
+              <w:rPr>
+                <w:b/>
+                <w:color w:val="FFFFFF"/>
+                <w:sz w:val="20"/>
+              </w:rPr>
+              <w:t>Quando</w:t>
+            </w:r>
+          </w:p>
+        </w:tc>
+      </w:tr>
+      <w:tr>
+        <w:trPr>
+          <w:cantSplit w:val="true"/>
+        </w:trPr>
+        <w:tc>
+          <w:tcPr>
+            <w:tcW w:type="dxa" w:w="907"/>
+          </w:tcPr>
+          <w:p>
+            <w:pPr>
+              <w:spacing w:after="0"/>
+            </w:pPr>
+            <w:r>
+              <w:rPr>
+                <w:rFonts w:ascii="Consolas" w:hAnsi="Consolas"/>
+                <w:b w:val="0"/>
+                <w:color w:val="233C7D"/>
+                <w:sz w:val="19"/>
+              </w:rPr>
+              <w:t>403</w:t>
+            </w:r>
+          </w:p>
+        </w:tc>
+        <w:tc>
+          <w:tcPr>
+            <w:tcW w:type="dxa" w:w="3061"/>
+          </w:tcPr>
+          <w:p>
+            <w:pPr>
+              <w:spacing w:after="0"/>
+            </w:pPr>
+            <w:r>
+              <w:rPr>
+                <w:rFonts w:ascii="Consolas" w:hAnsi="Consolas"/>
+                <w:b w:val="0"/>
+                <w:color w:val="233C7D"/>
+                <w:sz w:val="19"/>
+              </w:rPr>
+              <w:t>operation.not_allowed</w:t>
+            </w:r>
+          </w:p>
+        </w:tc>
+        <w:tc>
+          <w:tcPr>
+            <w:tcW w:type="dxa" w:w="5896"/>
+          </w:tcPr>
+          <w:p>
+            <w:pPr>
+              <w:spacing w:after="0"/>
+            </w:pPr>
+            <w:r>
+              <w:rPr>
+                <w:b w:val="0"/>
+                <w:sz w:val="19"/>
+              </w:rPr>
+              <w:t>idProperty assente, sconosciuto o non dell'utente: l'operazione è annullata, senza errors[].</w:t>
+            </w:r>
+          </w:p>
+        </w:tc>
+      </w:tr>
+      <w:tr>
+        <w:trPr>
+          <w:cantSplit w:val="true"/>
+        </w:trPr>
+        <w:tc>
+          <w:tcPr>
+            <w:tcW w:type="dxa" w:w="907"/>
+            <w:shd w:val="clear" w:color="auto" w:fill="F1F3F8"/>
+          </w:tcPr>
+          <w:p>
+            <w:pPr>
+              <w:spacing w:after="0"/>
+            </w:pPr>
+            <w:r>
+              <w:rPr>
+                <w:rFonts w:ascii="Consolas" w:hAnsi="Consolas"/>
+                <w:b w:val="0"/>
+                <w:color w:val="233C7D"/>
+                <w:sz w:val="19"/>
+              </w:rPr>
+              <w:t>401</w:t>
+            </w:r>
+          </w:p>
+        </w:tc>
+        <w:tc>
+          <w:tcPr>
+            <w:tcW w:type="dxa" w:w="3061"/>
+            <w:shd w:val="clear" w:color="auto" w:fill="F1F3F8"/>
+          </w:tcPr>
+          <w:p>
+            <w:pPr>
+              <w:spacing w:after="0"/>
+            </w:pPr>
+            <w:r>
+              <w:rPr>
+                <w:rFonts w:ascii="Consolas" w:hAnsi="Consolas"/>
+                <w:b w:val="0"/>
+                <w:color w:val="233C7D"/>
+                <w:sz w:val="19"/>
+              </w:rPr>
+              <w:t>auth.invalid_token</w:t>
+            </w:r>
+          </w:p>
+        </w:tc>
+        <w:tc>
+          <w:tcPr>
+            <w:tcW w:type="dxa" w:w="5896"/>
+            <w:shd w:val="clear" w:color="auto" w:fill="F1F3F8"/>
+          </w:tcPr>
+          <w:p>
+            <w:pPr>
+              <w:spacing w:after="0"/>
+            </w:pPr>
+            <w:r>
+              <w:rPr>
+                <w:b w:val="0"/>
+                <w:sz w:val="19"/>
+              </w:rPr>
+              <w:t>Access token assente, scaduto o non valido: il frontend rinnova il token e ripete la chiamata una volta.</w:t>
+            </w:r>
+          </w:p>
+        </w:tc>
+      </w:tr>
+      <w:tr>
+        <w:trPr>
+          <w:cantSplit w:val="true"/>
+        </w:trPr>
+        <w:tc>
+          <w:tcPr>
+            <w:tcW w:type="dxa" w:w="907"/>
+          </w:tcPr>
+          <w:p>
+            <w:pPr>
+              <w:spacing w:after="0"/>
+            </w:pPr>
+            <w:r>
+              <w:rPr>
+                <w:rFonts w:ascii="Consolas" w:hAnsi="Consolas"/>
+                <w:b w:val="0"/>
+                <w:color w:val="233C7D"/>
+                <w:sz w:val="19"/>
+              </w:rPr>
+              <w:t>500</w:t>
+            </w:r>
+          </w:p>
+        </w:tc>
+        <w:tc>
+          <w:tcPr>
+            <w:tcW w:type="dxa" w:w="3061"/>
+          </w:tcPr>
+          <w:p>
+            <w:pPr>
+              <w:spacing w:after="0"/>
+            </w:pPr>
+            <w:r>
+              <w:rPr>
+                <w:rFonts w:ascii="Consolas" w:hAnsi="Consolas"/>
+                <w:b w:val="0"/>
+                <w:color w:val="233C7D"/>
+                <w:sz w:val="19"/>
+              </w:rPr>
+              <w:t>server.unexpected</w:t>
+            </w:r>
+          </w:p>
+        </w:tc>
+        <w:tc>
+          <w:tcPr>
+            <w:tcW w:type="dxa" w:w="5896"/>
+          </w:tcPr>
+          <w:p>
+            <w:pPr>
+              <w:spacing w:after="0"/>
+            </w:pPr>
+            <w:r>
+              <w:rPr>
+                <w:b w:val="0"/>
+                <w:sz w:val="19"/>
+              </w:rPr>
+              <w:t>Errore non gestito del server (vale per ogni API).</w:t>
+            </w:r>
+          </w:p>
+        </w:tc>
+      </w:tr>
+    </w:tbl>
+    <w:p>
+      <w:pPr>
+        <w:spacing w:after="40"/>
+      </w:pPr>
+    </w:p>
+    <w:p>
+      <w:pPr>
+        <w:pStyle w:val="Heading3"/>
+      </w:pPr>
+      <w:r>
+        <w:t>Esempio di errore (JSON)</w:t>
+      </w:r>
+    </w:p>
+    <w:p>
+      <w:pPr>
+        <w:keepNext/>
+      </w:pPr>
+      <w:r>
+        <w:t>Risposta a una richiesta con uno stabilimento non valido:</w:t>
+      </w:r>
+    </w:p>
+    <w:p>
+      <w:pPr>
+        <w:keepNext/>
+        <w:spacing w:after="0"/>
+        <w:shd w:val="clear" w:color="auto" w:fill="F1F3F8"/>
+      </w:pPr>
+      <w:r>
+        <w:rPr>
+          <w:rFonts w:ascii="Consolas" w:hAnsi="Consolas"/>
+          <w:b w:val="0"/>
+          <w:color w:val="233C7D"/>
+          <w:sz w:val="19"/>
+        </w:rPr>
+        <w:t>{</w:t>
+      </w:r>
+    </w:p>
+    <w:p>
+      <w:pPr>
+        <w:keepNext/>
+        <w:spacing w:after="0"/>
+        <w:shd w:val="clear" w:color="auto" w:fill="F1F3F8"/>
+      </w:pPr>
+      <w:r>
+        <w:rPr>
+          <w:rFonts w:ascii="Consolas" w:hAnsi="Consolas"/>
+          <w:b w:val="0"/>
+          <w:color w:val="233C7D"/>
+          <w:sz w:val="19"/>
+        </w:rPr>
+        <w:t xml:space="preserve">  "type": "https://errors.summerbooking/operation/not-allowed",</w:t>
+      </w:r>
+    </w:p>
+    <w:p>
+      <w:pPr>
+        <w:keepNext/>
+        <w:spacing w:after="0"/>
+        <w:shd w:val="clear" w:color="auto" w:fill="F1F3F8"/>
+      </w:pPr>
+      <w:r>
+        <w:rPr>
+          <w:rFonts w:ascii="Consolas" w:hAnsi="Consolas"/>
+          <w:b w:val="0"/>
+          <w:color w:val="233C7D"/>
+          <w:sz w:val="19"/>
+        </w:rPr>
+        <w:t xml:space="preserve">  "status": 403,</w:t>
+      </w:r>
+    </w:p>
+    <w:p>
+      <w:pPr>
+        <w:keepNext/>
+        <w:spacing w:after="0"/>
+        <w:shd w:val="clear" w:color="auto" w:fill="F1F3F8"/>
+      </w:pPr>
+      <w:r>
+        <w:rPr>
+          <w:rFonts w:ascii="Consolas" w:hAnsi="Consolas"/>
+          <w:b w:val="0"/>
+          <w:color w:val="233C7D"/>
+          <w:sz w:val="19"/>
+        </w:rPr>
+        <w:t xml:space="preserve">  "code": "operation.not_allowed",</w:t>
+      </w:r>
+    </w:p>
+    <w:p>
+      <w:pPr>
+        <w:keepNext/>
+        <w:spacing w:after="0"/>
+        <w:shd w:val="clear" w:color="auto" w:fill="F1F3F8"/>
+      </w:pPr>
+      <w:r>
+        <w:rPr>
+          <w:rFonts w:ascii="Consolas" w:hAnsi="Consolas"/>
+          <w:b w:val="0"/>
+          <w:color w:val="233C7D"/>
+          <w:sz w:val="19"/>
+        </w:rPr>
+        <w:t xml:space="preserve">  "title": "Operation not allowed",</w:t>
+      </w:r>
+    </w:p>
+    <w:p>
+      <w:pPr>
+        <w:keepNext/>
+        <w:spacing w:after="0"/>
+        <w:shd w:val="clear" w:color="auto" w:fill="F1F3F8"/>
+      </w:pPr>
+      <w:r>
+        <w:rPr>
+          <w:rFonts w:ascii="Consolas" w:hAnsi="Consolas"/>
+          <w:b w:val="0"/>
+          <w:color w:val="233C7D"/>
+          <w:sz w:val="19"/>
+        </w:rPr>
+        <w:t xml:space="preserve">  "traceId": "00-4bf92f3577b34da6a3ce929d0e0e4736-00f067aa0ba902b7-01"</w:t>
+      </w:r>
+    </w:p>
+    <w:p>
+      <w:pPr>
+        <w:keepNext w:val="0"/>
+        <w:spacing w:after="120"/>
+        <w:shd w:val="clear" w:color="auto" w:fill="F1F3F8"/>
+      </w:pPr>
+      <w:r>
+        <w:rPr>
+          <w:rFonts w:ascii="Consolas" w:hAnsi="Consolas"/>
+          <w:b w:val="0"/>
+          <w:color w:val="233C7D"/>
+          <w:sz w:val="19"/>
+        </w:rPr>
+        <w:t>}</w:t>
+      </w:r>
+    </w:p>
+    <w:p>
+      <w:pPr>
+        <w:pStyle w:val="Heading1"/>
+        <w:pageBreakBefore/>
+      </w:pPr>
+      <w:r>
+        <w:rPr>
+          <w:b w:val="0"/>
+        </w:rPr>
+        <w:t xml:space="preserve">POST </w:t>
+      </w:r>
+      <w:r>
+        <w:rPr>
+          <w:rFonts w:ascii="Consolas" w:hAnsi="Consolas"/>
+          <w:b w:val="0"/>
+        </w:rPr>
+        <w:t>/api/taxation/save-electronic-receipt-account</w:t>
+      </w:r>
+    </w:p>
+    <w:p>
+      <w:r>
+        <w:t>Fiscalizzazione: account dello scontrino elettronico</w:t>
+      </w:r>
+    </w:p>
+    <w:p>
+      <w:pPr>
+        <w:spacing w:after="40"/>
+      </w:pPr>
+      <w:r>
+        <w:rPr>
+          <w:b/>
+        </w:rPr>
+        <w:t xml:space="preserve">Metodo: </w:t>
+      </w:r>
+      <w:r>
+        <w:rPr>
+          <w:rFonts w:ascii="Consolas" w:hAnsi="Consolas"/>
+          <w:b w:val="0"/>
+          <w:color w:val="233C7D"/>
+        </w:rPr>
+        <w:t>POST</w:t>
+      </w:r>
+    </w:p>
+    <w:p>
+      <w:pPr>
+        <w:spacing w:after="40"/>
+      </w:pPr>
+      <w:r>
+        <w:rPr>
+          <w:b/>
+        </w:rPr>
+        <w:t xml:space="preserve">Route: </w:t>
+      </w:r>
+      <w:r>
+        <w:rPr>
+          <w:rFonts w:ascii="Consolas" w:hAnsi="Consolas"/>
+          <w:b w:val="0"/>
+          <w:color w:val="233C7D"/>
+        </w:rPr>
+        <w:t>/api/taxation/save-electronic-receipt-account</w:t>
+      </w:r>
+    </w:p>
+    <w:p>
+      <w:pPr>
+        <w:spacing w:after="40"/>
+      </w:pPr>
+      <w:r>
+        <w:rPr>
+          <w:b/>
+        </w:rPr>
+        <w:t xml:space="preserve">Nel frontend: </w:t>
+      </w:r>
+      <w:r>
+        <w:rPr>
+          <w:rFonts w:ascii="Consolas" w:hAnsi="Consolas"/>
+          <w:b w:val="0"/>
+          <w:color w:val="233C7D"/>
+        </w:rPr>
+        <w:t>TaxationService.saveElectronicReceiptAccount</w:t>
+      </w:r>
+    </w:p>
+    <w:p>
+      <w:pPr>
+        <w:spacing w:after="40"/>
+      </w:pPr>
+      <w:r>
+        <w:rPr>
+          <w:b/>
+        </w:rPr>
+        <w:t xml:space="preserve">Autenticazione: </w:t>
+      </w:r>
+      <w:r>
+        <w:rPr>
+          <w:b w:val="0"/>
+        </w:rPr>
+        <w:t>Header Authorization: Bearer &lt;accessToken&gt;.</w:t>
+      </w:r>
+    </w:p>
+    <w:p>
+      <w:pPr>
+        <w:pStyle w:val="ListBullet"/>
+      </w:pPr>
+      <w:r>
+        <w:t>La chiama "Salva" del form "Configurazione account", che il riquadro "Scontrino elettronico" mostra dopo l'accettazione dei termini. Il corpo è il modello del form, con idProperty come nelle altre API dello stabilimento.</w:t>
+      </w:r>
+    </w:p>
+    <w:p>
+      <w:pPr>
+        <w:pStyle w:val="ListBullet"/>
+      </w:pPr>
+      <w:r>
+        <w:t>I nomi dei campi sono una proposta del frontend, da confermare col backend. Per ora il frontend non fa validazioni: le fa il backend.</w:t>
+      </w:r>
+    </w:p>
+    <w:p>
+      <w:pPr>
+        <w:pStyle w:val="ListBullet"/>
+      </w:pPr>
+      <w:r>
+        <w:t>Durante la chiamata il bottone mostra lo spinner e i campi sono bloccati. Se riesce compare in alto l'etichetta "Account configurato con successo"; se fallisce l'errore di un campo (errors[] con field uguale al nome nel corpo) va sotto quel campo, gli altri sopra Salva. Dopo un salvataggio riuscito i campi sono in sola lettura con il bottone Modifica, che oggi riapre tutti i campi tranne la password: la stessa API si richiama con tutti i campi, compresi quelli non cambiati.</w:t>
+      </w:r>
+    </w:p>
+    <w:p>
+      <w:pPr>
+        <w:pStyle w:val="ListBullet"/>
+      </w:pPr>
+      <w:r>
+        <w:t>Risposta 204 senza corpo: proposta del frontend, da confermare col backend.</w:t>
+      </w:r>
+    </w:p>
+    <w:p>
+      <w:pPr>
+        <w:pStyle w:val="Heading2"/>
+      </w:pPr>
+      <w:r>
+        <w:t>Payload inviato al backend</w:t>
+      </w:r>
+    </w:p>
+    <w:p>
+      <w:pPr>
+        <w:pStyle w:val="Heading3"/>
+      </w:pPr>
+      <w:r>
+        <w:rPr>
+          <w:b w:val="0"/>
+        </w:rPr>
+        <w:t xml:space="preserve">Corpo JSON: </w:t>
+      </w:r>
+      <w:r>
+        <w:rPr>
+          <w:rFonts w:ascii="Consolas" w:hAnsi="Consolas"/>
+          <w:b w:val="0"/>
+        </w:rPr>
+        <w:t>ElectronicReceiptAccount</w:t>
+      </w:r>
+    </w:p>
+    <w:tbl>
+      <w:tblPr>
+        <w:tblW w:type="auto" w:w="0"/>
+        <w:jc w:val="center"/>
+        <w:tblLayout w:type="fixed"/>
+        <w:tblLook w:firstColumn="1" w:firstRow="1" w:lastColumn="0" w:lastRow="0" w:noHBand="0" w:noVBand="1" w:val="04A0"/>
+        <w:tblBorders>
+          <w:top w:val="single" w:sz="4" w:color="C9CED8"/>
+          <w:left w:val="single" w:sz="4" w:color="C9CED8"/>
+          <w:bottom w:val="single" w:sz="4" w:color="C9CED8"/>
+          <w:right w:val="single" w:sz="4" w:color="C9CED8"/>
+          <w:insideH w:val="single" w:sz="4" w:color="C9CED8"/>
+          <w:insideV w:val="single" w:sz="4" w:color="C9CED8"/>
+        </w:tblBorders>
+      </w:tblPr>
+      <w:tblGrid>
+        <w:gridCol w:w="3289"/>
+        <w:gridCol w:w="3289"/>
+        <w:gridCol w:w="3289"/>
+      </w:tblGrid>
+      <w:tr>
+        <w:trPr>
+          <w:cantSplit w:val="true"/>
+          <w:tblHeader w:val="true"/>
+        </w:trPr>
+        <w:tc>
+          <w:tcPr>
+            <w:tcW w:type="dxa" w:w="2381"/>
+            <w:shd w:val="clear" w:color="auto" w:fill="233C7D"/>
+          </w:tcPr>
+          <w:p>
+            <w:pPr>
+              <w:spacing w:after="0"/>
+            </w:pPr>
+            <w:r>
+              <w:rPr>
+                <w:b/>
+                <w:color w:val="FFFFFF"/>
+                <w:sz w:val="20"/>
+              </w:rPr>
+              <w:t>Parametro</w:t>
+            </w:r>
+          </w:p>
+        </w:tc>
+        <w:tc>
+          <w:tcPr>
+            <w:tcW w:type="dxa" w:w="2608"/>
+            <w:shd w:val="clear" w:color="auto" w:fill="233C7D"/>
+          </w:tcPr>
+          <w:p>
+            <w:pPr>
+              <w:spacing w:after="0"/>
+            </w:pPr>
+            <w:r>
+              <w:rPr>
+                <w:b/>
+                <w:color w:val="FFFFFF"/>
+                <w:sz w:val="20"/>
+              </w:rPr>
+              <w:t>Tipo</w:t>
+            </w:r>
+          </w:p>
+        </w:tc>
+        <w:tc>
+          <w:tcPr>
+            <w:tcW w:type="dxa" w:w="4876"/>
+            <w:shd w:val="clear" w:color="auto" w:fill="233C7D"/>
+          </w:tcPr>
+          <w:p>
+            <w:pPr>
+              <w:spacing w:after="0"/>
+            </w:pPr>
+            <w:r>
+              <w:rPr>
+                <w:b/>
+                <w:color w:val="FFFFFF"/>
+                <w:sz w:val="20"/>
+              </w:rPr>
+              <w:t>Descrizione</w:t>
+            </w:r>
+          </w:p>
+        </w:tc>
+      </w:tr>
+      <w:tr>
+        <w:trPr>
+          <w:cantSplit w:val="true"/>
+        </w:trPr>
+        <w:tc>
+          <w:tcPr>
+            <w:tcW w:type="dxa" w:w="2381"/>
+          </w:tcPr>
+          <w:p>
+            <w:pPr>
+              <w:spacing w:after="0"/>
+            </w:pPr>
+            <w:r>
+              <w:rPr>
+                <w:rFonts w:ascii="Consolas" w:hAnsi="Consolas"/>
+                <w:b w:val="0"/>
+                <w:color w:val="233C7D"/>
+                <w:sz w:val="19"/>
+              </w:rPr>
+              <w:t>idProperty</w:t>
+            </w:r>
+          </w:p>
+        </w:tc>
+        <w:tc>
+          <w:tcPr>
+            <w:tcW w:type="dxa" w:w="2608"/>
+          </w:tcPr>
+          <w:p>
+            <w:pPr>
+              <w:spacing w:after="0"/>
+            </w:pPr>
+            <w:r>
+              <w:rPr>
+                <w:rFonts w:ascii="Consolas" w:hAnsi="Consolas"/>
+                <w:b w:val="0"/>
+                <w:color w:val="233C7D"/>
+                <w:sz w:val="19"/>
+              </w:rPr>
+              <w:t>string (UUID)</w:t>
+            </w:r>
+          </w:p>
+        </w:tc>
+        <w:tc>
+          <w:tcPr>
+            <w:tcW w:type="dxa" w:w="4876"/>
+          </w:tcPr>
+          <w:p>
+            <w:pPr>
+              <w:spacing w:after="0"/>
+            </w:pPr>
+            <w:r>
+              <w:rPr>
+                <w:b w:val="0"/>
+                <w:sz w:val="19"/>
+              </w:rPr>
+              <w:t>Stabilimento dell'utente (da AuthUser.idProperty).</w:t>
+            </w:r>
+          </w:p>
+        </w:tc>
+      </w:tr>
+      <w:tr>
+        <w:trPr>
+          <w:cantSplit w:val="true"/>
+        </w:trPr>
+        <w:tc>
+          <w:tcPr>
+            <w:tcW w:type="dxa" w:w="2381"/>
+            <w:shd w:val="clear" w:color="auto" w:fill="F1F3F8"/>
+          </w:tcPr>
+          <w:p>
+            <w:pPr>
+              <w:spacing w:after="0"/>
+            </w:pPr>
+            <w:r>
+              <w:rPr>
+                <w:rFonts w:ascii="Consolas" w:hAnsi="Consolas"/>
+                <w:b w:val="0"/>
+                <w:color w:val="233C7D"/>
+                <w:sz w:val="19"/>
+              </w:rPr>
+              <w:t>companyName</w:t>
+            </w:r>
+          </w:p>
+        </w:tc>
+        <w:tc>
+          <w:tcPr>
+            <w:tcW w:type="dxa" w:w="2608"/>
+            <w:shd w:val="clear" w:color="auto" w:fill="F1F3F8"/>
+          </w:tcPr>
+          <w:p>
+            <w:pPr>
+              <w:spacing w:after="0"/>
+            </w:pPr>
+            <w:r>
+              <w:rPr>
+                <w:rFonts w:ascii="Consolas" w:hAnsi="Consolas"/>
+                <w:b w:val="0"/>
+                <w:color w:val="233C7D"/>
+                <w:sz w:val="19"/>
+              </w:rPr>
+              <w:t>string | null</w:t>
+            </w:r>
+          </w:p>
+        </w:tc>
+        <w:tc>
+          <w:tcPr>
+            <w:tcW w:type="dxa" w:w="4876"/>
+            <w:shd w:val="clear" w:color="auto" w:fill="F1F3F8"/>
+          </w:tcPr>
+          <w:p>
+            <w:pPr>
+              <w:spacing w:after="0"/>
+            </w:pPr>
+            <w:r>
+              <w:rPr>
+                <w:b w:val="0"/>
+                <w:sz w:val="19"/>
+              </w:rPr>
+              <w:t>Nome azienda.</w:t>
+            </w:r>
+          </w:p>
+        </w:tc>
+      </w:tr>
+      <w:tr>
+        <w:trPr>
+          <w:cantSplit w:val="true"/>
+        </w:trPr>
+        <w:tc>
+          <w:tcPr>
+            <w:tcW w:type="dxa" w:w="2381"/>
+          </w:tcPr>
+          <w:p>
+            <w:pPr>
+              <w:spacing w:after="0"/>
+            </w:pPr>
+            <w:r>
+              <w:rPr>
+                <w:rFonts w:ascii="Consolas" w:hAnsi="Consolas"/>
+                <w:b w:val="0"/>
+                <w:color w:val="233C7D"/>
+                <w:sz w:val="19"/>
+              </w:rPr>
+              <w:t>companyAddress</w:t>
+            </w:r>
+          </w:p>
+        </w:tc>
+        <w:tc>
+          <w:tcPr>
+            <w:tcW w:type="dxa" w:w="2608"/>
+          </w:tcPr>
+          <w:p>
+            <w:pPr>
+              <w:spacing w:after="0"/>
+            </w:pPr>
+            <w:r>
+              <w:rPr>
+                <w:rFonts w:ascii="Consolas" w:hAnsi="Consolas"/>
+                <w:b w:val="0"/>
+                <w:color w:val="233C7D"/>
+                <w:sz w:val="19"/>
+              </w:rPr>
+              <w:t>string | null</w:t>
+            </w:r>
+          </w:p>
+        </w:tc>
+        <w:tc>
+          <w:tcPr>
+            <w:tcW w:type="dxa" w:w="4876"/>
+          </w:tcPr>
+          <w:p>
+            <w:pPr>
+              <w:spacing w:after="0"/>
+            </w:pPr>
+            <w:r>
+              <w:rPr>
+                <w:b w:val="0"/>
+                <w:sz w:val="19"/>
+              </w:rPr>
+              <w:t>Indirizzo azienda.</w:t>
+            </w:r>
+          </w:p>
+        </w:tc>
+      </w:tr>
+      <w:tr>
+        <w:trPr>
+          <w:cantSplit w:val="true"/>
+        </w:trPr>
+        <w:tc>
+          <w:tcPr>
+            <w:tcW w:type="dxa" w:w="2381"/>
+            <w:shd w:val="clear" w:color="auto" w:fill="F1F3F8"/>
+          </w:tcPr>
+          <w:p>
+            <w:pPr>
+              <w:spacing w:after="0"/>
+            </w:pPr>
+            <w:r>
+              <w:rPr>
+                <w:rFonts w:ascii="Consolas" w:hAnsi="Consolas"/>
+                <w:b w:val="0"/>
+                <w:color w:val="233C7D"/>
+                <w:sz w:val="19"/>
+              </w:rPr>
+              <w:t>streetNumber</w:t>
+            </w:r>
+          </w:p>
+        </w:tc>
+        <w:tc>
+          <w:tcPr>
+            <w:tcW w:type="dxa" w:w="2608"/>
+            <w:shd w:val="clear" w:color="auto" w:fill="F1F3F8"/>
+          </w:tcPr>
+          <w:p>
+            <w:pPr>
+              <w:spacing w:after="0"/>
+            </w:pPr>
+            <w:r>
+              <w:rPr>
+                <w:rFonts w:ascii="Consolas" w:hAnsi="Consolas"/>
+                <w:b w:val="0"/>
+                <w:color w:val="233C7D"/>
+                <w:sz w:val="19"/>
+              </w:rPr>
+              <w:t>string | null</w:t>
+            </w:r>
+          </w:p>
+        </w:tc>
+        <w:tc>
+          <w:tcPr>
+            <w:tcW w:type="dxa" w:w="4876"/>
+            <w:shd w:val="clear" w:color="auto" w:fill="F1F3F8"/>
+          </w:tcPr>
+          <w:p>
+            <w:pPr>
+              <w:spacing w:after="0"/>
+            </w:pPr>
+            <w:r>
+              <w:rPr>
+                <w:b w:val="0"/>
+                <w:sz w:val="19"/>
+              </w:rPr>
+              <w:t>Numero civico.</w:t>
+            </w:r>
+          </w:p>
+        </w:tc>
+      </w:tr>
+      <w:tr>
+        <w:trPr>
+          <w:cantSplit w:val="true"/>
+        </w:trPr>
+        <w:tc>
+          <w:tcPr>
+            <w:tcW w:type="dxa" w:w="2381"/>
+          </w:tcPr>
+          <w:p>
+            <w:pPr>
+              <w:spacing w:after="0"/>
+            </w:pPr>
+            <w:r>
+              <w:rPr>
+                <w:rFonts w:ascii="Consolas" w:hAnsi="Consolas"/>
+                <w:b w:val="0"/>
+                <w:color w:val="233C7D"/>
+                <w:sz w:val="19"/>
+              </w:rPr>
+              <w:t>postalCode</w:t>
+            </w:r>
+          </w:p>
+        </w:tc>
+        <w:tc>
+          <w:tcPr>
+            <w:tcW w:type="dxa" w:w="2608"/>
+          </w:tcPr>
+          <w:p>
+            <w:pPr>
+              <w:spacing w:after="0"/>
+            </w:pPr>
+            <w:r>
+              <w:rPr>
+                <w:rFonts w:ascii="Consolas" w:hAnsi="Consolas"/>
+                <w:b w:val="0"/>
+                <w:color w:val="233C7D"/>
+                <w:sz w:val="19"/>
+              </w:rPr>
+              <w:t>string | null</w:t>
+            </w:r>
+          </w:p>
+        </w:tc>
+        <w:tc>
+          <w:tcPr>
+            <w:tcW w:type="dxa" w:w="4876"/>
+          </w:tcPr>
+          <w:p>
+            <w:pPr>
+              <w:spacing w:after="0"/>
+            </w:pPr>
+            <w:r>
+              <w:rPr>
+                <w:b w:val="0"/>
+                <w:sz w:val="19"/>
+              </w:rPr>
+              <w:t>Codice postale.</w:t>
+            </w:r>
+          </w:p>
+        </w:tc>
+      </w:tr>
+      <w:tr>
+        <w:trPr>
+          <w:cantSplit w:val="true"/>
+        </w:trPr>
+        <w:tc>
+          <w:tcPr>
+            <w:tcW w:type="dxa" w:w="2381"/>
+            <w:shd w:val="clear" w:color="auto" w:fill="F1F3F8"/>
+          </w:tcPr>
+          <w:p>
+            <w:pPr>
+              <w:spacing w:after="0"/>
+            </w:pPr>
+            <w:r>
+              <w:rPr>
+                <w:rFonts w:ascii="Consolas" w:hAnsi="Consolas"/>
+                <w:b w:val="0"/>
+                <w:color w:val="233C7D"/>
+                <w:sz w:val="19"/>
+              </w:rPr>
+              <w:t>city</w:t>
+            </w:r>
+          </w:p>
+        </w:tc>
+        <w:tc>
+          <w:tcPr>
+            <w:tcW w:type="dxa" w:w="2608"/>
+            <w:shd w:val="clear" w:color="auto" w:fill="F1F3F8"/>
+          </w:tcPr>
+          <w:p>
+            <w:pPr>
+              <w:spacing w:after="0"/>
+            </w:pPr>
+            <w:r>
+              <w:rPr>
+                <w:rFonts w:ascii="Consolas" w:hAnsi="Consolas"/>
+                <w:b w:val="0"/>
+                <w:color w:val="233C7D"/>
+                <w:sz w:val="19"/>
+              </w:rPr>
+              <w:t>string | null</w:t>
+            </w:r>
+          </w:p>
+        </w:tc>
+        <w:tc>
+          <w:tcPr>
+            <w:tcW w:type="dxa" w:w="4876"/>
+            <w:shd w:val="clear" w:color="auto" w:fill="F1F3F8"/>
+          </w:tcPr>
+          <w:p>
+            <w:pPr>
+              <w:spacing w:after="0"/>
+            </w:pPr>
+            <w:r>
+              <w:rPr>
+                <w:b w:val="0"/>
+                <w:sz w:val="19"/>
+              </w:rPr>
+              <w:t>Città.</w:t>
+            </w:r>
+          </w:p>
+        </w:tc>
+      </w:tr>
+      <w:tr>
+        <w:trPr>
+          <w:cantSplit w:val="true"/>
+        </w:trPr>
+        <w:tc>
+          <w:tcPr>
+            <w:tcW w:type="dxa" w:w="2381"/>
+          </w:tcPr>
+          <w:p>
+            <w:pPr>
+              <w:spacing w:after="0"/>
+            </w:pPr>
+            <w:r>
+              <w:rPr>
+                <w:rFonts w:ascii="Consolas" w:hAnsi="Consolas"/>
+                <w:b w:val="0"/>
+                <w:color w:val="233C7D"/>
+                <w:sz w:val="19"/>
+              </w:rPr>
+              <w:t>country</w:t>
+            </w:r>
+          </w:p>
+        </w:tc>
+        <w:tc>
+          <w:tcPr>
+            <w:tcW w:type="dxa" w:w="2608"/>
+          </w:tcPr>
+          <w:p>
+            <w:pPr>
+              <w:spacing w:after="0"/>
+            </w:pPr>
+            <w:r>
+              <w:rPr>
+                <w:rFonts w:ascii="Consolas" w:hAnsi="Consolas"/>
+                <w:b w:val="0"/>
+                <w:color w:val="233C7D"/>
+                <w:sz w:val="19"/>
+              </w:rPr>
+              <w:t>string | null</w:t>
+            </w:r>
+          </w:p>
+        </w:tc>
+        <w:tc>
+          <w:tcPr>
+            <w:tcW w:type="dxa" w:w="4876"/>
+          </w:tcPr>
+          <w:p>
+            <w:pPr>
+              <w:spacing w:after="0"/>
+            </w:pPr>
+            <w:r>
+              <w:rPr>
+                <w:b w:val="0"/>
+                <w:sz w:val="19"/>
+              </w:rPr>
+              <w:t>Nazione (testo libero, per ora).</w:t>
+            </w:r>
+          </w:p>
+        </w:tc>
+      </w:tr>
+      <w:tr>
+        <w:trPr>
+          <w:cantSplit w:val="true"/>
+        </w:trPr>
+        <w:tc>
+          <w:tcPr>
+            <w:tcW w:type="dxa" w:w="2381"/>
+            <w:shd w:val="clear" w:color="auto" w:fill="F1F3F8"/>
+          </w:tcPr>
+          <w:p>
+            <w:pPr>
+              <w:spacing w:after="0"/>
+            </w:pPr>
+            <w:r>
+              <w:rPr>
+                <w:rFonts w:ascii="Consolas" w:hAnsi="Consolas"/>
+                <w:b w:val="0"/>
+                <w:color w:val="233C7D"/>
+                <w:sz w:val="19"/>
+              </w:rPr>
+              <w:t>taxCode</w:t>
+            </w:r>
+          </w:p>
+        </w:tc>
+        <w:tc>
+          <w:tcPr>
+            <w:tcW w:type="dxa" w:w="2608"/>
+            <w:shd w:val="clear" w:color="auto" w:fill="F1F3F8"/>
+          </w:tcPr>
+          <w:p>
+            <w:pPr>
+              <w:spacing w:after="0"/>
+            </w:pPr>
+            <w:r>
+              <w:rPr>
+                <w:rFonts w:ascii="Consolas" w:hAnsi="Consolas"/>
+                <w:b w:val="0"/>
+                <w:color w:val="233C7D"/>
+                <w:sz w:val="19"/>
+              </w:rPr>
+              <w:t>string | null</w:t>
+            </w:r>
+          </w:p>
+        </w:tc>
+        <w:tc>
+          <w:tcPr>
+            <w:tcW w:type="dxa" w:w="4876"/>
+            <w:shd w:val="clear" w:color="auto" w:fill="F1F3F8"/>
+          </w:tcPr>
+          <w:p>
+            <w:pPr>
+              <w:spacing w:after="0"/>
+            </w:pPr>
+            <w:r>
+              <w:rPr>
+                <w:b w:val="0"/>
+                <w:sz w:val="19"/>
+              </w:rPr>
+              <w:t>Codice fiscale.</w:t>
+            </w:r>
+          </w:p>
+        </w:tc>
+      </w:tr>
+      <w:tr>
+        <w:trPr>
+          <w:cantSplit w:val="true"/>
+        </w:trPr>
+        <w:tc>
+          <w:tcPr>
+            <w:tcW w:type="dxa" w:w="2381"/>
+          </w:tcPr>
+          <w:p>
+            <w:pPr>
+              <w:spacing w:after="0"/>
+            </w:pPr>
+            <w:r>
+              <w:rPr>
+                <w:rFonts w:ascii="Consolas" w:hAnsi="Consolas"/>
+                <w:b w:val="0"/>
+                <w:color w:val="233C7D"/>
+                <w:sz w:val="19"/>
+              </w:rPr>
+              <w:t>vatNumber</w:t>
+            </w:r>
+          </w:p>
+        </w:tc>
+        <w:tc>
+          <w:tcPr>
+            <w:tcW w:type="dxa" w:w="2608"/>
+          </w:tcPr>
+          <w:p>
+            <w:pPr>
+              <w:spacing w:after="0"/>
+            </w:pPr>
+            <w:r>
+              <w:rPr>
+                <w:rFonts w:ascii="Consolas" w:hAnsi="Consolas"/>
+                <w:b w:val="0"/>
+                <w:color w:val="233C7D"/>
+                <w:sz w:val="19"/>
+              </w:rPr>
+              <w:t>string | null</w:t>
+            </w:r>
+          </w:p>
+        </w:tc>
+        <w:tc>
+          <w:tcPr>
+            <w:tcW w:type="dxa" w:w="4876"/>
+          </w:tcPr>
+          <w:p>
+            <w:pPr>
+              <w:spacing w:after="0"/>
+            </w:pPr>
+            <w:r>
+              <w:rPr>
+                <w:b w:val="0"/>
+                <w:sz w:val="19"/>
+              </w:rPr>
+              <w:t>Partita IVA.</w:t>
+            </w:r>
+          </w:p>
+        </w:tc>
+      </w:tr>
+      <w:tr>
+        <w:trPr>
+          <w:cantSplit w:val="true"/>
+        </w:trPr>
+        <w:tc>
+          <w:tcPr>
+            <w:tcW w:type="dxa" w:w="2381"/>
+            <w:shd w:val="clear" w:color="auto" w:fill="F1F3F8"/>
+          </w:tcPr>
+          <w:p>
+            <w:pPr>
+              <w:spacing w:after="0"/>
+            </w:pPr>
+            <w:r>
+              <w:rPr>
+                <w:rFonts w:ascii="Consolas" w:hAnsi="Consolas"/>
+                <w:b w:val="0"/>
+                <w:color w:val="233C7D"/>
+                <w:sz w:val="19"/>
+              </w:rPr>
+              <w:t>pin</w:t>
+            </w:r>
+          </w:p>
+        </w:tc>
+        <w:tc>
+          <w:tcPr>
+            <w:tcW w:type="dxa" w:w="2608"/>
+            <w:shd w:val="clear" w:color="auto" w:fill="F1F3F8"/>
+          </w:tcPr>
+          <w:p>
+            <w:pPr>
+              <w:spacing w:after="0"/>
+            </w:pPr>
+            <w:r>
+              <w:rPr>
+                <w:rFonts w:ascii="Consolas" w:hAnsi="Consolas"/>
+                <w:b w:val="0"/>
+                <w:color w:val="233C7D"/>
+                <w:sz w:val="19"/>
+              </w:rPr>
+              <w:t>string | null</w:t>
+            </w:r>
+          </w:p>
+        </w:tc>
+        <w:tc>
+          <w:tcPr>
+            <w:tcW w:type="dxa" w:w="4876"/>
+            <w:shd w:val="clear" w:color="auto" w:fill="F1F3F8"/>
+          </w:tcPr>
+          <w:p>
+            <w:pPr>
+              <w:spacing w:after="0"/>
+            </w:pPr>
+            <w:r>
+              <w:rPr>
+                <w:b w:val="0"/>
+                <w:sz w:val="19"/>
+              </w:rPr>
+              <w:t>PIN dell'account dello scontrino elettronico.</w:t>
+            </w:r>
+          </w:p>
+        </w:tc>
+      </w:tr>
+      <w:tr>
+        <w:trPr>
+          <w:cantSplit w:val="true"/>
+        </w:trPr>
+        <w:tc>
+          <w:tcPr>
+            <w:tcW w:type="dxa" w:w="2381"/>
+          </w:tcPr>
+          <w:p>
+            <w:pPr>
+              <w:spacing w:after="0"/>
+            </w:pPr>
+            <w:r>
+              <w:rPr>
+                <w:rFonts w:ascii="Consolas" w:hAnsi="Consolas"/>
+                <w:b w:val="0"/>
+                <w:color w:val="233C7D"/>
+                <w:sz w:val="19"/>
+              </w:rPr>
+              <w:t>password</w:t>
+            </w:r>
+          </w:p>
+        </w:tc>
+        <w:tc>
+          <w:tcPr>
+            <w:tcW w:type="dxa" w:w="2608"/>
+          </w:tcPr>
+          <w:p>
+            <w:pPr>
+              <w:spacing w:after="0"/>
+            </w:pPr>
+            <w:r>
+              <w:rPr>
+                <w:rFonts w:ascii="Consolas" w:hAnsi="Consolas"/>
+                <w:b w:val="0"/>
+                <w:color w:val="233C7D"/>
+                <w:sz w:val="19"/>
+              </w:rPr>
+              <w:t>string | null</w:t>
+            </w:r>
+          </w:p>
+        </w:tc>
+        <w:tc>
+          <w:tcPr>
+            <w:tcW w:type="dxa" w:w="4876"/>
+          </w:tcPr>
+          <w:p>
+            <w:pPr>
+              <w:spacing w:after="0"/>
+            </w:pPr>
+            <w:r>
+              <w:rPr>
+                <w:b w:val="0"/>
+                <w:sz w:val="19"/>
+              </w:rPr>
+              <w:t>Password dell'account dello scontrino elettronico. Il server non deve mai rimandarla al browser.</w:t>
+            </w:r>
+          </w:p>
+        </w:tc>
+      </w:tr>
+    </w:tbl>
+    <w:p>
+      <w:pPr>
+        <w:spacing w:after="40"/>
+      </w:pPr>
+    </w:p>
+    <w:p>
+      <w:pPr>
+        <w:pStyle w:val="Heading3"/>
+      </w:pPr>
+      <w:r>
+        <w:t>Esempio di richiesta (JSON)</w:t>
+      </w:r>
+    </w:p>
+    <w:p>
+      <w:pPr>
+        <w:keepNext/>
+        <w:spacing w:after="0"/>
+        <w:shd w:val="clear" w:color="auto" w:fill="F1F3F8"/>
+      </w:pPr>
+      <w:r>
+        <w:rPr>
+          <w:rFonts w:ascii="Consolas" w:hAnsi="Consolas"/>
+          <w:b w:val="0"/>
+          <w:color w:val="233C7D"/>
+          <w:sz w:val="19"/>
+        </w:rPr>
+        <w:t>{</w:t>
+      </w:r>
+    </w:p>
+    <w:p>
+      <w:pPr>
+        <w:keepNext/>
+        <w:spacing w:after="0"/>
+        <w:shd w:val="clear" w:color="auto" w:fill="F1F3F8"/>
+      </w:pPr>
+      <w:r>
+        <w:rPr>
+          <w:rFonts w:ascii="Consolas" w:hAnsi="Consolas"/>
+          <w:b w:val="0"/>
+          <w:color w:val="233C7D"/>
+          <w:sz w:val="19"/>
+        </w:rPr>
+        <w:t xml:space="preserve">  "idProperty": "5b1f3c7e-2d4a-4e8b-9c1d-7a6e5f4b3c2d",</w:t>
+      </w:r>
+    </w:p>
+    <w:p>
+      <w:pPr>
+        <w:keepNext/>
+        <w:spacing w:after="0"/>
+        <w:shd w:val="clear" w:color="auto" w:fill="F1F3F8"/>
+      </w:pPr>
+      <w:r>
+        <w:rPr>
+          <w:rFonts w:ascii="Consolas" w:hAnsi="Consolas"/>
+          <w:b w:val="0"/>
+          <w:color w:val="233C7D"/>
+          <w:sz w:val="19"/>
+        </w:rPr>
+        <w:t xml:space="preserve">  "companyName": "Bagno Esempio Srl",</w:t>
+      </w:r>
+    </w:p>
+    <w:p>
+      <w:pPr>
+        <w:keepNext/>
+        <w:spacing w:after="0"/>
+        <w:shd w:val="clear" w:color="auto" w:fill="F1F3F8"/>
+      </w:pPr>
+      <w:r>
+        <w:rPr>
+          <w:rFonts w:ascii="Consolas" w:hAnsi="Consolas"/>
+          <w:b w:val="0"/>
+          <w:color w:val="233C7D"/>
+          <w:sz w:val="19"/>
+        </w:rPr>
+        <w:t xml:space="preserve">  "companyAddress": "Via del Mare",</w:t>
+      </w:r>
+    </w:p>
+    <w:p>
+      <w:pPr>
+        <w:keepNext/>
+        <w:spacing w:after="0"/>
+        <w:shd w:val="clear" w:color="auto" w:fill="F1F3F8"/>
+      </w:pPr>
+      <w:r>
+        <w:rPr>
+          <w:rFonts w:ascii="Consolas" w:hAnsi="Consolas"/>
+          <w:b w:val="0"/>
+          <w:color w:val="233C7D"/>
+          <w:sz w:val="19"/>
+        </w:rPr>
+        <w:t xml:space="preserve">  "streetNumber": "1",</w:t>
+      </w:r>
+    </w:p>
+    <w:p>
+      <w:pPr>
+        <w:keepNext/>
+        <w:spacing w:after="0"/>
+        <w:shd w:val="clear" w:color="auto" w:fill="F1F3F8"/>
+      </w:pPr>
+      <w:r>
+        <w:rPr>
+          <w:rFonts w:ascii="Consolas" w:hAnsi="Consolas"/>
+          <w:b w:val="0"/>
+          <w:color w:val="233C7D"/>
+          <w:sz w:val="19"/>
+        </w:rPr>
+        <w:t xml:space="preserve">  "postalCode": "00100",</w:t>
+      </w:r>
+    </w:p>
+    <w:p>
+      <w:pPr>
+        <w:keepNext/>
+        <w:spacing w:after="0"/>
+        <w:shd w:val="clear" w:color="auto" w:fill="F1F3F8"/>
+      </w:pPr>
+      <w:r>
+        <w:rPr>
+          <w:rFonts w:ascii="Consolas" w:hAnsi="Consolas"/>
+          <w:b w:val="0"/>
+          <w:color w:val="233C7D"/>
+          <w:sz w:val="19"/>
+        </w:rPr>
+        <w:t xml:space="preserve">  "city": "Roma",</w:t>
+      </w:r>
+    </w:p>
+    <w:p>
+      <w:pPr>
+        <w:keepNext/>
+        <w:spacing w:after="0"/>
+        <w:shd w:val="clear" w:color="auto" w:fill="F1F3F8"/>
+      </w:pPr>
+      <w:r>
+        <w:rPr>
+          <w:rFonts w:ascii="Consolas" w:hAnsi="Consolas"/>
+          <w:b w:val="0"/>
+          <w:color w:val="233C7D"/>
+          <w:sz w:val="19"/>
+        </w:rPr>
+        <w:t xml:space="preserve">  "country": "Italia",</w:t>
+      </w:r>
+    </w:p>
+    <w:p>
+      <w:pPr>
+        <w:keepNext/>
+        <w:spacing w:after="0"/>
+        <w:shd w:val="clear" w:color="auto" w:fill="F1F3F8"/>
+      </w:pPr>
+      <w:r>
+        <w:rPr>
+          <w:rFonts w:ascii="Consolas" w:hAnsi="Consolas"/>
+          <w:b w:val="0"/>
+          <w:color w:val="233C7D"/>
+          <w:sz w:val="19"/>
+        </w:rPr>
+        <w:t xml:space="preserve">  "taxCode": "XXXXXXXXXXXXXXXX",</w:t>
+      </w:r>
+    </w:p>
+    <w:p>
+      <w:pPr>
+        <w:keepNext/>
+        <w:spacing w:after="0"/>
+        <w:shd w:val="clear" w:color="auto" w:fill="F1F3F8"/>
+      </w:pPr>
+      <w:r>
+        <w:rPr>
+          <w:rFonts w:ascii="Consolas" w:hAnsi="Consolas"/>
+          <w:b w:val="0"/>
+          <w:color w:val="233C7D"/>
+          <w:sz w:val="19"/>
+        </w:rPr>
+        <w:t xml:space="preserve">  "vatNumber": "00000000000",</w:t>
+      </w:r>
+    </w:p>
+    <w:p>
+      <w:pPr>
+        <w:keepNext/>
+        <w:spacing w:after="0"/>
+        <w:shd w:val="clear" w:color="auto" w:fill="F1F3F8"/>
+      </w:pPr>
+      <w:r>
+        <w:rPr>
+          <w:rFonts w:ascii="Consolas" w:hAnsi="Consolas"/>
+          <w:b w:val="0"/>
+          <w:color w:val="233C7D"/>
+          <w:sz w:val="19"/>
+        </w:rPr>
+        <w:t xml:space="preserve">  "pin": "00000",</w:t>
+      </w:r>
+    </w:p>
+    <w:p>
+      <w:pPr>
+        <w:keepNext/>
+        <w:spacing w:after="0"/>
+        <w:shd w:val="clear" w:color="auto" w:fill="F1F3F8"/>
+      </w:pPr>
+      <w:r>
+        <w:rPr>
+          <w:rFonts w:ascii="Consolas" w:hAnsi="Consolas"/>
+          <w:b w:val="0"/>
+          <w:color w:val="233C7D"/>
+          <w:sz w:val="19"/>
+        </w:rPr>
+        <w:t xml:space="preserve">  "password": "password-digitata"</w:t>
+      </w:r>
+    </w:p>
+    <w:p>
+      <w:pPr>
+        <w:keepNext w:val="0"/>
+        <w:spacing w:after="120"/>
+        <w:shd w:val="clear" w:color="auto" w:fill="F1F3F8"/>
+      </w:pPr>
+      <w:r>
+        <w:rPr>
+          <w:rFonts w:ascii="Consolas" w:hAnsi="Consolas"/>
+          <w:b w:val="0"/>
+          <w:color w:val="233C7D"/>
+          <w:sz w:val="19"/>
+        </w:rPr>
+        <w:t>}</w:t>
+      </w:r>
+    </w:p>
+    <w:p>
+      <w:pPr>
+        <w:pStyle w:val="Heading2"/>
+      </w:pPr>
+      <w:r>
+        <w:t>Risposta attesa dal server</w:t>
+      </w:r>
+    </w:p>
+    <w:p>
+      <w:pPr>
+        <w:spacing w:after="40"/>
+      </w:pPr>
+      <w:r>
+        <w:rPr>
+          <w:b/>
+        </w:rPr>
+        <w:t xml:space="preserve">Stato: </w:t>
+      </w:r>
+      <w:r>
+        <w:rPr>
+          <w:b w:val="0"/>
+        </w:rPr>
+        <w:t>204 No Content (nessun corpo)</w:t>
+      </w:r>
+    </w:p>
+    <w:p>
+      <w:r>
+        <w:t>Nessun corpo nella risposta, quindi nessun JSON.</w:t>
+      </w:r>
+    </w:p>
+    <w:p>
+      <w:pPr>
+        <w:pStyle w:val="Heading2"/>
+      </w:pPr>
+      <w:r>
+        <w:t>Errori possibili</w:t>
+      </w:r>
+    </w:p>
+    <w:tbl>
+      <w:tblPr>
+        <w:tblW w:type="auto" w:w="0"/>
+        <w:jc w:val="center"/>
+        <w:tblLayout w:type="fixed"/>
+        <w:tblLook w:firstColumn="1" w:firstRow="1" w:lastColumn="0" w:lastRow="0" w:noHBand="0" w:noVBand="1" w:val="04A0"/>
+        <w:tblBorders>
+          <w:top w:val="single" w:sz="4" w:color="C9CED8"/>
+          <w:left w:val="single" w:sz="4" w:color="C9CED8"/>
+          <w:bottom w:val="single" w:sz="4" w:color="C9CED8"/>
+          <w:right w:val="single" w:sz="4" w:color="C9CED8"/>
+          <w:insideH w:val="single" w:sz="4" w:color="C9CED8"/>
+          <w:insideV w:val="single" w:sz="4" w:color="C9CED8"/>
+        </w:tblBorders>
+      </w:tblPr>
+      <w:tblGrid>
+        <w:gridCol w:w="3289"/>
+        <w:gridCol w:w="3289"/>
+        <w:gridCol w:w="3289"/>
+      </w:tblGrid>
+      <w:tr>
+        <w:trPr>
+          <w:cantSplit w:val="true"/>
+          <w:tblHeader w:val="true"/>
+        </w:trPr>
+        <w:tc>
+          <w:tcPr>
+            <w:tcW w:type="dxa" w:w="907"/>
+            <w:shd w:val="clear" w:color="auto" w:fill="233C7D"/>
+          </w:tcPr>
+          <w:p>
+            <w:pPr>
+              <w:spacing w:after="0"/>
+            </w:pPr>
+            <w:r>
+              <w:rPr>
+                <w:b/>
+                <w:color w:val="FFFFFF"/>
+                <w:sz w:val="20"/>
+              </w:rPr>
+              <w:t>Status</w:t>
+            </w:r>
+          </w:p>
+        </w:tc>
+        <w:tc>
+          <w:tcPr>
+            <w:tcW w:type="dxa" w:w="3061"/>
+            <w:shd w:val="clear" w:color="auto" w:fill="233C7D"/>
+          </w:tcPr>
+          <w:p>
+            <w:pPr>
+              <w:spacing w:after="0"/>
+            </w:pPr>
+            <w:r>
+              <w:rPr>
+                <w:b/>
+                <w:color w:val="FFFFFF"/>
+                <w:sz w:val="20"/>
+              </w:rPr>
+              <w:t>Codice</w:t>
+            </w:r>
+          </w:p>
+        </w:tc>
+        <w:tc>
+          <w:tcPr>
+            <w:tcW w:type="dxa" w:w="5896"/>
+            <w:shd w:val="clear" w:color="auto" w:fill="233C7D"/>
+          </w:tcPr>
+          <w:p>
+            <w:pPr>
+              <w:spacing w:after="0"/>
+            </w:pPr>
+            <w:r>
+              <w:rPr>
+                <w:b/>
+                <w:color w:val="FFFFFF"/>
+                <w:sz w:val="20"/>
+              </w:rPr>
+              <w:t>Quando</w:t>
+            </w:r>
+          </w:p>
+        </w:tc>
+      </w:tr>
+      <w:tr>
+        <w:trPr>
+          <w:cantSplit w:val="true"/>
+        </w:trPr>
+        <w:tc>
+          <w:tcPr>
+            <w:tcW w:type="dxa" w:w="907"/>
+          </w:tcPr>
+          <w:p>
+            <w:pPr>
+              <w:spacing w:after="0"/>
+            </w:pPr>
+            <w:r>
+              <w:rPr>
+                <w:rFonts w:ascii="Consolas" w:hAnsi="Consolas"/>
+                <w:b w:val="0"/>
+                <w:color w:val="233C7D"/>
+                <w:sz w:val="19"/>
+              </w:rPr>
+              <w:t>400</w:t>
+            </w:r>
+          </w:p>
+        </w:tc>
+        <w:tc>
+          <w:tcPr>
+            <w:tcW w:type="dxa" w:w="3061"/>
+          </w:tcPr>
+          <w:p>
+            <w:pPr>
+              <w:spacing w:after="0"/>
+            </w:pPr>
+            <w:r>
+              <w:rPr>
+                <w:rFonts w:ascii="Consolas" w:hAnsi="Consolas"/>
+                <w:b w:val="0"/>
+                <w:color w:val="233C7D"/>
+                <w:sz w:val="19"/>
+              </w:rPr>
+              <w:t>validation.invalid_request</w:t>
+            </w:r>
+          </w:p>
+        </w:tc>
+        <w:tc>
+          <w:tcPr>
+            <w:tcW w:type="dxa" w:w="5896"/>
+          </w:tcPr>
+          <w:p>
+            <w:pPr>
+              <w:spacing w:after="0"/>
+            </w:pPr>
+            <w:r>
+              <w:rPr>
+                <w:b w:val="0"/>
+                <w:sz w:val="19"/>
+              </w:rPr>
+              <w:t>Un campo non è valido: in errors[] un errore per campo, con field uguale al nome nel corpo.</w:t>
+            </w:r>
+          </w:p>
+        </w:tc>
+      </w:tr>
+      <w:tr>
+        <w:trPr>
+          <w:cantSplit w:val="true"/>
+        </w:trPr>
+        <w:tc>
+          <w:tcPr>
+            <w:tcW w:type="dxa" w:w="907"/>
+            <w:shd w:val="clear" w:color="auto" w:fill="F1F3F8"/>
+          </w:tcPr>
+          <w:p>
+            <w:pPr>
+              <w:spacing w:after="0"/>
+            </w:pPr>
+            <w:r>
+              <w:rPr>
+                <w:rFonts w:ascii="Consolas" w:hAnsi="Consolas"/>
+                <w:b w:val="0"/>
+                <w:color w:val="233C7D"/>
+                <w:sz w:val="19"/>
+              </w:rPr>
+              <w:t>403</w:t>
+            </w:r>
+          </w:p>
+        </w:tc>
+        <w:tc>
+          <w:tcPr>
+            <w:tcW w:type="dxa" w:w="3061"/>
+            <w:shd w:val="clear" w:color="auto" w:fill="F1F3F8"/>
+          </w:tcPr>
+          <w:p>
+            <w:pPr>
+              <w:spacing w:after="0"/>
+            </w:pPr>
+            <w:r>
+              <w:rPr>
+                <w:rFonts w:ascii="Consolas" w:hAnsi="Consolas"/>
+                <w:b w:val="0"/>
+                <w:color w:val="233C7D"/>
+                <w:sz w:val="19"/>
+              </w:rPr>
+              <w:t>operation.not_allowed</w:t>
+            </w:r>
+          </w:p>
+        </w:tc>
+        <w:tc>
+          <w:tcPr>
+            <w:tcW w:type="dxa" w:w="5896"/>
+            <w:shd w:val="clear" w:color="auto" w:fill="F1F3F8"/>
+          </w:tcPr>
+          <w:p>
+            <w:pPr>
+              <w:spacing w:after="0"/>
+            </w:pPr>
+            <w:r>
+              <w:rPr>
+                <w:b w:val="0"/>
+                <w:sz w:val="19"/>
+              </w:rPr>
+              <w:t>idProperty assente, sconosciuto o non dell'utente: l'operazione è annullata, senza errors[].</w:t>
+            </w:r>
+          </w:p>
+        </w:tc>
+      </w:tr>
+      <w:tr>
+        <w:trPr>
+          <w:cantSplit w:val="true"/>
+        </w:trPr>
+        <w:tc>
+          <w:tcPr>
+            <w:tcW w:type="dxa" w:w="907"/>
+          </w:tcPr>
+          <w:p>
+            <w:pPr>
+              <w:spacing w:after="0"/>
+            </w:pPr>
+            <w:r>
+              <w:rPr>
+                <w:rFonts w:ascii="Consolas" w:hAnsi="Consolas"/>
+                <w:b w:val="0"/>
+                <w:color w:val="233C7D"/>
+                <w:sz w:val="19"/>
+              </w:rPr>
+              <w:t>401</w:t>
+            </w:r>
+          </w:p>
+        </w:tc>
+        <w:tc>
+          <w:tcPr>
+            <w:tcW w:type="dxa" w:w="3061"/>
+          </w:tcPr>
+          <w:p>
+            <w:pPr>
+              <w:spacing w:after="0"/>
+            </w:pPr>
+            <w:r>
+              <w:rPr>
+                <w:rFonts w:ascii="Consolas" w:hAnsi="Consolas"/>
+                <w:b w:val="0"/>
+                <w:color w:val="233C7D"/>
+                <w:sz w:val="19"/>
+              </w:rPr>
+              <w:t>auth.invalid_token</w:t>
+            </w:r>
+          </w:p>
+        </w:tc>
+        <w:tc>
+          <w:tcPr>
+            <w:tcW w:type="dxa" w:w="5896"/>
+          </w:tcPr>
+          <w:p>
+            <w:pPr>
+              <w:spacing w:after="0"/>
+            </w:pPr>
+            <w:r>
+              <w:rPr>
+                <w:b w:val="0"/>
+                <w:sz w:val="19"/>
+              </w:rPr>
+              <w:t>Access token assente, scaduto o non valido: il frontend rinnova il token e ripete la chiamata una volta.</w:t>
+            </w:r>
+          </w:p>
+        </w:tc>
+      </w:tr>
+      <w:tr>
+        <w:trPr>
+          <w:cantSplit w:val="true"/>
+        </w:trPr>
+        <w:tc>
+          <w:tcPr>
+            <w:tcW w:type="dxa" w:w="907"/>
+            <w:shd w:val="clear" w:color="auto" w:fill="F1F3F8"/>
+          </w:tcPr>
+          <w:p>
+            <w:pPr>
+              <w:spacing w:after="0"/>
+            </w:pPr>
+            <w:r>
+              <w:rPr>
+                <w:rFonts w:ascii="Consolas" w:hAnsi="Consolas"/>
+                <w:b w:val="0"/>
+                <w:color w:val="233C7D"/>
+                <w:sz w:val="19"/>
+              </w:rPr>
+              <w:t>500</w:t>
+            </w:r>
+          </w:p>
+        </w:tc>
+        <w:tc>
+          <w:tcPr>
+            <w:tcW w:type="dxa" w:w="3061"/>
+            <w:shd w:val="clear" w:color="auto" w:fill="F1F3F8"/>
+          </w:tcPr>
+          <w:p>
+            <w:pPr>
+              <w:spacing w:after="0"/>
+            </w:pPr>
+            <w:r>
+              <w:rPr>
+                <w:rFonts w:ascii="Consolas" w:hAnsi="Consolas"/>
+                <w:b w:val="0"/>
+                <w:color w:val="233C7D"/>
+                <w:sz w:val="19"/>
+              </w:rPr>
+              <w:t>server.unexpected</w:t>
+            </w:r>
+          </w:p>
+        </w:tc>
+        <w:tc>
+          <w:tcPr>
+            <w:tcW w:type="dxa" w:w="5896"/>
+            <w:shd w:val="clear" w:color="auto" w:fill="F1F3F8"/>
+          </w:tcPr>
+          <w:p>
+            <w:pPr>
+              <w:spacing w:after="0"/>
+            </w:pPr>
+            <w:r>
+              <w:rPr>
+                <w:b w:val="0"/>
+                <w:sz w:val="19"/>
+              </w:rPr>
+              <w:t>Errore non gestito del server (vale per ogni API).</w:t>
+            </w:r>
+          </w:p>
+        </w:tc>
+      </w:tr>
+    </w:tbl>
+    <w:p>
+      <w:pPr>
+        <w:spacing w:after="40"/>
+      </w:pPr>
+    </w:p>
+    <w:p>
+      <w:pPr>
+        <w:pStyle w:val="Heading3"/>
+      </w:pPr>
+      <w:r>
+        <w:t>Esempio di errore (JSON)</w:t>
+      </w:r>
+    </w:p>
+    <w:p>
+      <w:pPr>
+        <w:keepNext/>
+      </w:pPr>
+      <w:r>
+        <w:t>Risposta a una richiesta con una partita IVA non valida:</w:t>
+      </w:r>
+    </w:p>
+    <w:p>
+      <w:pPr>
+        <w:keepNext/>
+        <w:spacing w:after="0"/>
+        <w:shd w:val="clear" w:color="auto" w:fill="F1F3F8"/>
+      </w:pPr>
+      <w:r>
+        <w:rPr>
+          <w:rFonts w:ascii="Consolas" w:hAnsi="Consolas"/>
+          <w:b w:val="0"/>
+          <w:color w:val="233C7D"/>
+          <w:sz w:val="19"/>
+        </w:rPr>
+        <w:t>{</w:t>
+      </w:r>
+    </w:p>
+    <w:p>
+      <w:pPr>
+        <w:keepNext/>
+        <w:spacing w:after="0"/>
+        <w:shd w:val="clear" w:color="auto" w:fill="F1F3F8"/>
+      </w:pPr>
+      <w:r>
+        <w:rPr>
+          <w:rFonts w:ascii="Consolas" w:hAnsi="Consolas"/>
+          <w:b w:val="0"/>
+          <w:color w:val="233C7D"/>
+          <w:sz w:val="19"/>
+        </w:rPr>
+        <w:t xml:space="preserve">  "type": "https://errors.summerbooking/validation/invalid-request",</w:t>
+      </w:r>
+    </w:p>
+    <w:p>
+      <w:pPr>
+        <w:keepNext/>
+        <w:spacing w:after="0"/>
+        <w:shd w:val="clear" w:color="auto" w:fill="F1F3F8"/>
+      </w:pPr>
+      <w:r>
+        <w:rPr>
+          <w:rFonts w:ascii="Consolas" w:hAnsi="Consolas"/>
+          <w:b w:val="0"/>
+          <w:color w:val="233C7D"/>
+          <w:sz w:val="19"/>
+        </w:rPr>
+        <w:t xml:space="preserve">  "status": 400,</w:t>
+      </w:r>
+    </w:p>
+    <w:p>
+      <w:pPr>
+        <w:keepNext/>
+        <w:spacing w:after="0"/>
+        <w:shd w:val="clear" w:color="auto" w:fill="F1F3F8"/>
+      </w:pPr>
+      <w:r>
+        <w:rPr>
+          <w:rFonts w:ascii="Consolas" w:hAnsi="Consolas"/>
+          <w:b w:val="0"/>
+          <w:color w:val="233C7D"/>
+          <w:sz w:val="19"/>
+        </w:rPr>
+        <w:t xml:space="preserve">  "code": "validation.invalid_request",</w:t>
+      </w:r>
+    </w:p>
+    <w:p>
+      <w:pPr>
+        <w:keepNext/>
+        <w:spacing w:after="0"/>
+        <w:shd w:val="clear" w:color="auto" w:fill="F1F3F8"/>
+      </w:pPr>
+      <w:r>
+        <w:rPr>
+          <w:rFonts w:ascii="Consolas" w:hAnsi="Consolas"/>
+          <w:b w:val="0"/>
+          <w:color w:val="233C7D"/>
+          <w:sz w:val="19"/>
+        </w:rPr>
+        <w:t xml:space="preserve">  "title": "Invalid request",</w:t>
+      </w:r>
+    </w:p>
+    <w:p>
+      <w:pPr>
+        <w:keepNext/>
+        <w:spacing w:after="0"/>
+        <w:shd w:val="clear" w:color="auto" w:fill="F1F3F8"/>
+      </w:pPr>
+      <w:r>
+        <w:rPr>
+          <w:rFonts w:ascii="Consolas" w:hAnsi="Consolas"/>
+          <w:b w:val="0"/>
+          <w:color w:val="233C7D"/>
+          <w:sz w:val="19"/>
+        </w:rPr>
+        <w:t xml:space="preserve">  "errors": [</w:t>
+      </w:r>
+    </w:p>
+    <w:p>
+      <w:pPr>
+        <w:keepNext/>
+        <w:spacing w:after="0"/>
+        <w:shd w:val="clear" w:color="auto" w:fill="F1F3F8"/>
+      </w:pPr>
+      <w:r>
+        <w:rPr>
+          <w:rFonts w:ascii="Consolas" w:hAnsi="Consolas"/>
+          <w:b w:val="0"/>
+          <w:color w:val="233C7D"/>
+          <w:sz w:val="19"/>
+        </w:rPr>
+        <w:t xml:space="preserve">    {</w:t>
+      </w:r>
+    </w:p>
+    <w:p>
+      <w:pPr>
+        <w:keepNext/>
+        <w:spacing w:after="0"/>
+        <w:shd w:val="clear" w:color="auto" w:fill="F1F3F8"/>
+      </w:pPr>
+      <w:r>
+        <w:rPr>
+          <w:rFonts w:ascii="Consolas" w:hAnsi="Consolas"/>
+          <w:b w:val="0"/>
+          <w:color w:val="233C7D"/>
+          <w:sz w:val="19"/>
+        </w:rPr>
+        <w:t xml:space="preserve">      "field": "vatNumber",</w:t>
+      </w:r>
+    </w:p>
+    <w:p>
+      <w:pPr>
+        <w:keepNext/>
+        <w:spacing w:after="0"/>
+        <w:shd w:val="clear" w:color="auto" w:fill="F1F3F8"/>
+      </w:pPr>
+      <w:r>
+        <w:rPr>
+          <w:rFonts w:ascii="Consolas" w:hAnsi="Consolas"/>
+          <w:b w:val="0"/>
+          <w:color w:val="233C7D"/>
+          <w:sz w:val="19"/>
+        </w:rPr>
+        <w:t xml:space="preserve">      "code": "validation.invalid_value"</w:t>
+      </w:r>
+    </w:p>
+    <w:p>
+      <w:pPr>
+        <w:keepNext/>
+        <w:spacing w:after="0"/>
+        <w:shd w:val="clear" w:color="auto" w:fill="F1F3F8"/>
+      </w:pPr>
+      <w:r>
+        <w:rPr>
+          <w:rFonts w:ascii="Consolas" w:hAnsi="Consolas"/>
+          <w:b w:val="0"/>
+          <w:color w:val="233C7D"/>
+          <w:sz w:val="19"/>
+        </w:rPr>
+        <w:t xml:space="preserve">    }</w:t>
+      </w:r>
+    </w:p>
+    <w:p>
+      <w:pPr>
+        <w:keepNext/>
+        <w:spacing w:after="0"/>
+        <w:shd w:val="clear" w:color="auto" w:fill="F1F3F8"/>
+      </w:pPr>
+      <w:r>
+        <w:rPr>
+          <w:rFonts w:ascii="Consolas" w:hAnsi="Consolas"/>
+          <w:b w:val="0"/>
+          <w:color w:val="233C7D"/>
+          <w:sz w:val="19"/>
+        </w:rPr>
+        <w:t xml:space="preserve">  ],</w:t>
       </w:r>
     </w:p>
     <w:p>

--- a/shared documentation/API_CONTRACTS.docx
+++ b/shared documentation/API_CONTRACTS.docx
@@ -20,7 +20,7 @@
     </w:p>
     <w:p>
       <w:r>
-        <w:t>Aggiornato al 12/10/2026 (nuova API taxation/save-electronic-receipt-account, il bottone Salva del form Configurazione account; nuova API taxation/electronic-receipt-activation, il bottone Invia dei termini dello scontrino elettronico; nuova API taxation/add-printer, il bottone Salva del popup "Aggiungi nuova stampante"; in auth/signin e auth/refresh, user ha il nuovo campo isElectronicReceiptAccepted). Prima, il 09/10/2026 (nuova API taxation/download-guide-electronic-receipt, il bottone "Scarica la guida" scarica un file; nuove API taxation/set-is-active, interruttore di una stampante, e taxation/delete-printer, cestino di una stampante; Accept-Language può valere anche zh, cinese semplificato, e ar, arabo). Prima, il 08/10/2026 (Accept-Language può valere anche fr, es, de; nuove API taxation/printer-list e taxation/electronic-receipt per la pagina Fiscalizzazione). Prima, il 07/10/2026 (un id non valido non è mai un errore di campo in errors[]: idProperty dà 403 operation.not_allowed e un articolo inesistente 404 resource.not_found, due codici nuovi, e l'operazione è annullata; warehouse/add-warehouse-item e warehouse/edit-warehouse-item: il corpo è una riga di warehouse/list (WarehouseItem) con idProperty; nella modifica idArticle e totalQuantity sostituiscono idItem e articleQuantity, nell'aggiunta totalQuantity sostituisce articleQuantity; system/email-configuration non restituisce mai la password SMTP ma solo hasSmtpPassword, e in salvataggio e invio di prova smtpPassword null mantiene quella salvata). Prima, il 06/10/2026 (nuova API system/save-email-configuration per il bottone Salva, stesso corpo dell'invio di prova (EmailConfigurationRequest); nuova API system/send-test-email per il bottone Invia email test; nuova API GET system/email-configuration per la pagina Configurazione email; nuova API system/info-support con telefono, email e orari della pagina Assistenza e guide). Prima, il 05/10/2026 (nuova API system/contact-support per il form della pagina Assistenza e guide; nuova API warehouse/duplicate-warehouse-item, stessa forma dell'eliminazione, nomi delle copie scelti dal backend; nuova API warehouse/delete-warehouse-item, un solo id o più id insieme, tutto o niente; in warehouse/list i campi delle quantità finiscono con Quantity: totalQuantity, availableQuantity e thresholdQuantity, prima total, available e thresholdNumber; nuova API warehouse/edit-warehouse-item per il popup "Modifica articolo" e, in warehouse/list, nuovo campo isThresholdWarningActive; quantità sempre maggiore di 0; nuova API warehouse/add-warehouse-item per il bottone Aggiungi del popup "Aggiungi articolo"; nuova API warehouse/combobox-list per la tendina degli articoli; in warehouse/list availableQuantity e thresholdQuantity sempre presenti). Prima, il 01/10/2026 (errori: formato Problem Details con code, errori possibili per API e catalogo dei codici; header Accept-Language; formato dei valori in args). Oggi tutte le API sono simulate dai mock del frontend (services/mocks).</w:t>
+        <w:t>Aggiornato al 12/10/2026 (nuova API database/existing-booking-list, la tabella della pagina Database; nuova API taxation/save-electronic-receipt-account, il bottone Salva del form Configurazione account; nuova API taxation/electronic-receipt-activation, il bottone Invia dei termini dello scontrino elettronico; nuova API taxation/add-printer, il bottone Salva del popup "Aggiungi nuova stampante"; in auth/signin e auth/refresh, user ha il nuovo campo isElectronicReceiptAccepted). Prima, il 09/10/2026 (nuova API taxation/download-guide-electronic-receipt, il bottone "Scarica la guida" scarica un file; nuove API taxation/set-is-active, interruttore di una stampante, e taxation/delete-printer, cestino di una stampante; Accept-Language può valere anche zh, cinese semplificato, e ar, arabo). Prima, il 08/10/2026 (Accept-Language può valere anche fr, es, de; nuove API taxation/printer-list e taxation/electronic-receipt per la pagina Fiscalizzazione). Prima, il 07/10/2026 (un id non valido non è mai un errore di campo in errors[]: idProperty dà 403 operation.not_allowed e un articolo inesistente 404 resource.not_found, due codici nuovi, e l'operazione è annullata; warehouse/add-warehouse-item e warehouse/edit-warehouse-item: il corpo è una riga di warehouse/list (WarehouseItem) con idProperty; nella modifica idArticle e totalQuantity sostituiscono idItem e articleQuantity, nell'aggiunta totalQuantity sostituisce articleQuantity; system/email-configuration non restituisce mai la password SMTP ma solo hasSmtpPassword, e in salvataggio e invio di prova smtpPassword null mantiene quella salvata). Prima, il 06/10/2026 (nuova API system/save-email-configuration per il bottone Salva, stesso corpo dell'invio di prova (EmailConfigurationRequest); nuova API system/send-test-email per il bottone Invia email test; nuova API GET system/email-configuration per la pagina Configurazione email; nuova API system/info-support con telefono, email e orari della pagina Assistenza e guide). Prima, il 05/10/2026 (nuova API system/contact-support per il form della pagina Assistenza e guide; nuova API warehouse/duplicate-warehouse-item, stessa forma dell'eliminazione, nomi delle copie scelti dal backend; nuova API warehouse/delete-warehouse-item, un solo id o più id insieme, tutto o niente; in warehouse/list i campi delle quantità finiscono con Quantity: totalQuantity, availableQuantity e thresholdQuantity, prima total, available e thresholdNumber; nuova API warehouse/edit-warehouse-item per il popup "Modifica articolo" e, in warehouse/list, nuovo campo isThresholdWarningActive; quantità sempre maggiore di 0; nuova API warehouse/add-warehouse-item per il bottone Aggiungi del popup "Aggiungi articolo"; nuova API warehouse/combobox-list per la tendina degli articoli; in warehouse/list availableQuantity e thresholdQuantity sempre presenti). Prima, il 01/10/2026 (errori: formato Problem Details con code, errori possibili per API e catalogo dei codici; header Accept-Language; formato dei valori in args). Oggi tutte le API sono simulate dai mock del frontend (services/mocks).</w:t>
       </w:r>
     </w:p>
     <w:p>
@@ -3272,6 +3272,66 @@
           </w:p>
         </w:tc>
       </w:tr>
+      <w:tr>
+        <w:trPr>
+          <w:cantSplit w:val="true"/>
+        </w:trPr>
+        <w:tc>
+          <w:tcPr>
+            <w:tcW w:type="dxa" w:w="2381"/>
+          </w:tcPr>
+          <w:p>
+            <w:pPr>
+              <w:spacing w:after="0"/>
+            </w:pPr>
+            <w:r>
+              <w:rPr>
+                <w:rFonts w:ascii="Consolas" w:hAnsi="Consolas"/>
+                <w:b w:val="0"/>
+                <w:color w:val="233C7D"/>
+                <w:sz w:val="19"/>
+              </w:rPr>
+              <w:t>POST</w:t>
+            </w:r>
+          </w:p>
+        </w:tc>
+        <w:tc>
+          <w:tcPr>
+            <w:tcW w:type="dxa" w:w="2608"/>
+          </w:tcPr>
+          <w:p>
+            <w:pPr>
+              <w:spacing w:after="0"/>
+            </w:pPr>
+            <w:r>
+              <w:rPr>
+                <w:rFonts w:ascii="Consolas" w:hAnsi="Consolas"/>
+                <w:b w:val="0"/>
+                <w:color w:val="233C7D"/>
+                <w:sz w:val="19"/>
+              </w:rPr>
+              <w:t>/api/database/existing-booking-list</w:t>
+            </w:r>
+          </w:p>
+        </w:tc>
+        <w:tc>
+          <w:tcPr>
+            <w:tcW w:type="dxa" w:w="4876"/>
+          </w:tcPr>
+          <w:p>
+            <w:pPr>
+              <w:spacing w:after="0"/>
+            </w:pPr>
+            <w:r>
+              <w:rPr>
+                <w:b w:val="0"/>
+                <w:sz w:val="19"/>
+              </w:rPr>
+              <w:t>Database: elenco prenotazioni</w:t>
+            </w:r>
+          </w:p>
+        </w:tc>
+      </w:tr>
     </w:tbl>
     <w:p>
       <w:pPr>
@@ -33331,6 +33391,2339 @@
           <w:sz w:val="19"/>
         </w:rPr>
         <w:t xml:space="preserve">  "termsAndConditions": "&lt;h4&gt;Generale&lt;/h4&gt;&lt;p&gt;Testo dei termini e condizioni…&lt;/p&gt;"</w:t>
+      </w:r>
+    </w:p>
+    <w:p>
+      <w:pPr>
+        <w:keepNext w:val="0"/>
+        <w:spacing w:after="120"/>
+        <w:shd w:val="clear" w:color="auto" w:fill="F1F3F8"/>
+      </w:pPr>
+      <w:r>
+        <w:rPr>
+          <w:rFonts w:ascii="Consolas" w:hAnsi="Consolas"/>
+          <w:b w:val="0"/>
+          <w:color w:val="233C7D"/>
+          <w:sz w:val="19"/>
+        </w:rPr>
+        <w:t>}</w:t>
+      </w:r>
+    </w:p>
+    <w:p>
+      <w:pPr>
+        <w:pStyle w:val="Heading2"/>
+      </w:pPr>
+      <w:r>
+        <w:t>Errori possibili</w:t>
+      </w:r>
+    </w:p>
+    <w:tbl>
+      <w:tblPr>
+        <w:tblW w:type="auto" w:w="0"/>
+        <w:jc w:val="center"/>
+        <w:tblLayout w:type="fixed"/>
+        <w:tblLook w:firstColumn="1" w:firstRow="1" w:lastColumn="0" w:lastRow="0" w:noHBand="0" w:noVBand="1" w:val="04A0"/>
+        <w:tblBorders>
+          <w:top w:val="single" w:sz="4" w:color="C9CED8"/>
+          <w:left w:val="single" w:sz="4" w:color="C9CED8"/>
+          <w:bottom w:val="single" w:sz="4" w:color="C9CED8"/>
+          <w:right w:val="single" w:sz="4" w:color="C9CED8"/>
+          <w:insideH w:val="single" w:sz="4" w:color="C9CED8"/>
+          <w:insideV w:val="single" w:sz="4" w:color="C9CED8"/>
+        </w:tblBorders>
+      </w:tblPr>
+      <w:tblGrid>
+        <w:gridCol w:w="3289"/>
+        <w:gridCol w:w="3289"/>
+        <w:gridCol w:w="3289"/>
+      </w:tblGrid>
+      <w:tr>
+        <w:trPr>
+          <w:cantSplit w:val="true"/>
+          <w:tblHeader w:val="true"/>
+        </w:trPr>
+        <w:tc>
+          <w:tcPr>
+            <w:tcW w:type="dxa" w:w="907"/>
+            <w:shd w:val="clear" w:color="auto" w:fill="233C7D"/>
+          </w:tcPr>
+          <w:p>
+            <w:pPr>
+              <w:spacing w:after="0"/>
+            </w:pPr>
+            <w:r>
+              <w:rPr>
+                <w:b/>
+                <w:color w:val="FFFFFF"/>
+                <w:sz w:val="20"/>
+              </w:rPr>
+              <w:t>Status</w:t>
+            </w:r>
+          </w:p>
+        </w:tc>
+        <w:tc>
+          <w:tcPr>
+            <w:tcW w:type="dxa" w:w="3061"/>
+            <w:shd w:val="clear" w:color="auto" w:fill="233C7D"/>
+          </w:tcPr>
+          <w:p>
+            <w:pPr>
+              <w:spacing w:after="0"/>
+            </w:pPr>
+            <w:r>
+              <w:rPr>
+                <w:b/>
+                <w:color w:val="FFFFFF"/>
+                <w:sz w:val="20"/>
+              </w:rPr>
+              <w:t>Codice</w:t>
+            </w:r>
+          </w:p>
+        </w:tc>
+        <w:tc>
+          <w:tcPr>
+            <w:tcW w:type="dxa" w:w="5896"/>
+            <w:shd w:val="clear" w:color="auto" w:fill="233C7D"/>
+          </w:tcPr>
+          <w:p>
+            <w:pPr>
+              <w:spacing w:after="0"/>
+            </w:pPr>
+            <w:r>
+              <w:rPr>
+                <w:b/>
+                <w:color w:val="FFFFFF"/>
+                <w:sz w:val="20"/>
+              </w:rPr>
+              <w:t>Quando</w:t>
+            </w:r>
+          </w:p>
+        </w:tc>
+      </w:tr>
+      <w:tr>
+        <w:trPr>
+          <w:cantSplit w:val="true"/>
+        </w:trPr>
+        <w:tc>
+          <w:tcPr>
+            <w:tcW w:type="dxa" w:w="907"/>
+          </w:tcPr>
+          <w:p>
+            <w:pPr>
+              <w:spacing w:after="0"/>
+            </w:pPr>
+            <w:r>
+              <w:rPr>
+                <w:rFonts w:ascii="Consolas" w:hAnsi="Consolas"/>
+                <w:b w:val="0"/>
+                <w:color w:val="233C7D"/>
+                <w:sz w:val="19"/>
+              </w:rPr>
+              <w:t>403</w:t>
+            </w:r>
+          </w:p>
+        </w:tc>
+        <w:tc>
+          <w:tcPr>
+            <w:tcW w:type="dxa" w:w="3061"/>
+          </w:tcPr>
+          <w:p>
+            <w:pPr>
+              <w:spacing w:after="0"/>
+            </w:pPr>
+            <w:r>
+              <w:rPr>
+                <w:rFonts w:ascii="Consolas" w:hAnsi="Consolas"/>
+                <w:b w:val="0"/>
+                <w:color w:val="233C7D"/>
+                <w:sz w:val="19"/>
+              </w:rPr>
+              <w:t>operation.not_allowed</w:t>
+            </w:r>
+          </w:p>
+        </w:tc>
+        <w:tc>
+          <w:tcPr>
+            <w:tcW w:type="dxa" w:w="5896"/>
+          </w:tcPr>
+          <w:p>
+            <w:pPr>
+              <w:spacing w:after="0"/>
+            </w:pPr>
+            <w:r>
+              <w:rPr>
+                <w:b w:val="0"/>
+                <w:sz w:val="19"/>
+              </w:rPr>
+              <w:t>idProperty assente, sconosciuto o non dell'utente: l'operazione è annullata, senza errors[].</w:t>
+            </w:r>
+          </w:p>
+        </w:tc>
+      </w:tr>
+      <w:tr>
+        <w:trPr>
+          <w:cantSplit w:val="true"/>
+        </w:trPr>
+        <w:tc>
+          <w:tcPr>
+            <w:tcW w:type="dxa" w:w="907"/>
+            <w:shd w:val="clear" w:color="auto" w:fill="F1F3F8"/>
+          </w:tcPr>
+          <w:p>
+            <w:pPr>
+              <w:spacing w:after="0"/>
+            </w:pPr>
+            <w:r>
+              <w:rPr>
+                <w:rFonts w:ascii="Consolas" w:hAnsi="Consolas"/>
+                <w:b w:val="0"/>
+                <w:color w:val="233C7D"/>
+                <w:sz w:val="19"/>
+              </w:rPr>
+              <w:t>401</w:t>
+            </w:r>
+          </w:p>
+        </w:tc>
+        <w:tc>
+          <w:tcPr>
+            <w:tcW w:type="dxa" w:w="3061"/>
+            <w:shd w:val="clear" w:color="auto" w:fill="F1F3F8"/>
+          </w:tcPr>
+          <w:p>
+            <w:pPr>
+              <w:spacing w:after="0"/>
+            </w:pPr>
+            <w:r>
+              <w:rPr>
+                <w:rFonts w:ascii="Consolas" w:hAnsi="Consolas"/>
+                <w:b w:val="0"/>
+                <w:color w:val="233C7D"/>
+                <w:sz w:val="19"/>
+              </w:rPr>
+              <w:t>auth.invalid_token</w:t>
+            </w:r>
+          </w:p>
+        </w:tc>
+        <w:tc>
+          <w:tcPr>
+            <w:tcW w:type="dxa" w:w="5896"/>
+            <w:shd w:val="clear" w:color="auto" w:fill="F1F3F8"/>
+          </w:tcPr>
+          <w:p>
+            <w:pPr>
+              <w:spacing w:after="0"/>
+            </w:pPr>
+            <w:r>
+              <w:rPr>
+                <w:b w:val="0"/>
+                <w:sz w:val="19"/>
+              </w:rPr>
+              <w:t>Access token assente, scaduto o non valido: il frontend rinnova il token e ripete la chiamata una volta.</w:t>
+            </w:r>
+          </w:p>
+        </w:tc>
+      </w:tr>
+      <w:tr>
+        <w:trPr>
+          <w:cantSplit w:val="true"/>
+        </w:trPr>
+        <w:tc>
+          <w:tcPr>
+            <w:tcW w:type="dxa" w:w="907"/>
+          </w:tcPr>
+          <w:p>
+            <w:pPr>
+              <w:spacing w:after="0"/>
+            </w:pPr>
+            <w:r>
+              <w:rPr>
+                <w:rFonts w:ascii="Consolas" w:hAnsi="Consolas"/>
+                <w:b w:val="0"/>
+                <w:color w:val="233C7D"/>
+                <w:sz w:val="19"/>
+              </w:rPr>
+              <w:t>500</w:t>
+            </w:r>
+          </w:p>
+        </w:tc>
+        <w:tc>
+          <w:tcPr>
+            <w:tcW w:type="dxa" w:w="3061"/>
+          </w:tcPr>
+          <w:p>
+            <w:pPr>
+              <w:spacing w:after="0"/>
+            </w:pPr>
+            <w:r>
+              <w:rPr>
+                <w:rFonts w:ascii="Consolas" w:hAnsi="Consolas"/>
+                <w:b w:val="0"/>
+                <w:color w:val="233C7D"/>
+                <w:sz w:val="19"/>
+              </w:rPr>
+              <w:t>server.unexpected</w:t>
+            </w:r>
+          </w:p>
+        </w:tc>
+        <w:tc>
+          <w:tcPr>
+            <w:tcW w:type="dxa" w:w="5896"/>
+          </w:tcPr>
+          <w:p>
+            <w:pPr>
+              <w:spacing w:after="0"/>
+            </w:pPr>
+            <w:r>
+              <w:rPr>
+                <w:b w:val="0"/>
+                <w:sz w:val="19"/>
+              </w:rPr>
+              <w:t>Errore non gestito del server (vale per ogni API).</w:t>
+            </w:r>
+          </w:p>
+        </w:tc>
+      </w:tr>
+    </w:tbl>
+    <w:p>
+      <w:pPr>
+        <w:spacing w:after="40"/>
+      </w:pPr>
+    </w:p>
+    <w:p>
+      <w:pPr>
+        <w:pStyle w:val="Heading3"/>
+      </w:pPr>
+      <w:r>
+        <w:t>Esempio di errore (JSON)</w:t>
+      </w:r>
+    </w:p>
+    <w:p>
+      <w:pPr>
+        <w:keepNext/>
+      </w:pPr>
+      <w:r>
+        <w:t>Risposta a una richiesta con uno stabilimento non valido:</w:t>
+      </w:r>
+    </w:p>
+    <w:p>
+      <w:pPr>
+        <w:keepNext/>
+        <w:spacing w:after="0"/>
+        <w:shd w:val="clear" w:color="auto" w:fill="F1F3F8"/>
+      </w:pPr>
+      <w:r>
+        <w:rPr>
+          <w:rFonts w:ascii="Consolas" w:hAnsi="Consolas"/>
+          <w:b w:val="0"/>
+          <w:color w:val="233C7D"/>
+          <w:sz w:val="19"/>
+        </w:rPr>
+        <w:t>{</w:t>
+      </w:r>
+    </w:p>
+    <w:p>
+      <w:pPr>
+        <w:keepNext/>
+        <w:spacing w:after="0"/>
+        <w:shd w:val="clear" w:color="auto" w:fill="F1F3F8"/>
+      </w:pPr>
+      <w:r>
+        <w:rPr>
+          <w:rFonts w:ascii="Consolas" w:hAnsi="Consolas"/>
+          <w:b w:val="0"/>
+          <w:color w:val="233C7D"/>
+          <w:sz w:val="19"/>
+        </w:rPr>
+        <w:t xml:space="preserve">  "type": "https://errors.summerbooking/operation/not-allowed",</w:t>
+      </w:r>
+    </w:p>
+    <w:p>
+      <w:pPr>
+        <w:keepNext/>
+        <w:spacing w:after="0"/>
+        <w:shd w:val="clear" w:color="auto" w:fill="F1F3F8"/>
+      </w:pPr>
+      <w:r>
+        <w:rPr>
+          <w:rFonts w:ascii="Consolas" w:hAnsi="Consolas"/>
+          <w:b w:val="0"/>
+          <w:color w:val="233C7D"/>
+          <w:sz w:val="19"/>
+        </w:rPr>
+        <w:t xml:space="preserve">  "status": 403,</w:t>
+      </w:r>
+    </w:p>
+    <w:p>
+      <w:pPr>
+        <w:keepNext/>
+        <w:spacing w:after="0"/>
+        <w:shd w:val="clear" w:color="auto" w:fill="F1F3F8"/>
+      </w:pPr>
+      <w:r>
+        <w:rPr>
+          <w:rFonts w:ascii="Consolas" w:hAnsi="Consolas"/>
+          <w:b w:val="0"/>
+          <w:color w:val="233C7D"/>
+          <w:sz w:val="19"/>
+        </w:rPr>
+        <w:t xml:space="preserve">  "code": "operation.not_allowed",</w:t>
+      </w:r>
+    </w:p>
+    <w:p>
+      <w:pPr>
+        <w:keepNext/>
+        <w:spacing w:after="0"/>
+        <w:shd w:val="clear" w:color="auto" w:fill="F1F3F8"/>
+      </w:pPr>
+      <w:r>
+        <w:rPr>
+          <w:rFonts w:ascii="Consolas" w:hAnsi="Consolas"/>
+          <w:b w:val="0"/>
+          <w:color w:val="233C7D"/>
+          <w:sz w:val="19"/>
+        </w:rPr>
+        <w:t xml:space="preserve">  "title": "Operation not allowed",</w:t>
+      </w:r>
+    </w:p>
+    <w:p>
+      <w:pPr>
+        <w:keepNext/>
+        <w:spacing w:after="0"/>
+        <w:shd w:val="clear" w:color="auto" w:fill="F1F3F8"/>
+      </w:pPr>
+      <w:r>
+        <w:rPr>
+          <w:rFonts w:ascii="Consolas" w:hAnsi="Consolas"/>
+          <w:b w:val="0"/>
+          <w:color w:val="233C7D"/>
+          <w:sz w:val="19"/>
+        </w:rPr>
+        <w:t xml:space="preserve">  "traceId": "00-4bf92f3577b34da6a3ce929d0e0e4736-00f067aa0ba902b7-01"</w:t>
+      </w:r>
+    </w:p>
+    <w:p>
+      <w:pPr>
+        <w:keepNext w:val="0"/>
+        <w:spacing w:after="120"/>
+        <w:shd w:val="clear" w:color="auto" w:fill="F1F3F8"/>
+      </w:pPr>
+      <w:r>
+        <w:rPr>
+          <w:rFonts w:ascii="Consolas" w:hAnsi="Consolas"/>
+          <w:b w:val="0"/>
+          <w:color w:val="233C7D"/>
+          <w:sz w:val="19"/>
+        </w:rPr>
+        <w:t>}</w:t>
+      </w:r>
+    </w:p>
+    <w:p>
+      <w:pPr>
+        <w:pStyle w:val="Heading1"/>
+        <w:pageBreakBefore/>
+      </w:pPr>
+      <w:r>
+        <w:rPr>
+          <w:b w:val="0"/>
+        </w:rPr>
+        <w:t xml:space="preserve">POST </w:t>
+      </w:r>
+      <w:r>
+        <w:rPr>
+          <w:rFonts w:ascii="Consolas" w:hAnsi="Consolas"/>
+          <w:b w:val="0"/>
+        </w:rPr>
+        <w:t>/api/database/existing-booking-list</w:t>
+      </w:r>
+    </w:p>
+    <w:p>
+      <w:r>
+        <w:t>Database: elenco prenotazioni</w:t>
+      </w:r>
+    </w:p>
+    <w:p>
+      <w:pPr>
+        <w:spacing w:after="40"/>
+      </w:pPr>
+      <w:r>
+        <w:rPr>
+          <w:b/>
+        </w:rPr>
+        <w:t xml:space="preserve">Metodo: </w:t>
+      </w:r>
+      <w:r>
+        <w:rPr>
+          <w:rFonts w:ascii="Consolas" w:hAnsi="Consolas"/>
+          <w:b w:val="0"/>
+          <w:color w:val="233C7D"/>
+        </w:rPr>
+        <w:t>POST</w:t>
+      </w:r>
+    </w:p>
+    <w:p>
+      <w:pPr>
+        <w:spacing w:after="40"/>
+      </w:pPr>
+      <w:r>
+        <w:rPr>
+          <w:b/>
+        </w:rPr>
+        <w:t xml:space="preserve">Route: </w:t>
+      </w:r>
+      <w:r>
+        <w:rPr>
+          <w:rFonts w:ascii="Consolas" w:hAnsi="Consolas"/>
+          <w:b w:val="0"/>
+          <w:color w:val="233C7D"/>
+        </w:rPr>
+        <w:t>/api/database/existing-booking-list</w:t>
+      </w:r>
+    </w:p>
+    <w:p>
+      <w:pPr>
+        <w:spacing w:after="40"/>
+      </w:pPr>
+      <w:r>
+        <w:rPr>
+          <w:b/>
+        </w:rPr>
+        <w:t xml:space="preserve">Nel frontend: </w:t>
+      </w:r>
+      <w:r>
+        <w:rPr>
+          <w:rFonts w:ascii="Consolas" w:hAnsi="Consolas"/>
+          <w:b w:val="0"/>
+          <w:color w:val="233C7D"/>
+        </w:rPr>
+        <w:t>DatabaseService.existingBookingList</w:t>
+      </w:r>
+    </w:p>
+    <w:p>
+      <w:pPr>
+        <w:spacing w:after="40"/>
+      </w:pPr>
+      <w:r>
+        <w:rPr>
+          <w:b/>
+        </w:rPr>
+        <w:t xml:space="preserve">Autenticazione: </w:t>
+      </w:r>
+      <w:r>
+        <w:rPr>
+          <w:b w:val="0"/>
+        </w:rPr>
+        <w:t>Header Authorization: Bearer &lt;accessToken&gt;.</w:t>
+      </w:r>
+    </w:p>
+    <w:p>
+      <w:pPr>
+        <w:pStyle w:val="ListBullet"/>
+      </w:pPr>
+      <w:r>
+        <w:t>La tabella della pagina Database (Impostazioni) la chiama all'apertura e di nuovo, tornando a pagina 1, quando cambiano la ricerca o l'ordinamento; cambiando pagina cambia solo page.</w:t>
+      </w:r>
+    </w:p>
+    <w:p>
+      <w:pPr>
+        <w:pStyle w:val="ListBullet"/>
+      </w:pPr>
+      <w:r>
+        <w:t>Il corpo è idProperty unito a PageRequest (paginazione, ricerca e ordinamento della tabella), come le altre liste.</w:t>
+      </w:r>
+    </w:p>
+    <w:p>
+      <w:pPr>
+        <w:pStyle w:val="ListBullet"/>
+      </w:pPr>
+      <w:r>
+        <w:t>Nomi dei campi ed enum delle righe sono una proposta del frontend, presa dalla struttura di booking.reservations, da confermare col backend. Le colonne ordinabili sono tutte e sei.</w:t>
+      </w:r>
+    </w:p>
+    <w:p>
+      <w:pPr>
+        <w:pStyle w:val="ListBullet"/>
+      </w:pPr>
+      <w:r>
+        <w:t>Se la chiamata fallisce compare il popup di errore della tabella, con Riprova.</w:t>
+      </w:r>
+    </w:p>
+    <w:p>
+      <w:pPr>
+        <w:pStyle w:val="Heading2"/>
+      </w:pPr>
+      <w:r>
+        <w:t>Payload inviato al backend</w:t>
+      </w:r>
+    </w:p>
+    <w:p>
+      <w:pPr>
+        <w:pStyle w:val="Heading3"/>
+      </w:pPr>
+      <w:r>
+        <w:rPr>
+          <w:b w:val="0"/>
+        </w:rPr>
+        <w:t xml:space="preserve">Corpo JSON: </w:t>
+      </w:r>
+      <w:r>
+        <w:rPr>
+          <w:rFonts w:ascii="Consolas" w:hAnsi="Consolas"/>
+          <w:b w:val="0"/>
+        </w:rPr>
+        <w:t>Pick&lt;ManagementRequest, 'idProperty'&gt; &amp; PageRequest</w:t>
+      </w:r>
+    </w:p>
+    <w:tbl>
+      <w:tblPr>
+        <w:tblW w:type="auto" w:w="0"/>
+        <w:jc w:val="center"/>
+        <w:tblLayout w:type="fixed"/>
+        <w:tblLook w:firstColumn="1" w:firstRow="1" w:lastColumn="0" w:lastRow="0" w:noHBand="0" w:noVBand="1" w:val="04A0"/>
+        <w:tblBorders>
+          <w:top w:val="single" w:sz="4" w:color="C9CED8"/>
+          <w:left w:val="single" w:sz="4" w:color="C9CED8"/>
+          <w:bottom w:val="single" w:sz="4" w:color="C9CED8"/>
+          <w:right w:val="single" w:sz="4" w:color="C9CED8"/>
+          <w:insideH w:val="single" w:sz="4" w:color="C9CED8"/>
+          <w:insideV w:val="single" w:sz="4" w:color="C9CED8"/>
+        </w:tblBorders>
+      </w:tblPr>
+      <w:tblGrid>
+        <w:gridCol w:w="3289"/>
+        <w:gridCol w:w="3289"/>
+        <w:gridCol w:w="3289"/>
+      </w:tblGrid>
+      <w:tr>
+        <w:trPr>
+          <w:cantSplit w:val="true"/>
+          <w:tblHeader w:val="true"/>
+        </w:trPr>
+        <w:tc>
+          <w:tcPr>
+            <w:tcW w:type="dxa" w:w="2381"/>
+            <w:shd w:val="clear" w:color="auto" w:fill="233C7D"/>
+          </w:tcPr>
+          <w:p>
+            <w:pPr>
+              <w:spacing w:after="0"/>
+            </w:pPr>
+            <w:r>
+              <w:rPr>
+                <w:b/>
+                <w:color w:val="FFFFFF"/>
+                <w:sz w:val="20"/>
+              </w:rPr>
+              <w:t>Parametro</w:t>
+            </w:r>
+          </w:p>
+        </w:tc>
+        <w:tc>
+          <w:tcPr>
+            <w:tcW w:type="dxa" w:w="2608"/>
+            <w:shd w:val="clear" w:color="auto" w:fill="233C7D"/>
+          </w:tcPr>
+          <w:p>
+            <w:pPr>
+              <w:spacing w:after="0"/>
+            </w:pPr>
+            <w:r>
+              <w:rPr>
+                <w:b/>
+                <w:color w:val="FFFFFF"/>
+                <w:sz w:val="20"/>
+              </w:rPr>
+              <w:t>Tipo</w:t>
+            </w:r>
+          </w:p>
+        </w:tc>
+        <w:tc>
+          <w:tcPr>
+            <w:tcW w:type="dxa" w:w="4876"/>
+            <w:shd w:val="clear" w:color="auto" w:fill="233C7D"/>
+          </w:tcPr>
+          <w:p>
+            <w:pPr>
+              <w:spacing w:after="0"/>
+            </w:pPr>
+            <w:r>
+              <w:rPr>
+                <w:b/>
+                <w:color w:val="FFFFFF"/>
+                <w:sz w:val="20"/>
+              </w:rPr>
+              <w:t>Descrizione</w:t>
+            </w:r>
+          </w:p>
+        </w:tc>
+      </w:tr>
+      <w:tr>
+        <w:trPr>
+          <w:cantSplit w:val="true"/>
+        </w:trPr>
+        <w:tc>
+          <w:tcPr>
+            <w:tcW w:type="dxa" w:w="2381"/>
+          </w:tcPr>
+          <w:p>
+            <w:pPr>
+              <w:spacing w:after="0"/>
+            </w:pPr>
+            <w:r>
+              <w:rPr>
+                <w:rFonts w:ascii="Consolas" w:hAnsi="Consolas"/>
+                <w:b w:val="0"/>
+                <w:color w:val="233C7D"/>
+                <w:sz w:val="19"/>
+              </w:rPr>
+              <w:t>idProperty</w:t>
+            </w:r>
+          </w:p>
+        </w:tc>
+        <w:tc>
+          <w:tcPr>
+            <w:tcW w:type="dxa" w:w="2608"/>
+          </w:tcPr>
+          <w:p>
+            <w:pPr>
+              <w:spacing w:after="0"/>
+            </w:pPr>
+            <w:r>
+              <w:rPr>
+                <w:rFonts w:ascii="Consolas" w:hAnsi="Consolas"/>
+                <w:b w:val="0"/>
+                <w:color w:val="233C7D"/>
+                <w:sz w:val="19"/>
+              </w:rPr>
+              <w:t>string (UUID)</w:t>
+            </w:r>
+          </w:p>
+        </w:tc>
+        <w:tc>
+          <w:tcPr>
+            <w:tcW w:type="dxa" w:w="4876"/>
+          </w:tcPr>
+          <w:p>
+            <w:pPr>
+              <w:spacing w:after="0"/>
+            </w:pPr>
+            <w:r>
+              <w:rPr>
+                <w:b w:val="0"/>
+                <w:sz w:val="19"/>
+              </w:rPr>
+              <w:t>Stabilimento dell'utente (da AuthUser.idProperty).</w:t>
+            </w:r>
+          </w:p>
+        </w:tc>
+      </w:tr>
+      <w:tr>
+        <w:trPr>
+          <w:cantSplit w:val="true"/>
+        </w:trPr>
+        <w:tc>
+          <w:tcPr>
+            <w:tcW w:type="dxa" w:w="2381"/>
+            <w:shd w:val="clear" w:color="auto" w:fill="F1F3F8"/>
+          </w:tcPr>
+          <w:p>
+            <w:pPr>
+              <w:spacing w:after="0"/>
+            </w:pPr>
+            <w:r>
+              <w:rPr>
+                <w:rFonts w:ascii="Consolas" w:hAnsi="Consolas"/>
+                <w:b w:val="0"/>
+                <w:color w:val="233C7D"/>
+                <w:sz w:val="19"/>
+              </w:rPr>
+              <w:t>page</w:t>
+            </w:r>
+          </w:p>
+        </w:tc>
+        <w:tc>
+          <w:tcPr>
+            <w:tcW w:type="dxa" w:w="2608"/>
+            <w:shd w:val="clear" w:color="auto" w:fill="F1F3F8"/>
+          </w:tcPr>
+          <w:p>
+            <w:pPr>
+              <w:spacing w:after="0"/>
+            </w:pPr>
+            <w:r>
+              <w:rPr>
+                <w:rFonts w:ascii="Consolas" w:hAnsi="Consolas"/>
+                <w:b w:val="0"/>
+                <w:color w:val="233C7D"/>
+                <w:sz w:val="19"/>
+              </w:rPr>
+              <w:t>number (intero, da 1)</w:t>
+            </w:r>
+          </w:p>
+        </w:tc>
+        <w:tc>
+          <w:tcPr>
+            <w:tcW w:type="dxa" w:w="4876"/>
+            <w:shd w:val="clear" w:color="auto" w:fill="F1F3F8"/>
+          </w:tcPr>
+          <w:p>
+            <w:pPr>
+              <w:spacing w:after="0"/>
+            </w:pPr>
+            <w:r>
+              <w:rPr>
+                <w:b w:val="0"/>
+                <w:sz w:val="19"/>
+              </w:rPr>
+              <w:t>Pagina richiesta.</w:t>
+            </w:r>
+          </w:p>
+        </w:tc>
+      </w:tr>
+      <w:tr>
+        <w:trPr>
+          <w:cantSplit w:val="true"/>
+        </w:trPr>
+        <w:tc>
+          <w:tcPr>
+            <w:tcW w:type="dxa" w:w="2381"/>
+          </w:tcPr>
+          <w:p>
+            <w:pPr>
+              <w:spacing w:after="0"/>
+            </w:pPr>
+            <w:r>
+              <w:rPr>
+                <w:rFonts w:ascii="Consolas" w:hAnsi="Consolas"/>
+                <w:b w:val="0"/>
+                <w:color w:val="233C7D"/>
+                <w:sz w:val="19"/>
+              </w:rPr>
+              <w:t>pageSize</w:t>
+            </w:r>
+          </w:p>
+        </w:tc>
+        <w:tc>
+          <w:tcPr>
+            <w:tcW w:type="dxa" w:w="2608"/>
+          </w:tcPr>
+          <w:p>
+            <w:pPr>
+              <w:spacing w:after="0"/>
+            </w:pPr>
+            <w:r>
+              <w:rPr>
+                <w:rFonts w:ascii="Consolas" w:hAnsi="Consolas"/>
+                <w:b w:val="0"/>
+                <w:color w:val="233C7D"/>
+                <w:sz w:val="19"/>
+              </w:rPr>
+              <w:t>number (intero)</w:t>
+            </w:r>
+          </w:p>
+        </w:tc>
+        <w:tc>
+          <w:tcPr>
+            <w:tcW w:type="dxa" w:w="4876"/>
+          </w:tcPr>
+          <w:p>
+            <w:pPr>
+              <w:spacing w:after="0"/>
+            </w:pPr>
+            <w:r>
+              <w:rPr>
+                <w:b w:val="0"/>
+                <w:sz w:val="19"/>
+              </w:rPr>
+              <w:t>Righe per pagina: 10 (predefinito), 20, 50 o 100, scelte dall'utente con il selettore della tabella.</w:t>
+            </w:r>
+          </w:p>
+        </w:tc>
+      </w:tr>
+      <w:tr>
+        <w:trPr>
+          <w:cantSplit w:val="true"/>
+        </w:trPr>
+        <w:tc>
+          <w:tcPr>
+            <w:tcW w:type="dxa" w:w="2381"/>
+            <w:shd w:val="clear" w:color="auto" w:fill="F1F3F8"/>
+          </w:tcPr>
+          <w:p>
+            <w:pPr>
+              <w:spacing w:after="0"/>
+            </w:pPr>
+            <w:r>
+              <w:rPr>
+                <w:rFonts w:ascii="Consolas" w:hAnsi="Consolas"/>
+                <w:b w:val="0"/>
+                <w:color w:val="233C7D"/>
+                <w:sz w:val="19"/>
+              </w:rPr>
+              <w:t>search</w:t>
+            </w:r>
+          </w:p>
+        </w:tc>
+        <w:tc>
+          <w:tcPr>
+            <w:tcW w:type="dxa" w:w="2608"/>
+            <w:shd w:val="clear" w:color="auto" w:fill="F1F3F8"/>
+          </w:tcPr>
+          <w:p>
+            <w:pPr>
+              <w:spacing w:after="0"/>
+            </w:pPr>
+            <w:r>
+              <w:rPr>
+                <w:rFonts w:ascii="Consolas" w:hAnsi="Consolas"/>
+                <w:b w:val="0"/>
+                <w:color w:val="233C7D"/>
+                <w:sz w:val="19"/>
+              </w:rPr>
+              <w:t>string</w:t>
+            </w:r>
+          </w:p>
+        </w:tc>
+        <w:tc>
+          <w:tcPr>
+            <w:tcW w:type="dxa" w:w="4876"/>
+            <w:shd w:val="clear" w:color="auto" w:fill="F1F3F8"/>
+          </w:tcPr>
+          <w:p>
+            <w:pPr>
+              <w:spacing w:after="0"/>
+            </w:pPr>
+            <w:r>
+              <w:rPr>
+                <w:b w:val="0"/>
+                <w:sz w:val="19"/>
+              </w:rPr>
+              <w:t>Testo cercato nella lista ('' se non si cerca nulla): arriva dalla barra di ricerca della tabella, 0,5 s dopo l'ultimo tasto e da 3 caratteri. È il backend a decidere in quali campi cercare.</w:t>
+            </w:r>
+          </w:p>
+        </w:tc>
+      </w:tr>
+      <w:tr>
+        <w:trPr>
+          <w:cantSplit w:val="true"/>
+        </w:trPr>
+        <w:tc>
+          <w:tcPr>
+            <w:tcW w:type="dxa" w:w="2381"/>
+          </w:tcPr>
+          <w:p>
+            <w:pPr>
+              <w:spacing w:after="0"/>
+            </w:pPr>
+            <w:r>
+              <w:rPr>
+                <w:rFonts w:ascii="Consolas" w:hAnsi="Consolas"/>
+                <w:b w:val="0"/>
+                <w:color w:val="233C7D"/>
+                <w:sz w:val="19"/>
+              </w:rPr>
+              <w:t>sortField</w:t>
+            </w:r>
+          </w:p>
+        </w:tc>
+        <w:tc>
+          <w:tcPr>
+            <w:tcW w:type="dxa" w:w="2608"/>
+          </w:tcPr>
+          <w:p>
+            <w:pPr>
+              <w:spacing w:after="0"/>
+            </w:pPr>
+            <w:r>
+              <w:rPr>
+                <w:rFonts w:ascii="Consolas" w:hAnsi="Consolas"/>
+                <w:b w:val="0"/>
+                <w:color w:val="233C7D"/>
+                <w:sz w:val="19"/>
+              </w:rPr>
+              <w:t>string</w:t>
+            </w:r>
+          </w:p>
+        </w:tc>
+        <w:tc>
+          <w:tcPr>
+            <w:tcW w:type="dxa" w:w="4876"/>
+          </w:tcPr>
+          <w:p>
+            <w:pPr>
+              <w:spacing w:after="0"/>
+            </w:pPr>
+            <w:r>
+              <w:rPr>
+                <w:b w:val="0"/>
+                <w:sz w:val="19"/>
+              </w:rPr>
+              <w:t>Campo per cui ordinare: il field della colonna scelta dall'utente cliccando la sua intestazione (es. customerName); '' se non si ordina (ordine del server).</w:t>
+            </w:r>
+          </w:p>
+        </w:tc>
+      </w:tr>
+      <w:tr>
+        <w:trPr>
+          <w:cantSplit w:val="true"/>
+        </w:trPr>
+        <w:tc>
+          <w:tcPr>
+            <w:tcW w:type="dxa" w:w="2381"/>
+            <w:shd w:val="clear" w:color="auto" w:fill="F1F3F8"/>
+          </w:tcPr>
+          <w:p>
+            <w:pPr>
+              <w:spacing w:after="0"/>
+            </w:pPr>
+            <w:r>
+              <w:rPr>
+                <w:rFonts w:ascii="Consolas" w:hAnsi="Consolas"/>
+                <w:b w:val="0"/>
+                <w:color w:val="233C7D"/>
+                <w:sz w:val="19"/>
+              </w:rPr>
+              <w:t>sortDirection</w:t>
+            </w:r>
+          </w:p>
+        </w:tc>
+        <w:tc>
+          <w:tcPr>
+            <w:tcW w:type="dxa" w:w="2608"/>
+            <w:shd w:val="clear" w:color="auto" w:fill="F1F3F8"/>
+          </w:tcPr>
+          <w:p>
+            <w:pPr>
+              <w:spacing w:after="0"/>
+            </w:pPr>
+            <w:r>
+              <w:rPr>
+                <w:rFonts w:ascii="Consolas" w:hAnsi="Consolas"/>
+                <w:b w:val="0"/>
+                <w:color w:val="233C7D"/>
+                <w:sz w:val="19"/>
+              </w:rPr>
+              <w:t>string (enum SortDirection)</w:t>
+            </w:r>
+          </w:p>
+        </w:tc>
+        <w:tc>
+          <w:tcPr>
+            <w:tcW w:type="dxa" w:w="4876"/>
+            <w:shd w:val="clear" w:color="auto" w:fill="F1F3F8"/>
+          </w:tcPr>
+          <w:p>
+            <w:pPr>
+              <w:spacing w:after="0"/>
+            </w:pPr>
+            <w:r>
+              <w:rPr>
+                <w:b w:val="0"/>
+                <w:sz w:val="19"/>
+              </w:rPr>
+              <w:t>Direzione dell'ordinamento, con i nomi dell'enum .NET: Ascending o Descending. Conta solo con un sortField.</w:t>
+            </w:r>
+          </w:p>
+        </w:tc>
+      </w:tr>
+    </w:tbl>
+    <w:p>
+      <w:pPr>
+        <w:spacing w:after="40"/>
+      </w:pPr>
+    </w:p>
+    <w:p>
+      <w:pPr>
+        <w:pStyle w:val="Heading3"/>
+      </w:pPr>
+      <w:r>
+        <w:t>Esempio di richiesta (JSON)</w:t>
+      </w:r>
+    </w:p>
+    <w:p>
+      <w:pPr>
+        <w:keepNext/>
+        <w:spacing w:after="0"/>
+        <w:shd w:val="clear" w:color="auto" w:fill="F1F3F8"/>
+      </w:pPr>
+      <w:r>
+        <w:rPr>
+          <w:rFonts w:ascii="Consolas" w:hAnsi="Consolas"/>
+          <w:b w:val="0"/>
+          <w:color w:val="233C7D"/>
+          <w:sz w:val="19"/>
+        </w:rPr>
+        <w:t>{</w:t>
+      </w:r>
+    </w:p>
+    <w:p>
+      <w:pPr>
+        <w:keepNext/>
+        <w:spacing w:after="0"/>
+        <w:shd w:val="clear" w:color="auto" w:fill="F1F3F8"/>
+      </w:pPr>
+      <w:r>
+        <w:rPr>
+          <w:rFonts w:ascii="Consolas" w:hAnsi="Consolas"/>
+          <w:b w:val="0"/>
+          <w:color w:val="233C7D"/>
+          <w:sz w:val="19"/>
+        </w:rPr>
+        <w:t xml:space="preserve">  "idProperty": "5b1f3c7e-2d4a-4e8b-9c1d-7a6e5f4b3c2d",</w:t>
+      </w:r>
+    </w:p>
+    <w:p>
+      <w:pPr>
+        <w:keepNext/>
+        <w:spacing w:after="0"/>
+        <w:shd w:val="clear" w:color="auto" w:fill="F1F3F8"/>
+      </w:pPr>
+      <w:r>
+        <w:rPr>
+          <w:rFonts w:ascii="Consolas" w:hAnsi="Consolas"/>
+          <w:b w:val="0"/>
+          <w:color w:val="233C7D"/>
+          <w:sz w:val="19"/>
+        </w:rPr>
+        <w:t xml:space="preserve">  "page": 1,</w:t>
+      </w:r>
+    </w:p>
+    <w:p>
+      <w:pPr>
+        <w:keepNext/>
+        <w:spacing w:after="0"/>
+        <w:shd w:val="clear" w:color="auto" w:fill="F1F3F8"/>
+      </w:pPr>
+      <w:r>
+        <w:rPr>
+          <w:rFonts w:ascii="Consolas" w:hAnsi="Consolas"/>
+          <w:b w:val="0"/>
+          <w:color w:val="233C7D"/>
+          <w:sz w:val="19"/>
+        </w:rPr>
+        <w:t xml:space="preserve">  "pageSize": 10,</w:t>
+      </w:r>
+    </w:p>
+    <w:p>
+      <w:pPr>
+        <w:keepNext/>
+        <w:spacing w:after="0"/>
+        <w:shd w:val="clear" w:color="auto" w:fill="F1F3F8"/>
+      </w:pPr>
+      <w:r>
+        <w:rPr>
+          <w:rFonts w:ascii="Consolas" w:hAnsi="Consolas"/>
+          <w:b w:val="0"/>
+          <w:color w:val="233C7D"/>
+          <w:sz w:val="19"/>
+        </w:rPr>
+        <w:t xml:space="preserve">  "search": "rossi",</w:t>
+      </w:r>
+    </w:p>
+    <w:p>
+      <w:pPr>
+        <w:keepNext/>
+        <w:spacing w:after="0"/>
+        <w:shd w:val="clear" w:color="auto" w:fill="F1F3F8"/>
+      </w:pPr>
+      <w:r>
+        <w:rPr>
+          <w:rFonts w:ascii="Consolas" w:hAnsi="Consolas"/>
+          <w:b w:val="0"/>
+          <w:color w:val="233C7D"/>
+          <w:sz w:val="19"/>
+        </w:rPr>
+        <w:t xml:space="preserve">  "sortField": "dateFrom",</w:t>
+      </w:r>
+    </w:p>
+    <w:p>
+      <w:pPr>
+        <w:keepNext/>
+        <w:spacing w:after="0"/>
+        <w:shd w:val="clear" w:color="auto" w:fill="F1F3F8"/>
+      </w:pPr>
+      <w:r>
+        <w:rPr>
+          <w:rFonts w:ascii="Consolas" w:hAnsi="Consolas"/>
+          <w:b w:val="0"/>
+          <w:color w:val="233C7D"/>
+          <w:sz w:val="19"/>
+        </w:rPr>
+        <w:t xml:space="preserve">  "sortDirection": "Ascending"</w:t>
+      </w:r>
+    </w:p>
+    <w:p>
+      <w:pPr>
+        <w:keepNext w:val="0"/>
+        <w:spacing w:after="120"/>
+        <w:shd w:val="clear" w:color="auto" w:fill="F1F3F8"/>
+      </w:pPr>
+      <w:r>
+        <w:rPr>
+          <w:rFonts w:ascii="Consolas" w:hAnsi="Consolas"/>
+          <w:b w:val="0"/>
+          <w:color w:val="233C7D"/>
+          <w:sz w:val="19"/>
+        </w:rPr>
+        <w:t>}</w:t>
+      </w:r>
+    </w:p>
+    <w:p>
+      <w:pPr>
+        <w:pStyle w:val="Heading2"/>
+      </w:pPr>
+      <w:r>
+        <w:t>Risposta attesa dal server</w:t>
+      </w:r>
+    </w:p>
+    <w:p>
+      <w:pPr>
+        <w:spacing w:after="40"/>
+      </w:pPr>
+      <w:r>
+        <w:rPr>
+          <w:b/>
+        </w:rPr>
+        <w:t xml:space="preserve">Stato: </w:t>
+      </w:r>
+      <w:r>
+        <w:rPr>
+          <w:b w:val="0"/>
+        </w:rPr>
+        <w:t>200 OK</w:t>
+      </w:r>
+    </w:p>
+    <w:p>
+      <w:pPr>
+        <w:pStyle w:val="Heading3"/>
+      </w:pPr>
+      <w:r>
+        <w:rPr>
+          <w:b w:val="0"/>
+        </w:rPr>
+        <w:t xml:space="preserve">Corpo JSON: </w:t>
+      </w:r>
+      <w:r>
+        <w:rPr>
+          <w:rFonts w:ascii="Consolas" w:hAnsi="Consolas"/>
+          <w:b w:val="0"/>
+        </w:rPr>
+        <w:t>Page&lt;ExistingBookingItem&gt;</w:t>
+      </w:r>
+    </w:p>
+    <w:tbl>
+      <w:tblPr>
+        <w:tblW w:type="auto" w:w="0"/>
+        <w:jc w:val="center"/>
+        <w:tblLayout w:type="fixed"/>
+        <w:tblLook w:firstColumn="1" w:firstRow="1" w:lastColumn="0" w:lastRow="0" w:noHBand="0" w:noVBand="1" w:val="04A0"/>
+        <w:tblBorders>
+          <w:top w:val="single" w:sz="4" w:color="C9CED8"/>
+          <w:left w:val="single" w:sz="4" w:color="C9CED8"/>
+          <w:bottom w:val="single" w:sz="4" w:color="C9CED8"/>
+          <w:right w:val="single" w:sz="4" w:color="C9CED8"/>
+          <w:insideH w:val="single" w:sz="4" w:color="C9CED8"/>
+          <w:insideV w:val="single" w:sz="4" w:color="C9CED8"/>
+        </w:tblBorders>
+      </w:tblPr>
+      <w:tblGrid>
+        <w:gridCol w:w="3289"/>
+        <w:gridCol w:w="3289"/>
+        <w:gridCol w:w="3289"/>
+      </w:tblGrid>
+      <w:tr>
+        <w:trPr>
+          <w:cantSplit w:val="true"/>
+          <w:tblHeader w:val="true"/>
+        </w:trPr>
+        <w:tc>
+          <w:tcPr>
+            <w:tcW w:type="dxa" w:w="2381"/>
+            <w:shd w:val="clear" w:color="auto" w:fill="233C7D"/>
+          </w:tcPr>
+          <w:p>
+            <w:pPr>
+              <w:spacing w:after="0"/>
+            </w:pPr>
+            <w:r>
+              <w:rPr>
+                <w:b/>
+                <w:color w:val="FFFFFF"/>
+                <w:sz w:val="20"/>
+              </w:rPr>
+              <w:t>Parametro</w:t>
+            </w:r>
+          </w:p>
+        </w:tc>
+        <w:tc>
+          <w:tcPr>
+            <w:tcW w:type="dxa" w:w="2608"/>
+            <w:shd w:val="clear" w:color="auto" w:fill="233C7D"/>
+          </w:tcPr>
+          <w:p>
+            <w:pPr>
+              <w:spacing w:after="0"/>
+            </w:pPr>
+            <w:r>
+              <w:rPr>
+                <w:b/>
+                <w:color w:val="FFFFFF"/>
+                <w:sz w:val="20"/>
+              </w:rPr>
+              <w:t>Tipo</w:t>
+            </w:r>
+          </w:p>
+        </w:tc>
+        <w:tc>
+          <w:tcPr>
+            <w:tcW w:type="dxa" w:w="4876"/>
+            <w:shd w:val="clear" w:color="auto" w:fill="233C7D"/>
+          </w:tcPr>
+          <w:p>
+            <w:pPr>
+              <w:spacing w:after="0"/>
+            </w:pPr>
+            <w:r>
+              <w:rPr>
+                <w:b/>
+                <w:color w:val="FFFFFF"/>
+                <w:sz w:val="20"/>
+              </w:rPr>
+              <w:t>Descrizione</w:t>
+            </w:r>
+          </w:p>
+        </w:tc>
+      </w:tr>
+      <w:tr>
+        <w:trPr>
+          <w:cantSplit w:val="true"/>
+        </w:trPr>
+        <w:tc>
+          <w:tcPr>
+            <w:tcW w:type="dxa" w:w="2381"/>
+          </w:tcPr>
+          <w:p>
+            <w:pPr>
+              <w:spacing w:after="0"/>
+            </w:pPr>
+            <w:r>
+              <w:rPr>
+                <w:rFonts w:ascii="Consolas" w:hAnsi="Consolas"/>
+                <w:b w:val="0"/>
+                <w:color w:val="233C7D"/>
+                <w:sz w:val="19"/>
+              </w:rPr>
+              <w:t>total</w:t>
+            </w:r>
+          </w:p>
+        </w:tc>
+        <w:tc>
+          <w:tcPr>
+            <w:tcW w:type="dxa" w:w="2608"/>
+          </w:tcPr>
+          <w:p>
+            <w:pPr>
+              <w:spacing w:after="0"/>
+            </w:pPr>
+            <w:r>
+              <w:rPr>
+                <w:rFonts w:ascii="Consolas" w:hAnsi="Consolas"/>
+                <w:b w:val="0"/>
+                <w:color w:val="233C7D"/>
+                <w:sz w:val="19"/>
+              </w:rPr>
+              <w:t>number (intero)</w:t>
+            </w:r>
+          </w:p>
+        </w:tc>
+        <w:tc>
+          <w:tcPr>
+            <w:tcW w:type="dxa" w:w="4876"/>
+          </w:tcPr>
+          <w:p>
+            <w:pPr>
+              <w:spacing w:after="0"/>
+            </w:pPr>
+            <w:r>
+              <w:rPr>
+                <w:b w:val="0"/>
+                <w:sz w:val="19"/>
+              </w:rPr>
+              <w:t>Righe totali che rispettano la ricerca, in tutte le pagine.</w:t>
+            </w:r>
+          </w:p>
+        </w:tc>
+      </w:tr>
+      <w:tr>
+        <w:trPr>
+          <w:cantSplit w:val="true"/>
+        </w:trPr>
+        <w:tc>
+          <w:tcPr>
+            <w:tcW w:type="dxa" w:w="2381"/>
+            <w:shd w:val="clear" w:color="auto" w:fill="F1F3F8"/>
+          </w:tcPr>
+          <w:p>
+            <w:pPr>
+              <w:spacing w:after="0"/>
+            </w:pPr>
+            <w:r>
+              <w:rPr>
+                <w:rFonts w:ascii="Consolas" w:hAnsi="Consolas"/>
+                <w:b w:val="0"/>
+                <w:color w:val="233C7D"/>
+                <w:sz w:val="19"/>
+              </w:rPr>
+              <w:t>rows</w:t>
+            </w:r>
+          </w:p>
+        </w:tc>
+        <w:tc>
+          <w:tcPr>
+            <w:tcW w:type="dxa" w:w="2608"/>
+            <w:shd w:val="clear" w:color="auto" w:fill="F1F3F8"/>
+          </w:tcPr>
+          <w:p>
+            <w:pPr>
+              <w:spacing w:after="0"/>
+            </w:pPr>
+            <w:r>
+              <w:rPr>
+                <w:rFonts w:ascii="Consolas" w:hAnsi="Consolas"/>
+                <w:b w:val="0"/>
+                <w:color w:val="233C7D"/>
+                <w:sz w:val="19"/>
+              </w:rPr>
+              <w:t>ExistingBookingItem[] (array di oggetti)</w:t>
+            </w:r>
+          </w:p>
+        </w:tc>
+        <w:tc>
+          <w:tcPr>
+            <w:tcW w:type="dxa" w:w="4876"/>
+            <w:shd w:val="clear" w:color="auto" w:fill="F1F3F8"/>
+          </w:tcPr>
+          <w:p>
+            <w:pPr>
+              <w:spacing w:after="0"/>
+            </w:pPr>
+            <w:r>
+              <w:rPr>
+                <w:b w:val="0"/>
+                <w:sz w:val="19"/>
+              </w:rPr>
+              <w:t>Righe della pagina richiesta.</w:t>
+            </w:r>
+          </w:p>
+        </w:tc>
+      </w:tr>
+    </w:tbl>
+    <w:p>
+      <w:pPr>
+        <w:spacing w:after="40"/>
+      </w:pPr>
+    </w:p>
+    <w:p>
+      <w:pPr>
+        <w:pStyle w:val="Heading3"/>
+      </w:pPr>
+      <w:r>
+        <w:rPr>
+          <w:b w:val="0"/>
+        </w:rPr>
+        <w:t xml:space="preserve">Oggetto </w:t>
+      </w:r>
+      <w:r>
+        <w:rPr>
+          <w:rFonts w:ascii="Consolas" w:hAnsi="Consolas"/>
+          <w:b w:val="0"/>
+        </w:rPr>
+        <w:t>ExistingBookingItem</w:t>
+      </w:r>
+    </w:p>
+    <w:tbl>
+      <w:tblPr>
+        <w:tblW w:type="auto" w:w="0"/>
+        <w:jc w:val="center"/>
+        <w:tblLayout w:type="fixed"/>
+        <w:tblLook w:firstColumn="1" w:firstRow="1" w:lastColumn="0" w:lastRow="0" w:noHBand="0" w:noVBand="1" w:val="04A0"/>
+        <w:tblBorders>
+          <w:top w:val="single" w:sz="4" w:color="C9CED8"/>
+          <w:left w:val="single" w:sz="4" w:color="C9CED8"/>
+          <w:bottom w:val="single" w:sz="4" w:color="C9CED8"/>
+          <w:right w:val="single" w:sz="4" w:color="C9CED8"/>
+          <w:insideH w:val="single" w:sz="4" w:color="C9CED8"/>
+          <w:insideV w:val="single" w:sz="4" w:color="C9CED8"/>
+        </w:tblBorders>
+      </w:tblPr>
+      <w:tblGrid>
+        <w:gridCol w:w="3289"/>
+        <w:gridCol w:w="3289"/>
+        <w:gridCol w:w="3289"/>
+      </w:tblGrid>
+      <w:tr>
+        <w:trPr>
+          <w:cantSplit w:val="true"/>
+          <w:tblHeader w:val="true"/>
+        </w:trPr>
+        <w:tc>
+          <w:tcPr>
+            <w:tcW w:type="dxa" w:w="2381"/>
+            <w:shd w:val="clear" w:color="auto" w:fill="233C7D"/>
+          </w:tcPr>
+          <w:p>
+            <w:pPr>
+              <w:spacing w:after="0"/>
+            </w:pPr>
+            <w:r>
+              <w:rPr>
+                <w:b/>
+                <w:color w:val="FFFFFF"/>
+                <w:sz w:val="20"/>
+              </w:rPr>
+              <w:t>Parametro</w:t>
+            </w:r>
+          </w:p>
+        </w:tc>
+        <w:tc>
+          <w:tcPr>
+            <w:tcW w:type="dxa" w:w="2608"/>
+            <w:shd w:val="clear" w:color="auto" w:fill="233C7D"/>
+          </w:tcPr>
+          <w:p>
+            <w:pPr>
+              <w:spacing w:after="0"/>
+            </w:pPr>
+            <w:r>
+              <w:rPr>
+                <w:b/>
+                <w:color w:val="FFFFFF"/>
+                <w:sz w:val="20"/>
+              </w:rPr>
+              <w:t>Tipo</w:t>
+            </w:r>
+          </w:p>
+        </w:tc>
+        <w:tc>
+          <w:tcPr>
+            <w:tcW w:type="dxa" w:w="4876"/>
+            <w:shd w:val="clear" w:color="auto" w:fill="233C7D"/>
+          </w:tcPr>
+          <w:p>
+            <w:pPr>
+              <w:spacing w:after="0"/>
+            </w:pPr>
+            <w:r>
+              <w:rPr>
+                <w:b/>
+                <w:color w:val="FFFFFF"/>
+                <w:sz w:val="20"/>
+              </w:rPr>
+              <w:t>Descrizione</w:t>
+            </w:r>
+          </w:p>
+        </w:tc>
+      </w:tr>
+      <w:tr>
+        <w:trPr>
+          <w:cantSplit w:val="true"/>
+        </w:trPr>
+        <w:tc>
+          <w:tcPr>
+            <w:tcW w:type="dxa" w:w="2381"/>
+          </w:tcPr>
+          <w:p>
+            <w:pPr>
+              <w:spacing w:after="0"/>
+            </w:pPr>
+            <w:r>
+              <w:rPr>
+                <w:rFonts w:ascii="Consolas" w:hAnsi="Consolas"/>
+                <w:b w:val="0"/>
+                <w:color w:val="233C7D"/>
+                <w:sz w:val="19"/>
+              </w:rPr>
+              <w:t>idBooking</w:t>
+            </w:r>
+          </w:p>
+        </w:tc>
+        <w:tc>
+          <w:tcPr>
+            <w:tcW w:type="dxa" w:w="2608"/>
+          </w:tcPr>
+          <w:p>
+            <w:pPr>
+              <w:spacing w:after="0"/>
+            </w:pPr>
+            <w:r>
+              <w:rPr>
+                <w:rFonts w:ascii="Consolas" w:hAnsi="Consolas"/>
+                <w:b w:val="0"/>
+                <w:color w:val="233C7D"/>
+                <w:sz w:val="19"/>
+              </w:rPr>
+              <w:t>string (UUID)</w:t>
+            </w:r>
+          </w:p>
+        </w:tc>
+        <w:tc>
+          <w:tcPr>
+            <w:tcW w:type="dxa" w:w="4876"/>
+          </w:tcPr>
+          <w:p>
+            <w:pPr>
+              <w:spacing w:after="0"/>
+            </w:pPr>
+            <w:r>
+              <w:rPr>
+                <w:b w:val="0"/>
+                <w:sz w:val="19"/>
+              </w:rPr>
+              <w:t>Identificativo della prenotazione. Non è mostrato.</w:t>
+            </w:r>
+          </w:p>
+        </w:tc>
+      </w:tr>
+      <w:tr>
+        <w:trPr>
+          <w:cantSplit w:val="true"/>
+        </w:trPr>
+        <w:tc>
+          <w:tcPr>
+            <w:tcW w:type="dxa" w:w="2381"/>
+            <w:shd w:val="clear" w:color="auto" w:fill="F1F3F8"/>
+          </w:tcPr>
+          <w:p>
+            <w:pPr>
+              <w:spacing w:after="0"/>
+            </w:pPr>
+            <w:r>
+              <w:rPr>
+                <w:rFonts w:ascii="Consolas" w:hAnsi="Consolas"/>
+                <w:b w:val="0"/>
+                <w:color w:val="233C7D"/>
+                <w:sz w:val="19"/>
+              </w:rPr>
+              <w:t>customerName</w:t>
+            </w:r>
+          </w:p>
+        </w:tc>
+        <w:tc>
+          <w:tcPr>
+            <w:tcW w:type="dxa" w:w="2608"/>
+            <w:shd w:val="clear" w:color="auto" w:fill="F1F3F8"/>
+          </w:tcPr>
+          <w:p>
+            <w:pPr>
+              <w:spacing w:after="0"/>
+            </w:pPr>
+            <w:r>
+              <w:rPr>
+                <w:rFonts w:ascii="Consolas" w:hAnsi="Consolas"/>
+                <w:b w:val="0"/>
+                <w:color w:val="233C7D"/>
+                <w:sz w:val="19"/>
+              </w:rPr>
+              <w:t>string | null</w:t>
+            </w:r>
+          </w:p>
+        </w:tc>
+        <w:tc>
+          <w:tcPr>
+            <w:tcW w:type="dxa" w:w="4876"/>
+            <w:shd w:val="clear" w:color="auto" w:fill="F1F3F8"/>
+          </w:tcPr>
+          <w:p>
+            <w:pPr>
+              <w:spacing w:after="0"/>
+            </w:pPr>
+            <w:r>
+              <w:rPr>
+                <w:b w:val="0"/>
+                <w:sz w:val="19"/>
+              </w:rPr>
+              <w:t>Nome del cliente (colonna Cliente).</w:t>
+            </w:r>
+          </w:p>
+        </w:tc>
+      </w:tr>
+      <w:tr>
+        <w:trPr>
+          <w:cantSplit w:val="true"/>
+        </w:trPr>
+        <w:tc>
+          <w:tcPr>
+            <w:tcW w:type="dxa" w:w="2381"/>
+          </w:tcPr>
+          <w:p>
+            <w:pPr>
+              <w:spacing w:after="0"/>
+            </w:pPr>
+            <w:r>
+              <w:rPr>
+                <w:rFonts w:ascii="Consolas" w:hAnsi="Consolas"/>
+                <w:b w:val="0"/>
+                <w:color w:val="233C7D"/>
+                <w:sz w:val="19"/>
+              </w:rPr>
+              <w:t>reservationKind</w:t>
+            </w:r>
+          </w:p>
+        </w:tc>
+        <w:tc>
+          <w:tcPr>
+            <w:tcW w:type="dxa" w:w="2608"/>
+          </w:tcPr>
+          <w:p>
+            <w:pPr>
+              <w:spacing w:after="0"/>
+            </w:pPr>
+            <w:r>
+              <w:rPr>
+                <w:rFonts w:ascii="Consolas" w:hAnsi="Consolas"/>
+                <w:b w:val="0"/>
+                <w:color w:val="233C7D"/>
+                <w:sz w:val="19"/>
+              </w:rPr>
+              <w:t>string (enum ReservationKind) | null</w:t>
+            </w:r>
+          </w:p>
+        </w:tc>
+        <w:tc>
+          <w:tcPr>
+            <w:tcW w:type="dxa" w:w="4876"/>
+          </w:tcPr>
+          <w:p>
+            <w:pPr>
+              <w:spacing w:after="0"/>
+            </w:pPr>
+            <w:r>
+              <w:rPr>
+                <w:b w:val="0"/>
+                <w:sz w:val="19"/>
+              </w:rPr>
+              <w:t>Tipologia della prenotazione (colonna Tipologia prenotazione): Spot (con postazioni) | Service (soli servizi). Il frontend la traduce.</w:t>
+            </w:r>
+          </w:p>
+        </w:tc>
+      </w:tr>
+      <w:tr>
+        <w:trPr>
+          <w:cantSplit w:val="true"/>
+        </w:trPr>
+        <w:tc>
+          <w:tcPr>
+            <w:tcW w:type="dxa" w:w="2381"/>
+            <w:shd w:val="clear" w:color="auto" w:fill="F1F3F8"/>
+          </w:tcPr>
+          <w:p>
+            <w:pPr>
+              <w:spacing w:after="0"/>
+            </w:pPr>
+            <w:r>
+              <w:rPr>
+                <w:rFonts w:ascii="Consolas" w:hAnsi="Consolas"/>
+                <w:b w:val="0"/>
+                <w:color w:val="233C7D"/>
+                <w:sz w:val="19"/>
+              </w:rPr>
+              <w:t>dateFrom</w:t>
+            </w:r>
+          </w:p>
+        </w:tc>
+        <w:tc>
+          <w:tcPr>
+            <w:tcW w:type="dxa" w:w="2608"/>
+            <w:shd w:val="clear" w:color="auto" w:fill="F1F3F8"/>
+          </w:tcPr>
+          <w:p>
+            <w:pPr>
+              <w:spacing w:after="0"/>
+            </w:pPr>
+            <w:r>
+              <w:rPr>
+                <w:rFonts w:ascii="Consolas" w:hAnsi="Consolas"/>
+                <w:b w:val="0"/>
+                <w:color w:val="233C7D"/>
+                <w:sz w:val="19"/>
+              </w:rPr>
+              <w:t>string (ISO 8601, UTC) | null</w:t>
+            </w:r>
+          </w:p>
+        </w:tc>
+        <w:tc>
+          <w:tcPr>
+            <w:tcW w:type="dxa" w:w="4876"/>
+            <w:shd w:val="clear" w:color="auto" w:fill="F1F3F8"/>
+          </w:tcPr>
+          <w:p>
+            <w:pPr>
+              <w:spacing w:after="0"/>
+            </w:pPr>
+            <w:r>
+              <w:rPr>
+                <w:b w:val="0"/>
+                <w:sz w:val="19"/>
+              </w:rPr>
+              <w:t>Primo giorno della prenotazione (colonna Dal), a mezzanotte UTC, es. 2026-07-05T00:00:00.000Z.</w:t>
+            </w:r>
+          </w:p>
+        </w:tc>
+      </w:tr>
+      <w:tr>
+        <w:trPr>
+          <w:cantSplit w:val="true"/>
+        </w:trPr>
+        <w:tc>
+          <w:tcPr>
+            <w:tcW w:type="dxa" w:w="2381"/>
+          </w:tcPr>
+          <w:p>
+            <w:pPr>
+              <w:spacing w:after="0"/>
+            </w:pPr>
+            <w:r>
+              <w:rPr>
+                <w:rFonts w:ascii="Consolas" w:hAnsi="Consolas"/>
+                <w:b w:val="0"/>
+                <w:color w:val="233C7D"/>
+                <w:sz w:val="19"/>
+              </w:rPr>
+              <w:t>dateTo</w:t>
+            </w:r>
+          </w:p>
+        </w:tc>
+        <w:tc>
+          <w:tcPr>
+            <w:tcW w:type="dxa" w:w="2608"/>
+          </w:tcPr>
+          <w:p>
+            <w:pPr>
+              <w:spacing w:after="0"/>
+            </w:pPr>
+            <w:r>
+              <w:rPr>
+                <w:rFonts w:ascii="Consolas" w:hAnsi="Consolas"/>
+                <w:b w:val="0"/>
+                <w:color w:val="233C7D"/>
+                <w:sz w:val="19"/>
+              </w:rPr>
+              <w:t>string (ISO 8601, UTC) | null</w:t>
+            </w:r>
+          </w:p>
+        </w:tc>
+        <w:tc>
+          <w:tcPr>
+            <w:tcW w:type="dxa" w:w="4876"/>
+          </w:tcPr>
+          <w:p>
+            <w:pPr>
+              <w:spacing w:after="0"/>
+            </w:pPr>
+            <w:r>
+              <w:rPr>
+                <w:b w:val="0"/>
+                <w:sz w:val="19"/>
+              </w:rPr>
+              <w:t>Ultimo giorno della prenotazione (colonna al), a mezzanotte UTC.</w:t>
+            </w:r>
+          </w:p>
+        </w:tc>
+      </w:tr>
+      <w:tr>
+        <w:trPr>
+          <w:cantSplit w:val="true"/>
+        </w:trPr>
+        <w:tc>
+          <w:tcPr>
+            <w:tcW w:type="dxa" w:w="2381"/>
+            <w:shd w:val="clear" w:color="auto" w:fill="F1F3F8"/>
+          </w:tcPr>
+          <w:p>
+            <w:pPr>
+              <w:spacing w:after="0"/>
+            </w:pPr>
+            <w:r>
+              <w:rPr>
+                <w:rFonts w:ascii="Consolas" w:hAnsi="Consolas"/>
+                <w:b w:val="0"/>
+                <w:color w:val="233C7D"/>
+                <w:sz w:val="19"/>
+              </w:rPr>
+              <w:t>agreementName</w:t>
+            </w:r>
+          </w:p>
+        </w:tc>
+        <w:tc>
+          <w:tcPr>
+            <w:tcW w:type="dxa" w:w="2608"/>
+            <w:shd w:val="clear" w:color="auto" w:fill="F1F3F8"/>
+          </w:tcPr>
+          <w:p>
+            <w:pPr>
+              <w:spacing w:after="0"/>
+            </w:pPr>
+            <w:r>
+              <w:rPr>
+                <w:rFonts w:ascii="Consolas" w:hAnsi="Consolas"/>
+                <w:b w:val="0"/>
+                <w:color w:val="233C7D"/>
+                <w:sz w:val="19"/>
+              </w:rPr>
+              <w:t>string | null</w:t>
+            </w:r>
+          </w:p>
+        </w:tc>
+        <w:tc>
+          <w:tcPr>
+            <w:tcW w:type="dxa" w:w="4876"/>
+            <w:shd w:val="clear" w:color="auto" w:fill="F1F3F8"/>
+          </w:tcPr>
+          <w:p>
+            <w:pPr>
+              <w:spacing w:after="0"/>
+            </w:pPr>
+            <w:r>
+              <w:rPr>
+                <w:b w:val="0"/>
+                <w:sz w:val="19"/>
+              </w:rPr>
+              <w:t>Nome della convenzione (colonna Convenzioni); null senza convenzione.</w:t>
+            </w:r>
+          </w:p>
+        </w:tc>
+      </w:tr>
+      <w:tr>
+        <w:trPr>
+          <w:cantSplit w:val="true"/>
+        </w:trPr>
+        <w:tc>
+          <w:tcPr>
+            <w:tcW w:type="dxa" w:w="2381"/>
+          </w:tcPr>
+          <w:p>
+            <w:pPr>
+              <w:spacing w:after="0"/>
+            </w:pPr>
+            <w:r>
+              <w:rPr>
+                <w:rFonts w:ascii="Consolas" w:hAnsi="Consolas"/>
+                <w:b w:val="0"/>
+                <w:color w:val="233C7D"/>
+                <w:sz w:val="19"/>
+              </w:rPr>
+              <w:t>reservationStatus</w:t>
+            </w:r>
+          </w:p>
+        </w:tc>
+        <w:tc>
+          <w:tcPr>
+            <w:tcW w:type="dxa" w:w="2608"/>
+          </w:tcPr>
+          <w:p>
+            <w:pPr>
+              <w:spacing w:after="0"/>
+            </w:pPr>
+            <w:r>
+              <w:rPr>
+                <w:rFonts w:ascii="Consolas" w:hAnsi="Consolas"/>
+                <w:b w:val="0"/>
+                <w:color w:val="233C7D"/>
+                <w:sz w:val="19"/>
+              </w:rPr>
+              <w:t>string (enum ReservationStatus) | null</w:t>
+            </w:r>
+          </w:p>
+        </w:tc>
+        <w:tc>
+          <w:tcPr>
+            <w:tcW w:type="dxa" w:w="4876"/>
+          </w:tcPr>
+          <w:p>
+            <w:pPr>
+              <w:spacing w:after="0"/>
+            </w:pPr>
+            <w:r>
+              <w:rPr>
+                <w:b w:val="0"/>
+                <w:sz w:val="19"/>
+              </w:rPr>
+              <w:t>Stato della prenotazione (colonna Stato): Pending | Confirmed | Cancelled | NoShow. Il frontend lo traduce.</w:t>
+            </w:r>
+          </w:p>
+        </w:tc>
+      </w:tr>
+    </w:tbl>
+    <w:p>
+      <w:pPr>
+        <w:spacing w:after="40"/>
+      </w:pPr>
+    </w:p>
+    <w:p>
+      <w:pPr>
+        <w:pStyle w:val="Heading3"/>
+      </w:pPr>
+      <w:r>
+        <w:t>Esempio di risposta (JSON)</w:t>
+      </w:r>
+    </w:p>
+    <w:p>
+      <w:pPr>
+        <w:keepNext/>
+      </w:pPr>
+      <w:r>
+        <w:t>rows contiene al massimo pageSize elementi (la pagina richiesta); total conta tutte le righe che rispettano la ricerca, in tutte le pagine.</w:t>
+      </w:r>
+    </w:p>
+    <w:p>
+      <w:pPr>
+        <w:keepNext/>
+        <w:spacing w:after="0"/>
+        <w:shd w:val="clear" w:color="auto" w:fill="F1F3F8"/>
+      </w:pPr>
+      <w:r>
+        <w:rPr>
+          <w:rFonts w:ascii="Consolas" w:hAnsi="Consolas"/>
+          <w:b w:val="0"/>
+          <w:color w:val="233C7D"/>
+          <w:sz w:val="19"/>
+        </w:rPr>
+        <w:t>{</w:t>
+      </w:r>
+    </w:p>
+    <w:p>
+      <w:pPr>
+        <w:keepNext/>
+        <w:spacing w:after="0"/>
+        <w:shd w:val="clear" w:color="auto" w:fill="F1F3F8"/>
+      </w:pPr>
+      <w:r>
+        <w:rPr>
+          <w:rFonts w:ascii="Consolas" w:hAnsi="Consolas"/>
+          <w:b w:val="0"/>
+          <w:color w:val="233C7D"/>
+          <w:sz w:val="19"/>
+        </w:rPr>
+        <w:t xml:space="preserve">  "total": 2,</w:t>
+      </w:r>
+    </w:p>
+    <w:p>
+      <w:pPr>
+        <w:keepNext/>
+        <w:spacing w:after="0"/>
+        <w:shd w:val="clear" w:color="auto" w:fill="F1F3F8"/>
+      </w:pPr>
+      <w:r>
+        <w:rPr>
+          <w:rFonts w:ascii="Consolas" w:hAnsi="Consolas"/>
+          <w:b w:val="0"/>
+          <w:color w:val="233C7D"/>
+          <w:sz w:val="19"/>
+        </w:rPr>
+        <w:t xml:space="preserve">  "rows": [</w:t>
+      </w:r>
+    </w:p>
+    <w:p>
+      <w:pPr>
+        <w:keepNext/>
+        <w:spacing w:after="0"/>
+        <w:shd w:val="clear" w:color="auto" w:fill="F1F3F8"/>
+      </w:pPr>
+      <w:r>
+        <w:rPr>
+          <w:rFonts w:ascii="Consolas" w:hAnsi="Consolas"/>
+          <w:b w:val="0"/>
+          <w:color w:val="233C7D"/>
+          <w:sz w:val="19"/>
+        </w:rPr>
+        <w:t xml:space="preserve">    {</w:t>
+      </w:r>
+    </w:p>
+    <w:p>
+      <w:pPr>
+        <w:keepNext/>
+        <w:spacing w:after="0"/>
+        <w:shd w:val="clear" w:color="auto" w:fill="F1F3F8"/>
+      </w:pPr>
+      <w:r>
+        <w:rPr>
+          <w:rFonts w:ascii="Consolas" w:hAnsi="Consolas"/>
+          <w:b w:val="0"/>
+          <w:color w:val="233C7D"/>
+          <w:sz w:val="19"/>
+        </w:rPr>
+        <w:t xml:space="preserve">      "idBooking": "3d1e5f7a-9b2c-4d6e-8f1a-2b3c4d5e6f70",</w:t>
+      </w:r>
+    </w:p>
+    <w:p>
+      <w:pPr>
+        <w:keepNext/>
+        <w:spacing w:after="0"/>
+        <w:shd w:val="clear" w:color="auto" w:fill="F1F3F8"/>
+      </w:pPr>
+      <w:r>
+        <w:rPr>
+          <w:rFonts w:ascii="Consolas" w:hAnsi="Consolas"/>
+          <w:b w:val="0"/>
+          <w:color w:val="233C7D"/>
+          <w:sz w:val="19"/>
+        </w:rPr>
+        <w:t xml:space="preserve">      "customerName": "Mario Rossi",</w:t>
+      </w:r>
+    </w:p>
+    <w:p>
+      <w:pPr>
+        <w:keepNext/>
+        <w:spacing w:after="0"/>
+        <w:shd w:val="clear" w:color="auto" w:fill="F1F3F8"/>
+      </w:pPr>
+      <w:r>
+        <w:rPr>
+          <w:rFonts w:ascii="Consolas" w:hAnsi="Consolas"/>
+          <w:b w:val="0"/>
+          <w:color w:val="233C7D"/>
+          <w:sz w:val="19"/>
+        </w:rPr>
+        <w:t xml:space="preserve">      "reservationKind": "Spot",</w:t>
+      </w:r>
+    </w:p>
+    <w:p>
+      <w:pPr>
+        <w:keepNext/>
+        <w:spacing w:after="0"/>
+        <w:shd w:val="clear" w:color="auto" w:fill="F1F3F8"/>
+      </w:pPr>
+      <w:r>
+        <w:rPr>
+          <w:rFonts w:ascii="Consolas" w:hAnsi="Consolas"/>
+          <w:b w:val="0"/>
+          <w:color w:val="233C7D"/>
+          <w:sz w:val="19"/>
+        </w:rPr>
+        <w:t xml:space="preserve">      "dateFrom": "2026-07-05T00:00:00.000Z",</w:t>
+      </w:r>
+    </w:p>
+    <w:p>
+      <w:pPr>
+        <w:keepNext/>
+        <w:spacing w:after="0"/>
+        <w:shd w:val="clear" w:color="auto" w:fill="F1F3F8"/>
+      </w:pPr>
+      <w:r>
+        <w:rPr>
+          <w:rFonts w:ascii="Consolas" w:hAnsi="Consolas"/>
+          <w:b w:val="0"/>
+          <w:color w:val="233C7D"/>
+          <w:sz w:val="19"/>
+        </w:rPr>
+        <w:t xml:space="preserve">      "dateTo": "2026-07-12T00:00:00.000Z",</w:t>
+      </w:r>
+    </w:p>
+    <w:p>
+      <w:pPr>
+        <w:keepNext/>
+        <w:spacing w:after="0"/>
+        <w:shd w:val="clear" w:color="auto" w:fill="F1F3F8"/>
+      </w:pPr>
+      <w:r>
+        <w:rPr>
+          <w:rFonts w:ascii="Consolas" w:hAnsi="Consolas"/>
+          <w:b w:val="0"/>
+          <w:color w:val="233C7D"/>
+          <w:sz w:val="19"/>
+        </w:rPr>
+        <w:t xml:space="preserve">      "agreementName": "Hotel Esempio",</w:t>
+      </w:r>
+    </w:p>
+    <w:p>
+      <w:pPr>
+        <w:keepNext/>
+        <w:spacing w:after="0"/>
+        <w:shd w:val="clear" w:color="auto" w:fill="F1F3F8"/>
+      </w:pPr>
+      <w:r>
+        <w:rPr>
+          <w:rFonts w:ascii="Consolas" w:hAnsi="Consolas"/>
+          <w:b w:val="0"/>
+          <w:color w:val="233C7D"/>
+          <w:sz w:val="19"/>
+        </w:rPr>
+        <w:t xml:space="preserve">      "reservationStatus": "Confirmed"</w:t>
+      </w:r>
+    </w:p>
+    <w:p>
+      <w:pPr>
+        <w:keepNext/>
+        <w:spacing w:after="0"/>
+        <w:shd w:val="clear" w:color="auto" w:fill="F1F3F8"/>
+      </w:pPr>
+      <w:r>
+        <w:rPr>
+          <w:rFonts w:ascii="Consolas" w:hAnsi="Consolas"/>
+          <w:b w:val="0"/>
+          <w:color w:val="233C7D"/>
+          <w:sz w:val="19"/>
+        </w:rPr>
+        <w:t xml:space="preserve">    },</w:t>
+      </w:r>
+    </w:p>
+    <w:p>
+      <w:pPr>
+        <w:keepNext/>
+        <w:spacing w:after="0"/>
+        <w:shd w:val="clear" w:color="auto" w:fill="F1F3F8"/>
+      </w:pPr>
+      <w:r>
+        <w:rPr>
+          <w:rFonts w:ascii="Consolas" w:hAnsi="Consolas"/>
+          <w:b w:val="0"/>
+          <w:color w:val="233C7D"/>
+          <w:sz w:val="19"/>
+        </w:rPr>
+        <w:t xml:space="preserve">    {</w:t>
+      </w:r>
+    </w:p>
+    <w:p>
+      <w:pPr>
+        <w:keepNext/>
+        <w:spacing w:after="0"/>
+        <w:shd w:val="clear" w:color="auto" w:fill="F1F3F8"/>
+      </w:pPr>
+      <w:r>
+        <w:rPr>
+          <w:rFonts w:ascii="Consolas" w:hAnsi="Consolas"/>
+          <w:b w:val="0"/>
+          <w:color w:val="233C7D"/>
+          <w:sz w:val="19"/>
+        </w:rPr>
+        <w:t xml:space="preserve">      "idBooking": "7a8b9c0d-1e2f-4a3b-9c4d-5e6f7a8b9c01",</w:t>
+      </w:r>
+    </w:p>
+    <w:p>
+      <w:pPr>
+        <w:keepNext/>
+        <w:spacing w:after="0"/>
+        <w:shd w:val="clear" w:color="auto" w:fill="F1F3F8"/>
+      </w:pPr>
+      <w:r>
+        <w:rPr>
+          <w:rFonts w:ascii="Consolas" w:hAnsi="Consolas"/>
+          <w:b w:val="0"/>
+          <w:color w:val="233C7D"/>
+          <w:sz w:val="19"/>
+        </w:rPr>
+        <w:t xml:space="preserve">      "customerName": "Anna Rossi",</w:t>
+      </w:r>
+    </w:p>
+    <w:p>
+      <w:pPr>
+        <w:keepNext/>
+        <w:spacing w:after="0"/>
+        <w:shd w:val="clear" w:color="auto" w:fill="F1F3F8"/>
+      </w:pPr>
+      <w:r>
+        <w:rPr>
+          <w:rFonts w:ascii="Consolas" w:hAnsi="Consolas"/>
+          <w:b w:val="0"/>
+          <w:color w:val="233C7D"/>
+          <w:sz w:val="19"/>
+        </w:rPr>
+        <w:t xml:space="preserve">      "reservationKind": "Service",</w:t>
+      </w:r>
+    </w:p>
+    <w:p>
+      <w:pPr>
+        <w:keepNext/>
+        <w:spacing w:after="0"/>
+        <w:shd w:val="clear" w:color="auto" w:fill="F1F3F8"/>
+      </w:pPr>
+      <w:r>
+        <w:rPr>
+          <w:rFonts w:ascii="Consolas" w:hAnsi="Consolas"/>
+          <w:b w:val="0"/>
+          <w:color w:val="233C7D"/>
+          <w:sz w:val="19"/>
+        </w:rPr>
+        <w:t xml:space="preserve">      "dateFrom": "2026-08-02T00:00:00.000Z",</w:t>
+      </w:r>
+    </w:p>
+    <w:p>
+      <w:pPr>
+        <w:keepNext/>
+        <w:spacing w:after="0"/>
+        <w:shd w:val="clear" w:color="auto" w:fill="F1F3F8"/>
+      </w:pPr>
+      <w:r>
+        <w:rPr>
+          <w:rFonts w:ascii="Consolas" w:hAnsi="Consolas"/>
+          <w:b w:val="0"/>
+          <w:color w:val="233C7D"/>
+          <w:sz w:val="19"/>
+        </w:rPr>
+        <w:t xml:space="preserve">      "dateTo": "2026-08-02T00:00:00.000Z",</w:t>
+      </w:r>
+    </w:p>
+    <w:p>
+      <w:pPr>
+        <w:keepNext/>
+        <w:spacing w:after="0"/>
+        <w:shd w:val="clear" w:color="auto" w:fill="F1F3F8"/>
+      </w:pPr>
+      <w:r>
+        <w:rPr>
+          <w:rFonts w:ascii="Consolas" w:hAnsi="Consolas"/>
+          <w:b w:val="0"/>
+          <w:color w:val="233C7D"/>
+          <w:sz w:val="19"/>
+        </w:rPr>
+        <w:t xml:space="preserve">      "agreementName": null,</w:t>
+      </w:r>
+    </w:p>
+    <w:p>
+      <w:pPr>
+        <w:keepNext/>
+        <w:spacing w:after="0"/>
+        <w:shd w:val="clear" w:color="auto" w:fill="F1F3F8"/>
+      </w:pPr>
+      <w:r>
+        <w:rPr>
+          <w:rFonts w:ascii="Consolas" w:hAnsi="Consolas"/>
+          <w:b w:val="0"/>
+          <w:color w:val="233C7D"/>
+          <w:sz w:val="19"/>
+        </w:rPr>
+        <w:t xml:space="preserve">      "reservationStatus": "Pending"</w:t>
+      </w:r>
+    </w:p>
+    <w:p>
+      <w:pPr>
+        <w:keepNext/>
+        <w:spacing w:after="0"/>
+        <w:shd w:val="clear" w:color="auto" w:fill="F1F3F8"/>
+      </w:pPr>
+      <w:r>
+        <w:rPr>
+          <w:rFonts w:ascii="Consolas" w:hAnsi="Consolas"/>
+          <w:b w:val="0"/>
+          <w:color w:val="233C7D"/>
+          <w:sz w:val="19"/>
+        </w:rPr>
+        <w:t xml:space="preserve">    }</w:t>
+      </w:r>
+    </w:p>
+    <w:p>
+      <w:pPr>
+        <w:keepNext/>
+        <w:spacing w:after="0"/>
+        <w:shd w:val="clear" w:color="auto" w:fill="F1F3F8"/>
+      </w:pPr>
+      <w:r>
+        <w:rPr>
+          <w:rFonts w:ascii="Consolas" w:hAnsi="Consolas"/>
+          <w:b w:val="0"/>
+          <w:color w:val="233C7D"/>
+          <w:sz w:val="19"/>
+        </w:rPr>
+        <w:t xml:space="preserve">  ]</w:t>
       </w:r>
     </w:p>
     <w:p>

--- a/shared documentation/API_CONTRACTS.docx
+++ b/shared documentation/API_CONTRACTS.docx
@@ -20,7 +20,7 @@
     </w:p>
     <w:p>
       <w:r>
-        <w:t>Aggiornato al 12/10/2026 (tolto il tipo ManagementRequest; idProperty fa parte di PageRequest, il corpo di ogni tabella; ogni tabella manda lo stesso corpo: idProperty, page, pageSize, search, filters, sortField, sortDirection; nuovo campo filters, array di { field, value }, [] se non ci sono filtri; warehouse/list non manda più datetimeFrom, datetimeTo e bookingDayType, che torneranno come filters; taxation/printer-list diventa POST con quel corpo e risponde con una pagina (total, rows) invece che con un array; nuova API database/existing-booking-list, la tabella della pagina Database; nuova API taxation/save-electronic-receipt-account, il bottone Salva del form Configurazione account; nuova API taxation/electronic-receipt-activation, il bottone Invia dei termini dello scontrino elettronico; nuova API taxation/add-printer, il bottone Salva del popup "Aggiungi nuova stampante"; in auth/signin e auth/refresh, user ha il nuovo campo isElectronicReceiptAccepted). Prima, il 09/10/2026 (nuova API taxation/download-guide-electronic-receipt, il bottone "Scarica la guida" scarica un file; nuove API taxation/set-is-active, interruttore di una stampante, e taxation/delete-printer, cestino di una stampante; Accept-Language può valere anche zh, cinese semplificato, e ar, arabo). Prima, il 08/10/2026 (Accept-Language può valere anche fr, es, de; nuove API taxation/printer-list e taxation/electronic-receipt per la pagina Fiscalizzazione). Prima, il 07/10/2026 (un id non valido non è mai un errore di campo in errors[]: idProperty dà 403 operation.not_allowed e un articolo inesistente 404 resource.not_found, due codici nuovi, e l'operazione è annullata; warehouse/add-warehouse-item e warehouse/edit-warehouse-item: il corpo è una riga di warehouse/list (WarehouseItem) con idProperty; nella modifica idArticle e totalQuantity sostituiscono idItem e articleQuantity, nell'aggiunta totalQuantity sostituisce articleQuantity; system/email-configuration non restituisce mai la password SMTP ma solo hasSmtpPassword, e in salvataggio e invio di prova smtpPassword null mantiene quella salvata). Prima, il 06/10/2026 (nuova API system/save-email-configuration per il bottone Salva, stesso corpo dell'invio di prova (EmailConfigurationRequest); nuova API system/send-test-email per il bottone Invia email test; nuova API GET system/email-configuration per la pagina Configurazione email; nuova API system/info-support con telefono, email e orari della pagina Assistenza e guide). Prima, il 05/10/2026 (nuova API system/contact-support per il form della pagina Assistenza e guide; nuova API warehouse/duplicate-warehouse-item, stessa forma dell'eliminazione, nomi delle copie scelti dal backend; nuova API warehouse/delete-warehouse-item, un solo id o più id insieme, tutto o niente; in warehouse/list i campi delle quantità finiscono con Quantity: totalQuantity, availableQuantity e thresholdQuantity, prima total, available e thresholdNumber; nuova API warehouse/edit-warehouse-item per il popup "Modifica articolo" e, in warehouse/list, nuovo campo isThresholdWarningActive; quantità sempre maggiore di 0; nuova API warehouse/add-warehouse-item per il bottone Aggiungi del popup "Aggiungi articolo"; nuova API warehouse/combobox-list per la tendina degli articoli; in warehouse/list availableQuantity e thresholdQuantity sempre presenti). Prima, il 01/10/2026 (errori: formato Problem Details con code, errori possibili per API e catalogo dei codici; header Accept-Language; formato dei valori in args). Oggi tutte le API sono simulate dai mock del frontend (services/mocks).</w:t>
+        <w:t>Aggiornato al 12/10/2026 (taxation/save-electronic-receipt-account: pin e password null mantengono quelli salvati, come smtpPassword; tolto il tipo ManagementRequest; idProperty fa parte di PageRequest, il corpo di ogni tabella; ogni tabella manda lo stesso corpo: idProperty, page, pageSize, search, filters, sortField, sortDirection; nuovo campo filters, array di { field, value }, [] se non ci sono filtri; warehouse/list non manda più datetimeFrom, datetimeTo e bookingDayType, che torneranno come filters; taxation/printer-list diventa POST con quel corpo e risponde con una pagina (total, rows) invece che con un array; nuova API database/existing-booking-list, la tabella della pagina Database; nuova API taxation/save-electronic-receipt-account, il bottone Salva del form Configurazione account; nuova API taxation/electronic-receipt-activation, il bottone Invia dei termini dello scontrino elettronico; nuova API taxation/add-printer, il bottone Salva del popup "Aggiungi nuova stampante"; in auth/signin e auth/refresh, user ha il nuovo campo isElectronicReceiptAccepted). Prima, il 09/10/2026 (nuova API taxation/download-guide-electronic-receipt, il bottone "Scarica la guida" scarica un file; nuove API taxation/set-is-active, interruttore di una stampante, e taxation/delete-printer, cestino di una stampante; Accept-Language può valere anche zh, cinese semplificato, e ar, arabo). Prima, il 08/10/2026 (Accept-Language può valere anche fr, es, de; nuove API taxation/printer-list e taxation/electronic-receipt per la pagina Fiscalizzazione). Prima, il 07/10/2026 (un id non valido non è mai un errore di campo in errors[]: idProperty dà 403 operation.not_allowed e un articolo inesistente 404 resource.not_found, due codici nuovi, e l'operazione è annullata; warehouse/add-warehouse-item e warehouse/edit-warehouse-item: il corpo è una riga di warehouse/list (WarehouseItem) con idProperty; nella modifica idArticle e totalQuantity sostituiscono idItem e articleQuantity, nell'aggiunta totalQuantity sostituisce articleQuantity; system/email-configuration non restituisce mai la password SMTP ma solo hasSmtpPassword, e in salvataggio e invio di prova smtpPassword null mantiene quella salvata). Prima, il 06/10/2026 (nuova API system/save-email-configuration per il bottone Salva, stesso corpo dell'invio di prova (EmailConfigurationRequest); nuova API system/send-test-email per il bottone Invia email test; nuova API GET system/email-configuration per la pagina Configurazione email; nuova API system/info-support con telefono, email e orari della pagina Assistenza e guide). Prima, il 05/10/2026 (nuova API system/contact-support per il form della pagina Assistenza e guide; nuova API warehouse/duplicate-warehouse-item, stessa forma dell'eliminazione, nomi delle copie scelti dal backend; nuova API warehouse/delete-warehouse-item, un solo id o più id insieme, tutto o niente; in warehouse/list i campi delle quantità finiscono con Quantity: totalQuantity, availableQuantity e thresholdQuantity, prima total, available e thresholdNumber; nuova API warehouse/edit-warehouse-item per il popup "Modifica articolo" e, in warehouse/list, nuovo campo isThresholdWarningActive; quantità sempre maggiore di 0; nuova API warehouse/add-warehouse-item per il bottone Aggiungi del popup "Aggiungi articolo"; nuova API warehouse/combobox-list per la tendina degli articoli; in warehouse/list availableQuantity e thresholdQuantity sempre presenti). Prima, il 01/10/2026 (errori: formato Problem Details con code, errori possibili per API e catalogo dei codici; header Accept-Language; formato dei valori in args). Oggi tutte le API sono simulate dai mock del frontend (services/mocks).</w:t>
       </w:r>
     </w:p>
     <w:p>
@@ -32205,6 +32205,14 @@
         <w:pStyle w:val="ListBullet"/>
       </w:pPr>
       <w:r>
+        <w:t>Dopo un salvataggio riuscito PIN e password lasciano la pagina, come la password SMTP: i campi tornano vuoti, e un campo lasciato vuoto viaggia come null, che mantiene il valore salvato.</w:t>
+      </w:r>
+    </w:p>
+    <w:p>
+      <w:pPr>
+        <w:pStyle w:val="ListBullet"/>
+      </w:pPr>
+      <w:r>
         <w:t>Durante la chiamata il bottone mostra lo spinner e i campi sono bloccati. Se riesce compare in alto l'etichetta "Account configurato con successo"; se fallisce l'errore di un campo (errors[] con field uguale al nome nel corpo) va sotto quel campo, gli altri sopra Salva. Dopo un salvataggio riuscito i campi sono in sola lettura con il bottone Modifica, che oggi riapre tutti i campi tranne la password: la stessa API si richiama con tutti i campi, compresi quelli non cambiati.</w:t>
       </w:r>
     </w:p>
@@ -32935,7 +32943,7 @@
                 <w:b w:val="0"/>
                 <w:sz w:val="19"/>
               </w:rPr>
-              <w:t>PIN dell'account dello scontrino elettronico.</w:t>
+              <w:t>PIN dell'account dello scontrino elettronico, se l'utente ne ha scritto uno; null = il server mantiene quello già salvato. Il server non deve mai rimandarlo al browser.</w:t>
             </w:r>
           </w:p>
         </w:tc>
@@ -32995,7 +33003,7 @@
                 <w:b w:val="0"/>
                 <w:sz w:val="19"/>
               </w:rPr>
-              <w:t>Password dell'account dello scontrino elettronico. Il server non deve mai rimandarla al browser.</w:t>
+              <w:t>Password dell'account dello scontrino elettronico, se l'utente ne ha scritta una; null = il server mantiene quella già salvata. Il server non deve mai rimandarla al browser.</w:t>
             </w:r>
           </w:p>
         </w:tc>

--- a/shared documentation/API_CONTRACTS.docx
+++ b/shared documentation/API_CONTRACTS.docx
@@ -20,7 +20,7 @@
     </w:p>
     <w:p>
       <w:r>
-        <w:t>Aggiornato al 12/10/2026 (taxation/save-electronic-receipt-account: pin e password null mantengono quelli salvati, come smtpPassword; tolto il tipo ManagementRequest; idProperty fa parte di PageRequest, il corpo di ogni tabella; ogni tabella manda lo stesso corpo: idProperty, page, pageSize, search, filters, sortField, sortDirection; nuovo campo filters, array di { field, value }, [] se non ci sono filtri; warehouse/list non manda più datetimeFrom, datetimeTo e bookingDayType, che torneranno come filters; taxation/printer-list diventa POST con quel corpo e risponde con una pagina (total, rows) invece che con un array; nuova API database/existing-booking-list, la tabella della pagina Database; nuova API taxation/save-electronic-receipt-account, il bottone Salva del form Configurazione account; nuova API taxation/electronic-receipt-activation, il bottone Invia dei termini dello scontrino elettronico; nuova API taxation/add-printer, il bottone Salva del popup "Aggiungi nuova stampante"; in auth/signin e auth/refresh, user ha il nuovo campo isElectronicReceiptAccepted). Prima, il 09/10/2026 (nuova API taxation/download-guide-electronic-receipt, il bottone "Scarica la guida" scarica un file; nuove API taxation/set-is-active, interruttore di una stampante, e taxation/delete-printer, cestino di una stampante; Accept-Language può valere anche zh, cinese semplificato, e ar, arabo). Prima, il 08/10/2026 (Accept-Language può valere anche fr, es, de; nuove API taxation/printer-list e taxation/electronic-receipt per la pagina Fiscalizzazione). Prima, il 07/10/2026 (un id non valido non è mai un errore di campo in errors[]: idProperty dà 403 operation.not_allowed e un articolo inesistente 404 resource.not_found, due codici nuovi, e l'operazione è annullata; warehouse/add-warehouse-item e warehouse/edit-warehouse-item: il corpo è una riga di warehouse/list (WarehouseItem) con idProperty; nella modifica idArticle e totalQuantity sostituiscono idItem e articleQuantity, nell'aggiunta totalQuantity sostituisce articleQuantity; system/email-configuration non restituisce mai la password SMTP ma solo hasSmtpPassword, e in salvataggio e invio di prova smtpPassword null mantiene quella salvata). Prima, il 06/10/2026 (nuova API system/save-email-configuration per il bottone Salva, stesso corpo dell'invio di prova (EmailConfigurationRequest); nuova API system/send-test-email per il bottone Invia email test; nuova API GET system/email-configuration per la pagina Configurazione email; nuova API system/info-support con telefono, email e orari della pagina Assistenza e guide). Prima, il 05/10/2026 (nuova API system/contact-support per il form della pagina Assistenza e guide; nuova API warehouse/duplicate-warehouse-item, stessa forma dell'eliminazione, nomi delle copie scelti dal backend; nuova API warehouse/delete-warehouse-item, un solo id o più id insieme, tutto o niente; in warehouse/list i campi delle quantità finiscono con Quantity: totalQuantity, availableQuantity e thresholdQuantity, prima total, available e thresholdNumber; nuova API warehouse/edit-warehouse-item per il popup "Modifica articolo" e, in warehouse/list, nuovo campo isThresholdWarningActive; quantità sempre maggiore di 0; nuova API warehouse/add-warehouse-item per il bottone Aggiungi del popup "Aggiungi articolo"; nuova API warehouse/combobox-list per la tendina degli articoli; in warehouse/list availableQuantity e thresholdQuantity sempre presenti). Prima, il 01/10/2026 (errori: formato Problem Details con code, errori possibili per API e catalogo dei codici; header Accept-Language; formato dei valori in args). Oggi tutte le API sono simulate dai mock del frontend (services/mocks).</w:t>
+        <w:t>Aggiornato al 13/10/2026 (nuova API database/get-affiliated-hotel-combobox, la tendina Strutture convenzionate; voci vere dei filtri del popup Filtri, Strutture convenzionate come idAffiliatedHotel; database/existing-booking-list: il periodo scelto nella pagina arriva in filters come datetimeFrom e datetimeTo; i filtri del popup Filtri arrivano in filters, un oggetto per valore scelto, con field bookingTypology, agreementBooking, idAffiliatedHotel e paymentStatus). Prima, il 12/10/2026 (taxation/save-electronic-receipt-account: pin e password null mantengono quelli salvati, come smtpPassword; tolto il tipo ManagementRequest; idProperty fa parte di PageRequest, il corpo di ogni tabella; ogni tabella manda lo stesso corpo: idProperty, page, pageSize, search, filters, sortField, sortDirection; nuovo campo filters, array di { field, value }, [] se non ci sono filtri; warehouse/list non manda più datetimeFrom, datetimeTo e bookingDayType, che torneranno come filters; taxation/printer-list diventa POST con quel corpo e risponde con una pagina (total, rows) invece che con un array; nuova API database/existing-booking-list, la tabella della pagina Database; nuova API taxation/save-electronic-receipt-account, il bottone Salva del form Configurazione account; nuova API taxation/electronic-receipt-activation, il bottone Invia dei termini dello scontrino elettronico; nuova API taxation/add-printer, il bottone Salva del popup "Aggiungi nuova stampante"; in auth/signin e auth/refresh, user ha il nuovo campo isElectronicReceiptAccepted). Prima, il 09/10/2026 (nuova API taxation/download-guide-electronic-receipt, il bottone "Scarica la guida" scarica un file; nuove API taxation/set-is-active, interruttore di una stampante, e taxation/delete-printer, cestino di una stampante; Accept-Language può valere anche zh, cinese semplificato, e ar, arabo). Prima, il 08/10/2026 (Accept-Language può valere anche fr, es, de; nuove API taxation/printer-list e taxation/electronic-receipt per la pagina Fiscalizzazione). Prima, il 07/10/2026 (un id non valido non è mai un errore di campo in errors[]: idProperty dà 403 operation.not_allowed e un articolo inesistente 404 resource.not_found, due codici nuovi, e l'operazione è annullata; warehouse/add-warehouse-item e warehouse/edit-warehouse-item: il corpo è una riga di warehouse/list (WarehouseItem) con idProperty; nella modifica idArticle e totalQuantity sostituiscono idItem e articleQuantity, nell'aggiunta totalQuantity sostituisce articleQuantity; system/email-configuration non restituisce mai la password SMTP ma solo hasSmtpPassword, e in salvataggio e invio di prova smtpPassword null mantiene quella salvata). Prima, il 06/10/2026 (nuova API system/save-email-configuration per il bottone Salva, stesso corpo dell'invio di prova (EmailConfigurationRequest); nuova API system/send-test-email per il bottone Invia email test; nuova API GET system/email-configuration per la pagina Configurazione email; nuova API system/info-support con telefono, email e orari della pagina Assistenza e guide). Prima, il 05/10/2026 (nuova API system/contact-support per il form della pagina Assistenza e guide; nuova API warehouse/duplicate-warehouse-item, stessa forma dell'eliminazione, nomi delle copie scelti dal backend; nuova API warehouse/delete-warehouse-item, un solo id o più id insieme, tutto o niente; in warehouse/list i campi delle quantità finiscono con Quantity: totalQuantity, availableQuantity e thresholdQuantity, prima total, available e thresholdNumber; nuova API warehouse/edit-warehouse-item per il popup "Modifica articolo" e, in warehouse/list, nuovo campo isThresholdWarningActive; quantità sempre maggiore di 0; nuova API warehouse/add-warehouse-item per il bottone Aggiungi del popup "Aggiungi articolo"; nuova API warehouse/combobox-list per la tendina degli articoli; in warehouse/list availableQuantity e thresholdQuantity sempre presenti). Prima, il 01/10/2026 (errori: formato Problem Details con code, errori possibili per API e catalogo dei codici; header Accept-Language; formato dei valori in args). Oggi tutte le API sono simulate dai mock del frontend (services/mocks).</w:t>
       </w:r>
     </w:p>
     <w:p>
@@ -3332,6 +3332,69 @@
           </w:p>
         </w:tc>
       </w:tr>
+      <w:tr>
+        <w:trPr>
+          <w:cantSplit w:val="true"/>
+        </w:trPr>
+        <w:tc>
+          <w:tcPr>
+            <w:tcW w:type="dxa" w:w="2381"/>
+            <w:shd w:val="clear" w:color="auto" w:fill="F1F3F8"/>
+          </w:tcPr>
+          <w:p>
+            <w:pPr>
+              <w:spacing w:after="0"/>
+            </w:pPr>
+            <w:r>
+              <w:rPr>
+                <w:rFonts w:ascii="Consolas" w:hAnsi="Consolas"/>
+                <w:b w:val="0"/>
+                <w:color w:val="233C7D"/>
+                <w:sz w:val="19"/>
+              </w:rPr>
+              <w:t>POST</w:t>
+            </w:r>
+          </w:p>
+        </w:tc>
+        <w:tc>
+          <w:tcPr>
+            <w:tcW w:type="dxa" w:w="2608"/>
+            <w:shd w:val="clear" w:color="auto" w:fill="F1F3F8"/>
+          </w:tcPr>
+          <w:p>
+            <w:pPr>
+              <w:spacing w:after="0"/>
+            </w:pPr>
+            <w:r>
+              <w:rPr>
+                <w:rFonts w:ascii="Consolas" w:hAnsi="Consolas"/>
+                <w:b w:val="0"/>
+                <w:color w:val="233C7D"/>
+                <w:sz w:val="19"/>
+              </w:rPr>
+              <w:t>/api/database/get-affiliated-hotel-combobox</w:t>
+            </w:r>
+          </w:p>
+        </w:tc>
+        <w:tc>
+          <w:tcPr>
+            <w:tcW w:type="dxa" w:w="4876"/>
+            <w:shd w:val="clear" w:color="auto" w:fill="F1F3F8"/>
+          </w:tcPr>
+          <w:p>
+            <w:pPr>
+              <w:spacing w:after="0"/>
+            </w:pPr>
+            <w:r>
+              <w:rPr>
+                <w:b w:val="0"/>
+                <w:sz w:val="19"/>
+              </w:rPr>
+              <w:t>Database: hotel convenzionati per la tendina</w:t>
+            </w:r>
+          </w:p>
+        </w:tc>
+      </w:tr>
     </w:tbl>
     <w:p>
       <w:pPr>
@@ -8549,7 +8612,7 @@
                 <w:b w:val="0"/>
                 <w:sz w:val="19"/>
               </w:rPr>
-              <w:t>Filtri composti dalla pagina, uno per oggetto; [] se non ce ne sono (oggi sempre [] in tutte le tabelle). C'è sempre, anche vuoto. Quando torneranno i filtri dell'header saranno datetimeFrom, datetimeTo e bookingDayType.</w:t>
+              <w:t>Filtri composti dalla pagina, uno per oggetto; [] se non ce ne sono. C'è sempre, anche vuoto. Oggi li usa solo la pagina Database (datetimeFrom e datetimeTo del periodo scelto, bookingTypology, agreementBooking, idAffiliatedHotel e paymentStatus del popup Filtri); più oggetti con lo stesso field sono alternative (basta che la riga ne rispetti uno), field diversi valgono tutti insieme; quando torneranno i filtri dell'header saranno datetimeFrom, datetimeTo e bookingDayType.</w:t>
             </w:r>
           </w:p>
         </w:tc>
@@ -24348,7 +24411,7 @@
                 <w:b w:val="0"/>
                 <w:sz w:val="19"/>
               </w:rPr>
-              <w:t>Filtri composti dalla pagina, uno per oggetto; [] se non ce ne sono (oggi sempre [] in tutte le tabelle). C'è sempre, anche vuoto. Quando torneranno i filtri dell'header saranno datetimeFrom, datetimeTo e bookingDayType.</w:t>
+              <w:t>Filtri composti dalla pagina, uno per oggetto; [] se non ce ne sono. C'è sempre, anche vuoto. Oggi li usa solo la pagina Database (datetimeFrom e datetimeTo del periodo scelto, bookingTypology, agreementBooking, idAffiliatedHotel e paymentStatus del popup Filtri); più oggetti con lo stesso field sono alternative (basta che la riga ne rispetti uno), field diversi valgono tutti insieme; quando torneranno i filtri dell'header saranno datetimeFrom, datetimeTo e bookingDayType.</w:t>
             </w:r>
           </w:p>
         </w:tc>
@@ -34906,6 +34969,22 @@
         <w:pStyle w:val="ListBullet"/>
       </w:pPr>
       <w:r>
+        <w:t>Il periodo scelto a sinistra della ricerca ("Tutte le date", Oggi, Questa settimana, Prossimi sette giorni, Prossimo mese, Prossimi sei mesi, o un intervallo dal calendario) arriva in filters come datetimeFrom (mezzanotte UTC del primo giorno) e datetimeTo (23:59:59.999 UTC dell'ultimo). Le date delle voci le calcola il frontend: Questa settimana = da lunedì a domenica; Prossimi sette giorni = da lunedì a domenica della settimana dopo; Prossimo mese = tutto il mese successivo; Prossimi sei mesi = i sei mesi interi a partire dal successivo. Con "Tutte le date" filters è []. Una prenotazione rientra nel periodo se almeno uno dei suoi giorni ci cade (così fa il mock).</w:t>
+      </w:r>
+    </w:p>
+    <w:p>
+      <w:pPr>
+        <w:pStyle w:val="ListBullet"/>
+      </w:pPr>
+      <w:r>
+        <w:t>Il bottone Filtri apre un popup con quattro tendine a scelta multipla: Tipologia prenotazioni (field bookingTypology: Daily, MultiDay, SevenDays, FourteenDays, Monthly, Seasonal = Giornaliera, Più giorni, 7 giorni, 14 giorni, Mensile, Stagionale), Prenotazioni con convenzioni (agreementBooking: Yes, No), Strutture convenzionate (idAffiliatedHotel: l'id di un hotel di database/get-affiliated-hotel-combobox), Stato pagamento (paymentStatus: AwaitingPayment, FullyPaid, PartiallyPaid = In attesa di pagamento, Pagato totalmente, Pagato parzialmente). Con Applica ogni valore scelto diventa un oggetto di filters (es. due tipologie = due oggetti con field bookingTypology), e la tabella torna a pagina 1; Annulla non cambia nulla. Valori degli enum e nomi dei field sono una proposta del frontend, con i nomi .NET; il backend li controllerà. Il mock non li applica.</w:t>
+      </w:r>
+    </w:p>
+    <w:p>
+      <w:pPr>
+        <w:pStyle w:val="ListBullet"/>
+      </w:pPr>
+      <w:r>
         <w:t>Nomi dei campi ed enum delle righe sono una proposta del frontend, presa dalla struttura di booking.reservations, da confermare col backend. Le colonne ordinabili sono tutte e sei.</w:t>
       </w:r>
     </w:p>
@@ -35327,7 +35406,7 @@
                 <w:b w:val="0"/>
                 <w:sz w:val="19"/>
               </w:rPr>
-              <w:t>Filtri composti dalla pagina, uno per oggetto; [] se non ce ne sono (oggi sempre [] in tutte le tabelle). C'è sempre, anche vuoto. Quando torneranno i filtri dell'header saranno datetimeFrom, datetimeTo e bookingDayType.</w:t>
+              <w:t>Filtri composti dalla pagina, uno per oggetto; [] se non ce ne sono. C'è sempre, anche vuoto. Oggi li usa solo la pagina Database (datetimeFrom e datetimeTo del periodo scelto, bookingTypology, agreementBooking, idAffiliatedHotel e paymentStatus del popup Filtri); più oggetti con lo stesso field sono alternative (basta che la riga ne rispetti uno), field diversi valgono tutti insieme; quando torneranno i filtri dell'header saranno datetimeFrom, datetimeTo e bookingDayType.</w:t>
             </w:r>
           </w:p>
         </w:tc>
@@ -35792,7 +35871,279 @@
           <w:color w:val="233C7D"/>
           <w:sz w:val="19"/>
         </w:rPr>
-        <w:t xml:space="preserve">  "filters": [],</w:t>
+        <w:t xml:space="preserve">  "filters": [</w:t>
+      </w:r>
+    </w:p>
+    <w:p>
+      <w:pPr>
+        <w:keepNext/>
+        <w:spacing w:after="0"/>
+        <w:shd w:val="clear" w:color="auto" w:fill="F1F3F8"/>
+      </w:pPr>
+      <w:r>
+        <w:rPr>
+          <w:rFonts w:ascii="Consolas" w:hAnsi="Consolas"/>
+          <w:b w:val="0"/>
+          <w:color w:val="233C7D"/>
+          <w:sz w:val="19"/>
+        </w:rPr>
+        <w:t xml:space="preserve">    {</w:t>
+      </w:r>
+    </w:p>
+    <w:p>
+      <w:pPr>
+        <w:keepNext/>
+        <w:spacing w:after="0"/>
+        <w:shd w:val="clear" w:color="auto" w:fill="F1F3F8"/>
+      </w:pPr>
+      <w:r>
+        <w:rPr>
+          <w:rFonts w:ascii="Consolas" w:hAnsi="Consolas"/>
+          <w:b w:val="0"/>
+          <w:color w:val="233C7D"/>
+          <w:sz w:val="19"/>
+        </w:rPr>
+        <w:t xml:space="preserve">      "field": "datetimeFrom",</w:t>
+      </w:r>
+    </w:p>
+    <w:p>
+      <w:pPr>
+        <w:keepNext/>
+        <w:spacing w:after="0"/>
+        <w:shd w:val="clear" w:color="auto" w:fill="F1F3F8"/>
+      </w:pPr>
+      <w:r>
+        <w:rPr>
+          <w:rFonts w:ascii="Consolas" w:hAnsi="Consolas"/>
+          <w:b w:val="0"/>
+          <w:color w:val="233C7D"/>
+          <w:sz w:val="19"/>
+        </w:rPr>
+        <w:t xml:space="preserve">      "value": "2026-07-01T00:00:00.000Z"</w:t>
+      </w:r>
+    </w:p>
+    <w:p>
+      <w:pPr>
+        <w:keepNext/>
+        <w:spacing w:after="0"/>
+        <w:shd w:val="clear" w:color="auto" w:fill="F1F3F8"/>
+      </w:pPr>
+      <w:r>
+        <w:rPr>
+          <w:rFonts w:ascii="Consolas" w:hAnsi="Consolas"/>
+          <w:b w:val="0"/>
+          <w:color w:val="233C7D"/>
+          <w:sz w:val="19"/>
+        </w:rPr>
+        <w:t xml:space="preserve">    },</w:t>
+      </w:r>
+    </w:p>
+    <w:p>
+      <w:pPr>
+        <w:keepNext/>
+        <w:spacing w:after="0"/>
+        <w:shd w:val="clear" w:color="auto" w:fill="F1F3F8"/>
+      </w:pPr>
+      <w:r>
+        <w:rPr>
+          <w:rFonts w:ascii="Consolas" w:hAnsi="Consolas"/>
+          <w:b w:val="0"/>
+          <w:color w:val="233C7D"/>
+          <w:sz w:val="19"/>
+        </w:rPr>
+        <w:t xml:space="preserve">    {</w:t>
+      </w:r>
+    </w:p>
+    <w:p>
+      <w:pPr>
+        <w:keepNext/>
+        <w:spacing w:after="0"/>
+        <w:shd w:val="clear" w:color="auto" w:fill="F1F3F8"/>
+      </w:pPr>
+      <w:r>
+        <w:rPr>
+          <w:rFonts w:ascii="Consolas" w:hAnsi="Consolas"/>
+          <w:b w:val="0"/>
+          <w:color w:val="233C7D"/>
+          <w:sz w:val="19"/>
+        </w:rPr>
+        <w:t xml:space="preserve">      "field": "datetimeTo",</w:t>
+      </w:r>
+    </w:p>
+    <w:p>
+      <w:pPr>
+        <w:keepNext/>
+        <w:spacing w:after="0"/>
+        <w:shd w:val="clear" w:color="auto" w:fill="F1F3F8"/>
+      </w:pPr>
+      <w:r>
+        <w:rPr>
+          <w:rFonts w:ascii="Consolas" w:hAnsi="Consolas"/>
+          <w:b w:val="0"/>
+          <w:color w:val="233C7D"/>
+          <w:sz w:val="19"/>
+        </w:rPr>
+        <w:t xml:space="preserve">      "value": "2026-08-31T23:59:59.999Z"</w:t>
+      </w:r>
+    </w:p>
+    <w:p>
+      <w:pPr>
+        <w:keepNext/>
+        <w:spacing w:after="0"/>
+        <w:shd w:val="clear" w:color="auto" w:fill="F1F3F8"/>
+      </w:pPr>
+      <w:r>
+        <w:rPr>
+          <w:rFonts w:ascii="Consolas" w:hAnsi="Consolas"/>
+          <w:b w:val="0"/>
+          <w:color w:val="233C7D"/>
+          <w:sz w:val="19"/>
+        </w:rPr>
+        <w:t xml:space="preserve">    },</w:t>
+      </w:r>
+    </w:p>
+    <w:p>
+      <w:pPr>
+        <w:keepNext/>
+        <w:spacing w:after="0"/>
+        <w:shd w:val="clear" w:color="auto" w:fill="F1F3F8"/>
+      </w:pPr>
+      <w:r>
+        <w:rPr>
+          <w:rFonts w:ascii="Consolas" w:hAnsi="Consolas"/>
+          <w:b w:val="0"/>
+          <w:color w:val="233C7D"/>
+          <w:sz w:val="19"/>
+        </w:rPr>
+        <w:t xml:space="preserve">    {</w:t>
+      </w:r>
+    </w:p>
+    <w:p>
+      <w:pPr>
+        <w:keepNext/>
+        <w:spacing w:after="0"/>
+        <w:shd w:val="clear" w:color="auto" w:fill="F1F3F8"/>
+      </w:pPr>
+      <w:r>
+        <w:rPr>
+          <w:rFonts w:ascii="Consolas" w:hAnsi="Consolas"/>
+          <w:b w:val="0"/>
+          <w:color w:val="233C7D"/>
+          <w:sz w:val="19"/>
+        </w:rPr>
+        <w:t xml:space="preserve">      "field": "paymentStatus",</w:t>
+      </w:r>
+    </w:p>
+    <w:p>
+      <w:pPr>
+        <w:keepNext/>
+        <w:spacing w:after="0"/>
+        <w:shd w:val="clear" w:color="auto" w:fill="F1F3F8"/>
+      </w:pPr>
+      <w:r>
+        <w:rPr>
+          <w:rFonts w:ascii="Consolas" w:hAnsi="Consolas"/>
+          <w:b w:val="0"/>
+          <w:color w:val="233C7D"/>
+          <w:sz w:val="19"/>
+        </w:rPr>
+        <w:t xml:space="preserve">      "value": "FullyPaid"</w:t>
+      </w:r>
+    </w:p>
+    <w:p>
+      <w:pPr>
+        <w:keepNext/>
+        <w:spacing w:after="0"/>
+        <w:shd w:val="clear" w:color="auto" w:fill="F1F3F8"/>
+      </w:pPr>
+      <w:r>
+        <w:rPr>
+          <w:rFonts w:ascii="Consolas" w:hAnsi="Consolas"/>
+          <w:b w:val="0"/>
+          <w:color w:val="233C7D"/>
+          <w:sz w:val="19"/>
+        </w:rPr>
+        <w:t xml:space="preserve">    },</w:t>
+      </w:r>
+    </w:p>
+    <w:p>
+      <w:pPr>
+        <w:keepNext/>
+        <w:spacing w:after="0"/>
+        <w:shd w:val="clear" w:color="auto" w:fill="F1F3F8"/>
+      </w:pPr>
+      <w:r>
+        <w:rPr>
+          <w:rFonts w:ascii="Consolas" w:hAnsi="Consolas"/>
+          <w:b w:val="0"/>
+          <w:color w:val="233C7D"/>
+          <w:sz w:val="19"/>
+        </w:rPr>
+        <w:t xml:space="preserve">    {</w:t>
+      </w:r>
+    </w:p>
+    <w:p>
+      <w:pPr>
+        <w:keepNext/>
+        <w:spacing w:after="0"/>
+        <w:shd w:val="clear" w:color="auto" w:fill="F1F3F8"/>
+      </w:pPr>
+      <w:r>
+        <w:rPr>
+          <w:rFonts w:ascii="Consolas" w:hAnsi="Consolas"/>
+          <w:b w:val="0"/>
+          <w:color w:val="233C7D"/>
+          <w:sz w:val="19"/>
+        </w:rPr>
+        <w:t xml:space="preserve">      "field": "paymentStatus",</w:t>
+      </w:r>
+    </w:p>
+    <w:p>
+      <w:pPr>
+        <w:keepNext/>
+        <w:spacing w:after="0"/>
+        <w:shd w:val="clear" w:color="auto" w:fill="F1F3F8"/>
+      </w:pPr>
+      <w:r>
+        <w:rPr>
+          <w:rFonts w:ascii="Consolas" w:hAnsi="Consolas"/>
+          <w:b w:val="0"/>
+          <w:color w:val="233C7D"/>
+          <w:sz w:val="19"/>
+        </w:rPr>
+        <w:t xml:space="preserve">      "value": "PartiallyPaid"</w:t>
+      </w:r>
+    </w:p>
+    <w:p>
+      <w:pPr>
+        <w:keepNext/>
+        <w:spacing w:after="0"/>
+        <w:shd w:val="clear" w:color="auto" w:fill="F1F3F8"/>
+      </w:pPr>
+      <w:r>
+        <w:rPr>
+          <w:rFonts w:ascii="Consolas" w:hAnsi="Consolas"/>
+          <w:b w:val="0"/>
+          <w:color w:val="233C7D"/>
+          <w:sz w:val="19"/>
+        </w:rPr>
+        <w:t xml:space="preserve">    }</w:t>
+      </w:r>
+    </w:p>
+    <w:p>
+      <w:pPr>
+        <w:keepNext/>
+        <w:spacing w:after="0"/>
+        <w:shd w:val="clear" w:color="auto" w:fill="F1F3F8"/>
+      </w:pPr>
+      <w:r>
+        <w:rPr>
+          <w:rFonts w:ascii="Consolas" w:hAnsi="Consolas"/>
+          <w:b w:val="0"/>
+          <w:color w:val="233C7D"/>
+          <w:sz w:val="19"/>
+        </w:rPr>
+        <w:t xml:space="preserve">  ],</w:t>
       </w:r>
     </w:p>
     <w:p>
@@ -37016,6 +37367,1326 @@
           <w:sz w:val="19"/>
         </w:rPr>
         <w:t>}</w:t>
+      </w:r>
+    </w:p>
+    <w:p>
+      <w:pPr>
+        <w:pStyle w:val="Heading2"/>
+      </w:pPr>
+      <w:r>
+        <w:t>Errori possibili</w:t>
+      </w:r>
+    </w:p>
+    <w:tbl>
+      <w:tblPr>
+        <w:tblW w:type="auto" w:w="0"/>
+        <w:jc w:val="center"/>
+        <w:tblLayout w:type="fixed"/>
+        <w:tblLook w:firstColumn="1" w:firstRow="1" w:lastColumn="0" w:lastRow="0" w:noHBand="0" w:noVBand="1" w:val="04A0"/>
+        <w:tblBorders>
+          <w:top w:val="single" w:sz="4" w:color="C9CED8"/>
+          <w:left w:val="single" w:sz="4" w:color="C9CED8"/>
+          <w:bottom w:val="single" w:sz="4" w:color="C9CED8"/>
+          <w:right w:val="single" w:sz="4" w:color="C9CED8"/>
+          <w:insideH w:val="single" w:sz="4" w:color="C9CED8"/>
+          <w:insideV w:val="single" w:sz="4" w:color="C9CED8"/>
+        </w:tblBorders>
+      </w:tblPr>
+      <w:tblGrid>
+        <w:gridCol w:w="3289"/>
+        <w:gridCol w:w="3289"/>
+        <w:gridCol w:w="3289"/>
+      </w:tblGrid>
+      <w:tr>
+        <w:trPr>
+          <w:cantSplit w:val="true"/>
+          <w:tblHeader w:val="true"/>
+        </w:trPr>
+        <w:tc>
+          <w:tcPr>
+            <w:tcW w:type="dxa" w:w="907"/>
+            <w:shd w:val="clear" w:color="auto" w:fill="233C7D"/>
+          </w:tcPr>
+          <w:p>
+            <w:pPr>
+              <w:spacing w:after="0"/>
+            </w:pPr>
+            <w:r>
+              <w:rPr>
+                <w:b/>
+                <w:color w:val="FFFFFF"/>
+                <w:sz w:val="20"/>
+              </w:rPr>
+              <w:t>Status</w:t>
+            </w:r>
+          </w:p>
+        </w:tc>
+        <w:tc>
+          <w:tcPr>
+            <w:tcW w:type="dxa" w:w="3061"/>
+            <w:shd w:val="clear" w:color="auto" w:fill="233C7D"/>
+          </w:tcPr>
+          <w:p>
+            <w:pPr>
+              <w:spacing w:after="0"/>
+            </w:pPr>
+            <w:r>
+              <w:rPr>
+                <w:b/>
+                <w:color w:val="FFFFFF"/>
+                <w:sz w:val="20"/>
+              </w:rPr>
+              <w:t>Codice</w:t>
+            </w:r>
+          </w:p>
+        </w:tc>
+        <w:tc>
+          <w:tcPr>
+            <w:tcW w:type="dxa" w:w="5896"/>
+            <w:shd w:val="clear" w:color="auto" w:fill="233C7D"/>
+          </w:tcPr>
+          <w:p>
+            <w:pPr>
+              <w:spacing w:after="0"/>
+            </w:pPr>
+            <w:r>
+              <w:rPr>
+                <w:b/>
+                <w:color w:val="FFFFFF"/>
+                <w:sz w:val="20"/>
+              </w:rPr>
+              <w:t>Quando</w:t>
+            </w:r>
+          </w:p>
+        </w:tc>
+      </w:tr>
+      <w:tr>
+        <w:trPr>
+          <w:cantSplit w:val="true"/>
+        </w:trPr>
+        <w:tc>
+          <w:tcPr>
+            <w:tcW w:type="dxa" w:w="907"/>
+          </w:tcPr>
+          <w:p>
+            <w:pPr>
+              <w:spacing w:after="0"/>
+            </w:pPr>
+            <w:r>
+              <w:rPr>
+                <w:rFonts w:ascii="Consolas" w:hAnsi="Consolas"/>
+                <w:b w:val="0"/>
+                <w:color w:val="233C7D"/>
+                <w:sz w:val="19"/>
+              </w:rPr>
+              <w:t>403</w:t>
+            </w:r>
+          </w:p>
+        </w:tc>
+        <w:tc>
+          <w:tcPr>
+            <w:tcW w:type="dxa" w:w="3061"/>
+          </w:tcPr>
+          <w:p>
+            <w:pPr>
+              <w:spacing w:after="0"/>
+            </w:pPr>
+            <w:r>
+              <w:rPr>
+                <w:rFonts w:ascii="Consolas" w:hAnsi="Consolas"/>
+                <w:b w:val="0"/>
+                <w:color w:val="233C7D"/>
+                <w:sz w:val="19"/>
+              </w:rPr>
+              <w:t>operation.not_allowed</w:t>
+            </w:r>
+          </w:p>
+        </w:tc>
+        <w:tc>
+          <w:tcPr>
+            <w:tcW w:type="dxa" w:w="5896"/>
+          </w:tcPr>
+          <w:p>
+            <w:pPr>
+              <w:spacing w:after="0"/>
+            </w:pPr>
+            <w:r>
+              <w:rPr>
+                <w:b w:val="0"/>
+                <w:sz w:val="19"/>
+              </w:rPr>
+              <w:t>idProperty assente, sconosciuto o non dell'utente: l'operazione è annullata, senza errors[].</w:t>
+            </w:r>
+          </w:p>
+        </w:tc>
+      </w:tr>
+      <w:tr>
+        <w:trPr>
+          <w:cantSplit w:val="true"/>
+        </w:trPr>
+        <w:tc>
+          <w:tcPr>
+            <w:tcW w:type="dxa" w:w="907"/>
+            <w:shd w:val="clear" w:color="auto" w:fill="F1F3F8"/>
+          </w:tcPr>
+          <w:p>
+            <w:pPr>
+              <w:spacing w:after="0"/>
+            </w:pPr>
+            <w:r>
+              <w:rPr>
+                <w:rFonts w:ascii="Consolas" w:hAnsi="Consolas"/>
+                <w:b w:val="0"/>
+                <w:color w:val="233C7D"/>
+                <w:sz w:val="19"/>
+              </w:rPr>
+              <w:t>401</w:t>
+            </w:r>
+          </w:p>
+        </w:tc>
+        <w:tc>
+          <w:tcPr>
+            <w:tcW w:type="dxa" w:w="3061"/>
+            <w:shd w:val="clear" w:color="auto" w:fill="F1F3F8"/>
+          </w:tcPr>
+          <w:p>
+            <w:pPr>
+              <w:spacing w:after="0"/>
+            </w:pPr>
+            <w:r>
+              <w:rPr>
+                <w:rFonts w:ascii="Consolas" w:hAnsi="Consolas"/>
+                <w:b w:val="0"/>
+                <w:color w:val="233C7D"/>
+                <w:sz w:val="19"/>
+              </w:rPr>
+              <w:t>auth.invalid_token</w:t>
+            </w:r>
+          </w:p>
+        </w:tc>
+        <w:tc>
+          <w:tcPr>
+            <w:tcW w:type="dxa" w:w="5896"/>
+            <w:shd w:val="clear" w:color="auto" w:fill="F1F3F8"/>
+          </w:tcPr>
+          <w:p>
+            <w:pPr>
+              <w:spacing w:after="0"/>
+            </w:pPr>
+            <w:r>
+              <w:rPr>
+                <w:b w:val="0"/>
+                <w:sz w:val="19"/>
+              </w:rPr>
+              <w:t>Access token assente, scaduto o non valido: il frontend rinnova il token e ripete la chiamata una volta.</w:t>
+            </w:r>
+          </w:p>
+        </w:tc>
+      </w:tr>
+      <w:tr>
+        <w:trPr>
+          <w:cantSplit w:val="true"/>
+        </w:trPr>
+        <w:tc>
+          <w:tcPr>
+            <w:tcW w:type="dxa" w:w="907"/>
+          </w:tcPr>
+          <w:p>
+            <w:pPr>
+              <w:spacing w:after="0"/>
+            </w:pPr>
+            <w:r>
+              <w:rPr>
+                <w:rFonts w:ascii="Consolas" w:hAnsi="Consolas"/>
+                <w:b w:val="0"/>
+                <w:color w:val="233C7D"/>
+                <w:sz w:val="19"/>
+              </w:rPr>
+              <w:t>500</w:t>
+            </w:r>
+          </w:p>
+        </w:tc>
+        <w:tc>
+          <w:tcPr>
+            <w:tcW w:type="dxa" w:w="3061"/>
+          </w:tcPr>
+          <w:p>
+            <w:pPr>
+              <w:spacing w:after="0"/>
+            </w:pPr>
+            <w:r>
+              <w:rPr>
+                <w:rFonts w:ascii="Consolas" w:hAnsi="Consolas"/>
+                <w:b w:val="0"/>
+                <w:color w:val="233C7D"/>
+                <w:sz w:val="19"/>
+              </w:rPr>
+              <w:t>server.unexpected</w:t>
+            </w:r>
+          </w:p>
+        </w:tc>
+        <w:tc>
+          <w:tcPr>
+            <w:tcW w:type="dxa" w:w="5896"/>
+          </w:tcPr>
+          <w:p>
+            <w:pPr>
+              <w:spacing w:after="0"/>
+            </w:pPr>
+            <w:r>
+              <w:rPr>
+                <w:b w:val="0"/>
+                <w:sz w:val="19"/>
+              </w:rPr>
+              <w:t>Errore non gestito del server (vale per ogni API).</w:t>
+            </w:r>
+          </w:p>
+        </w:tc>
+      </w:tr>
+    </w:tbl>
+    <w:p>
+      <w:pPr>
+        <w:spacing w:after="40"/>
+      </w:pPr>
+    </w:p>
+    <w:p>
+      <w:pPr>
+        <w:pStyle w:val="Heading3"/>
+      </w:pPr>
+      <w:r>
+        <w:t>Esempio di errore (JSON)</w:t>
+      </w:r>
+    </w:p>
+    <w:p>
+      <w:pPr>
+        <w:keepNext/>
+      </w:pPr>
+      <w:r>
+        <w:t>Risposta a una richiesta con uno stabilimento non valido:</w:t>
+      </w:r>
+    </w:p>
+    <w:p>
+      <w:pPr>
+        <w:keepNext/>
+        <w:spacing w:after="0"/>
+        <w:shd w:val="clear" w:color="auto" w:fill="F1F3F8"/>
+      </w:pPr>
+      <w:r>
+        <w:rPr>
+          <w:rFonts w:ascii="Consolas" w:hAnsi="Consolas"/>
+          <w:b w:val="0"/>
+          <w:color w:val="233C7D"/>
+          <w:sz w:val="19"/>
+        </w:rPr>
+        <w:t>{</w:t>
+      </w:r>
+    </w:p>
+    <w:p>
+      <w:pPr>
+        <w:keepNext/>
+        <w:spacing w:after="0"/>
+        <w:shd w:val="clear" w:color="auto" w:fill="F1F3F8"/>
+      </w:pPr>
+      <w:r>
+        <w:rPr>
+          <w:rFonts w:ascii="Consolas" w:hAnsi="Consolas"/>
+          <w:b w:val="0"/>
+          <w:color w:val="233C7D"/>
+          <w:sz w:val="19"/>
+        </w:rPr>
+        <w:t xml:space="preserve">  "type": "https://errors.summerbooking/operation/not-allowed",</w:t>
+      </w:r>
+    </w:p>
+    <w:p>
+      <w:pPr>
+        <w:keepNext/>
+        <w:spacing w:after="0"/>
+        <w:shd w:val="clear" w:color="auto" w:fill="F1F3F8"/>
+      </w:pPr>
+      <w:r>
+        <w:rPr>
+          <w:rFonts w:ascii="Consolas" w:hAnsi="Consolas"/>
+          <w:b w:val="0"/>
+          <w:color w:val="233C7D"/>
+          <w:sz w:val="19"/>
+        </w:rPr>
+        <w:t xml:space="preserve">  "status": 403,</w:t>
+      </w:r>
+    </w:p>
+    <w:p>
+      <w:pPr>
+        <w:keepNext/>
+        <w:spacing w:after="0"/>
+        <w:shd w:val="clear" w:color="auto" w:fill="F1F3F8"/>
+      </w:pPr>
+      <w:r>
+        <w:rPr>
+          <w:rFonts w:ascii="Consolas" w:hAnsi="Consolas"/>
+          <w:b w:val="0"/>
+          <w:color w:val="233C7D"/>
+          <w:sz w:val="19"/>
+        </w:rPr>
+        <w:t xml:space="preserve">  "code": "operation.not_allowed",</w:t>
+      </w:r>
+    </w:p>
+    <w:p>
+      <w:pPr>
+        <w:keepNext/>
+        <w:spacing w:after="0"/>
+        <w:shd w:val="clear" w:color="auto" w:fill="F1F3F8"/>
+      </w:pPr>
+      <w:r>
+        <w:rPr>
+          <w:rFonts w:ascii="Consolas" w:hAnsi="Consolas"/>
+          <w:b w:val="0"/>
+          <w:color w:val="233C7D"/>
+          <w:sz w:val="19"/>
+        </w:rPr>
+        <w:t xml:space="preserve">  "title": "Operation not allowed",</w:t>
+      </w:r>
+    </w:p>
+    <w:p>
+      <w:pPr>
+        <w:keepNext/>
+        <w:spacing w:after="0"/>
+        <w:shd w:val="clear" w:color="auto" w:fill="F1F3F8"/>
+      </w:pPr>
+      <w:r>
+        <w:rPr>
+          <w:rFonts w:ascii="Consolas" w:hAnsi="Consolas"/>
+          <w:b w:val="0"/>
+          <w:color w:val="233C7D"/>
+          <w:sz w:val="19"/>
+        </w:rPr>
+        <w:t xml:space="preserve">  "traceId": "00-4bf92f3577b34da6a3ce929d0e0e4736-00f067aa0ba902b7-01"</w:t>
+      </w:r>
+    </w:p>
+    <w:p>
+      <w:pPr>
+        <w:keepNext w:val="0"/>
+        <w:spacing w:after="120"/>
+        <w:shd w:val="clear" w:color="auto" w:fill="F1F3F8"/>
+      </w:pPr>
+      <w:r>
+        <w:rPr>
+          <w:rFonts w:ascii="Consolas" w:hAnsi="Consolas"/>
+          <w:b w:val="0"/>
+          <w:color w:val="233C7D"/>
+          <w:sz w:val="19"/>
+        </w:rPr>
+        <w:t>}</w:t>
+      </w:r>
+    </w:p>
+    <w:p>
+      <w:pPr>
+        <w:pStyle w:val="Heading1"/>
+        <w:pageBreakBefore/>
+      </w:pPr>
+      <w:r>
+        <w:rPr>
+          <w:b w:val="0"/>
+        </w:rPr>
+        <w:t xml:space="preserve">POST </w:t>
+      </w:r>
+      <w:r>
+        <w:rPr>
+          <w:rFonts w:ascii="Consolas" w:hAnsi="Consolas"/>
+          <w:b w:val="0"/>
+        </w:rPr>
+        <w:t>/api/database/get-affiliated-hotel-combobox</w:t>
+      </w:r>
+    </w:p>
+    <w:p>
+      <w:r>
+        <w:t>Database: hotel convenzionati per la tendina</w:t>
+      </w:r>
+    </w:p>
+    <w:p>
+      <w:pPr>
+        <w:spacing w:after="40"/>
+      </w:pPr>
+      <w:r>
+        <w:rPr>
+          <w:b/>
+        </w:rPr>
+        <w:t xml:space="preserve">Metodo: </w:t>
+      </w:r>
+      <w:r>
+        <w:rPr>
+          <w:rFonts w:ascii="Consolas" w:hAnsi="Consolas"/>
+          <w:b w:val="0"/>
+          <w:color w:val="233C7D"/>
+        </w:rPr>
+        <w:t>POST</w:t>
+      </w:r>
+    </w:p>
+    <w:p>
+      <w:pPr>
+        <w:spacing w:after="40"/>
+      </w:pPr>
+      <w:r>
+        <w:rPr>
+          <w:b/>
+        </w:rPr>
+        <w:t xml:space="preserve">Route: </w:t>
+      </w:r>
+      <w:r>
+        <w:rPr>
+          <w:rFonts w:ascii="Consolas" w:hAnsi="Consolas"/>
+          <w:b w:val="0"/>
+          <w:color w:val="233C7D"/>
+        </w:rPr>
+        <w:t>/api/database/get-affiliated-hotel-combobox</w:t>
+      </w:r>
+    </w:p>
+    <w:p>
+      <w:pPr>
+        <w:spacing w:after="40"/>
+      </w:pPr>
+      <w:r>
+        <w:rPr>
+          <w:b/>
+        </w:rPr>
+        <w:t xml:space="preserve">Nel frontend: </w:t>
+      </w:r>
+      <w:r>
+        <w:rPr>
+          <w:rFonts w:ascii="Consolas" w:hAnsi="Consolas"/>
+          <w:b w:val="0"/>
+          <w:color w:val="233C7D"/>
+        </w:rPr>
+        <w:t>DatabaseService.affiliatedHotelCombobox</w:t>
+      </w:r>
+    </w:p>
+    <w:p>
+      <w:pPr>
+        <w:spacing w:after="40"/>
+      </w:pPr>
+      <w:r>
+        <w:rPr>
+          <w:b/>
+        </w:rPr>
+        <w:t xml:space="preserve">Autenticazione: </w:t>
+      </w:r>
+      <w:r>
+        <w:rPr>
+          <w:b w:val="0"/>
+        </w:rPr>
+        <w:t>Header Authorization: Bearer &lt;accessToken&gt;.</w:t>
+      </w:r>
+    </w:p>
+    <w:p>
+      <w:pPr>
+        <w:pStyle w:val="ListBullet"/>
+      </w:pPr>
+      <w:r>
+        <w:t>Serve alla tendina "Strutture convenzionate" del popup Filtri della pagina Database, che la richiede a ogni apertura (una risposta in ritardo di un'apertura precedente viene ignorata).</w:t>
+      </w:r>
+    </w:p>
+    <w:p>
+      <w:pPr>
+        <w:pStyle w:val="ListBullet"/>
+      </w:pPr>
+      <w:r>
+        <w:t>Rotta data dall'utente; metodo POST e corpo { idProperty } sono una proposta del frontend, come per warehouse/combobox-list: da confermare col backend.</w:t>
+      </w:r>
+    </w:p>
+    <w:p>
+      <w:pPr>
+        <w:pStyle w:val="ListBullet"/>
+      </w:pPr>
+      <w:r>
+        <w:t>Nessuna paginazione: la risposta è l'elenco completo degli hotel convenzionati dello stabilimento. Se la chiamata fallisce la tendina resta vuota.</w:t>
+      </w:r>
+    </w:p>
+    <w:p>
+      <w:pPr>
+        <w:pStyle w:val="Heading2"/>
+      </w:pPr>
+      <w:r>
+        <w:t>Payload inviato al backend</w:t>
+      </w:r>
+    </w:p>
+    <w:p>
+      <w:pPr>
+        <w:pStyle w:val="Heading3"/>
+      </w:pPr>
+      <w:r>
+        <w:rPr>
+          <w:b w:val="0"/>
+        </w:rPr>
+        <w:t xml:space="preserve">Corpo JSON: </w:t>
+      </w:r>
+      <w:r>
+        <w:rPr>
+          <w:rFonts w:ascii="Consolas" w:hAnsi="Consolas"/>
+          <w:b w:val="0"/>
+        </w:rPr>
+        <w:t>{ idProperty }</w:t>
+      </w:r>
+    </w:p>
+    <w:tbl>
+      <w:tblPr>
+        <w:tblW w:type="auto" w:w="0"/>
+        <w:jc w:val="center"/>
+        <w:tblLayout w:type="fixed"/>
+        <w:tblLook w:firstColumn="1" w:firstRow="1" w:lastColumn="0" w:lastRow="0" w:noHBand="0" w:noVBand="1" w:val="04A0"/>
+        <w:tblBorders>
+          <w:top w:val="single" w:sz="4" w:color="C9CED8"/>
+          <w:left w:val="single" w:sz="4" w:color="C9CED8"/>
+          <w:bottom w:val="single" w:sz="4" w:color="C9CED8"/>
+          <w:right w:val="single" w:sz="4" w:color="C9CED8"/>
+          <w:insideH w:val="single" w:sz="4" w:color="C9CED8"/>
+          <w:insideV w:val="single" w:sz="4" w:color="C9CED8"/>
+        </w:tblBorders>
+      </w:tblPr>
+      <w:tblGrid>
+        <w:gridCol w:w="3289"/>
+        <w:gridCol w:w="3289"/>
+        <w:gridCol w:w="3289"/>
+      </w:tblGrid>
+      <w:tr>
+        <w:trPr>
+          <w:cantSplit w:val="true"/>
+          <w:tblHeader w:val="true"/>
+        </w:trPr>
+        <w:tc>
+          <w:tcPr>
+            <w:tcW w:type="dxa" w:w="2381"/>
+            <w:shd w:val="clear" w:color="auto" w:fill="233C7D"/>
+          </w:tcPr>
+          <w:p>
+            <w:pPr>
+              <w:spacing w:after="0"/>
+            </w:pPr>
+            <w:r>
+              <w:rPr>
+                <w:b/>
+                <w:color w:val="FFFFFF"/>
+                <w:sz w:val="20"/>
+              </w:rPr>
+              <w:t>Parametro</w:t>
+            </w:r>
+          </w:p>
+        </w:tc>
+        <w:tc>
+          <w:tcPr>
+            <w:tcW w:type="dxa" w:w="2608"/>
+            <w:shd w:val="clear" w:color="auto" w:fill="233C7D"/>
+          </w:tcPr>
+          <w:p>
+            <w:pPr>
+              <w:spacing w:after="0"/>
+            </w:pPr>
+            <w:r>
+              <w:rPr>
+                <w:b/>
+                <w:color w:val="FFFFFF"/>
+                <w:sz w:val="20"/>
+              </w:rPr>
+              <w:t>Tipo</w:t>
+            </w:r>
+          </w:p>
+        </w:tc>
+        <w:tc>
+          <w:tcPr>
+            <w:tcW w:type="dxa" w:w="4876"/>
+            <w:shd w:val="clear" w:color="auto" w:fill="233C7D"/>
+          </w:tcPr>
+          <w:p>
+            <w:pPr>
+              <w:spacing w:after="0"/>
+            </w:pPr>
+            <w:r>
+              <w:rPr>
+                <w:b/>
+                <w:color w:val="FFFFFF"/>
+                <w:sz w:val="20"/>
+              </w:rPr>
+              <w:t>Descrizione</w:t>
+            </w:r>
+          </w:p>
+        </w:tc>
+      </w:tr>
+      <w:tr>
+        <w:trPr>
+          <w:cantSplit w:val="true"/>
+        </w:trPr>
+        <w:tc>
+          <w:tcPr>
+            <w:tcW w:type="dxa" w:w="2381"/>
+          </w:tcPr>
+          <w:p>
+            <w:pPr>
+              <w:spacing w:after="0"/>
+            </w:pPr>
+            <w:r>
+              <w:rPr>
+                <w:rFonts w:ascii="Consolas" w:hAnsi="Consolas"/>
+                <w:b w:val="0"/>
+                <w:color w:val="233C7D"/>
+                <w:sz w:val="19"/>
+              </w:rPr>
+              <w:t>idProperty</w:t>
+            </w:r>
+          </w:p>
+        </w:tc>
+        <w:tc>
+          <w:tcPr>
+            <w:tcW w:type="dxa" w:w="2608"/>
+          </w:tcPr>
+          <w:p>
+            <w:pPr>
+              <w:spacing w:after="0"/>
+            </w:pPr>
+            <w:r>
+              <w:rPr>
+                <w:rFonts w:ascii="Consolas" w:hAnsi="Consolas"/>
+                <w:b w:val="0"/>
+                <w:color w:val="233C7D"/>
+                <w:sz w:val="19"/>
+              </w:rPr>
+              <w:t>string (UUID)</w:t>
+            </w:r>
+          </w:p>
+        </w:tc>
+        <w:tc>
+          <w:tcPr>
+            <w:tcW w:type="dxa" w:w="4876"/>
+          </w:tcPr>
+          <w:p>
+            <w:pPr>
+              <w:spacing w:after="0"/>
+            </w:pPr>
+            <w:r>
+              <w:rPr>
+                <w:b w:val="0"/>
+                <w:sz w:val="19"/>
+              </w:rPr>
+              <w:t>Stabilimento dell'utente (da AuthUser.idProperty).</w:t>
+            </w:r>
+          </w:p>
+        </w:tc>
+      </w:tr>
+    </w:tbl>
+    <w:p>
+      <w:pPr>
+        <w:spacing w:after="40"/>
+      </w:pPr>
+    </w:p>
+    <w:p>
+      <w:pPr>
+        <w:pStyle w:val="Heading3"/>
+      </w:pPr>
+      <w:r>
+        <w:t>Esempio di richiesta (JSON)</w:t>
+      </w:r>
+    </w:p>
+    <w:p>
+      <w:pPr>
+        <w:keepNext/>
+        <w:spacing w:after="0"/>
+        <w:shd w:val="clear" w:color="auto" w:fill="F1F3F8"/>
+      </w:pPr>
+      <w:r>
+        <w:rPr>
+          <w:rFonts w:ascii="Consolas" w:hAnsi="Consolas"/>
+          <w:b w:val="0"/>
+          <w:color w:val="233C7D"/>
+          <w:sz w:val="19"/>
+        </w:rPr>
+        <w:t>{</w:t>
+      </w:r>
+    </w:p>
+    <w:p>
+      <w:pPr>
+        <w:keepNext/>
+        <w:spacing w:after="0"/>
+        <w:shd w:val="clear" w:color="auto" w:fill="F1F3F8"/>
+      </w:pPr>
+      <w:r>
+        <w:rPr>
+          <w:rFonts w:ascii="Consolas" w:hAnsi="Consolas"/>
+          <w:b w:val="0"/>
+          <w:color w:val="233C7D"/>
+          <w:sz w:val="19"/>
+        </w:rPr>
+        <w:t xml:space="preserve">  "idProperty": "5b1f3c7e-2d4a-4e8b-9c1d-7a6e5f4b3c2d"</w:t>
+      </w:r>
+    </w:p>
+    <w:p>
+      <w:pPr>
+        <w:keepNext w:val="0"/>
+        <w:spacing w:after="120"/>
+        <w:shd w:val="clear" w:color="auto" w:fill="F1F3F8"/>
+      </w:pPr>
+      <w:r>
+        <w:rPr>
+          <w:rFonts w:ascii="Consolas" w:hAnsi="Consolas"/>
+          <w:b w:val="0"/>
+          <w:color w:val="233C7D"/>
+          <w:sz w:val="19"/>
+        </w:rPr>
+        <w:t>}</w:t>
+      </w:r>
+    </w:p>
+    <w:p>
+      <w:pPr>
+        <w:pStyle w:val="Heading2"/>
+      </w:pPr>
+      <w:r>
+        <w:t>Risposta attesa dal server</w:t>
+      </w:r>
+    </w:p>
+    <w:p>
+      <w:pPr>
+        <w:spacing w:after="40"/>
+      </w:pPr>
+      <w:r>
+        <w:rPr>
+          <w:b/>
+        </w:rPr>
+        <w:t xml:space="preserve">Stato: </w:t>
+      </w:r>
+      <w:r>
+        <w:rPr>
+          <w:b w:val="0"/>
+        </w:rPr>
+        <w:t>200 OK</w:t>
+      </w:r>
+    </w:p>
+    <w:p>
+      <w:pPr>
+        <w:pStyle w:val="Heading3"/>
+      </w:pPr>
+      <w:r>
+        <w:rPr>
+          <w:b w:val="0"/>
+        </w:rPr>
+        <w:t xml:space="preserve">Corpo JSON: </w:t>
+      </w:r>
+      <w:r>
+        <w:rPr>
+          <w:rFonts w:ascii="Consolas" w:hAnsi="Consolas"/>
+          <w:b w:val="0"/>
+        </w:rPr>
+        <w:t>ComboboxItem[] (hotel)</w:t>
+      </w:r>
+    </w:p>
+    <w:tbl>
+      <w:tblPr>
+        <w:tblW w:type="auto" w:w="0"/>
+        <w:jc w:val="center"/>
+        <w:tblLayout w:type="fixed"/>
+        <w:tblLook w:firstColumn="1" w:firstRow="1" w:lastColumn="0" w:lastRow="0" w:noHBand="0" w:noVBand="1" w:val="04A0"/>
+        <w:tblBorders>
+          <w:top w:val="single" w:sz="4" w:color="C9CED8"/>
+          <w:left w:val="single" w:sz="4" w:color="C9CED8"/>
+          <w:bottom w:val="single" w:sz="4" w:color="C9CED8"/>
+          <w:right w:val="single" w:sz="4" w:color="C9CED8"/>
+          <w:insideH w:val="single" w:sz="4" w:color="C9CED8"/>
+          <w:insideV w:val="single" w:sz="4" w:color="C9CED8"/>
+        </w:tblBorders>
+      </w:tblPr>
+      <w:tblGrid>
+        <w:gridCol w:w="3289"/>
+        <w:gridCol w:w="3289"/>
+        <w:gridCol w:w="3289"/>
+      </w:tblGrid>
+      <w:tr>
+        <w:trPr>
+          <w:cantSplit w:val="true"/>
+          <w:tblHeader w:val="true"/>
+        </w:trPr>
+        <w:tc>
+          <w:tcPr>
+            <w:tcW w:type="dxa" w:w="2381"/>
+            <w:shd w:val="clear" w:color="auto" w:fill="233C7D"/>
+          </w:tcPr>
+          <w:p>
+            <w:pPr>
+              <w:spacing w:after="0"/>
+            </w:pPr>
+            <w:r>
+              <w:rPr>
+                <w:b/>
+                <w:color w:val="FFFFFF"/>
+                <w:sz w:val="20"/>
+              </w:rPr>
+              <w:t>Parametro</w:t>
+            </w:r>
+          </w:p>
+        </w:tc>
+        <w:tc>
+          <w:tcPr>
+            <w:tcW w:type="dxa" w:w="2608"/>
+            <w:shd w:val="clear" w:color="auto" w:fill="233C7D"/>
+          </w:tcPr>
+          <w:p>
+            <w:pPr>
+              <w:spacing w:after="0"/>
+            </w:pPr>
+            <w:r>
+              <w:rPr>
+                <w:b/>
+                <w:color w:val="FFFFFF"/>
+                <w:sz w:val="20"/>
+              </w:rPr>
+              <w:t>Tipo</w:t>
+            </w:r>
+          </w:p>
+        </w:tc>
+        <w:tc>
+          <w:tcPr>
+            <w:tcW w:type="dxa" w:w="4876"/>
+            <w:shd w:val="clear" w:color="auto" w:fill="233C7D"/>
+          </w:tcPr>
+          <w:p>
+            <w:pPr>
+              <w:spacing w:after="0"/>
+            </w:pPr>
+            <w:r>
+              <w:rPr>
+                <w:b/>
+                <w:color w:val="FFFFFF"/>
+                <w:sz w:val="20"/>
+              </w:rPr>
+              <w:t>Descrizione</w:t>
+            </w:r>
+          </w:p>
+        </w:tc>
+      </w:tr>
+      <w:tr>
+        <w:trPr>
+          <w:cantSplit w:val="true"/>
+        </w:trPr>
+        <w:tc>
+          <w:tcPr>
+            <w:tcW w:type="dxa" w:w="2381"/>
+          </w:tcPr>
+          <w:p>
+            <w:pPr>
+              <w:spacing w:after="0"/>
+            </w:pPr>
+            <w:r>
+              <w:rPr>
+                <w:rFonts w:ascii="Consolas" w:hAnsi="Consolas"/>
+                <w:b w:val="0"/>
+                <w:color w:val="233C7D"/>
+                <w:sz w:val="19"/>
+              </w:rPr>
+              <w:t>id</w:t>
+            </w:r>
+          </w:p>
+        </w:tc>
+        <w:tc>
+          <w:tcPr>
+            <w:tcW w:type="dxa" w:w="2608"/>
+          </w:tcPr>
+          <w:p>
+            <w:pPr>
+              <w:spacing w:after="0"/>
+            </w:pPr>
+            <w:r>
+              <w:rPr>
+                <w:rFonts w:ascii="Consolas" w:hAnsi="Consolas"/>
+                <w:b w:val="0"/>
+                <w:color w:val="233C7D"/>
+                <w:sz w:val="19"/>
+              </w:rPr>
+              <w:t>string (UUID)</w:t>
+            </w:r>
+          </w:p>
+        </w:tc>
+        <w:tc>
+          <w:tcPr>
+            <w:tcW w:type="dxa" w:w="4876"/>
+          </w:tcPr>
+          <w:p>
+            <w:pPr>
+              <w:spacing w:after="0"/>
+            </w:pPr>
+            <w:r>
+              <w:rPr>
+                <w:b w:val="0"/>
+                <w:sz w:val="19"/>
+              </w:rPr>
+              <w:t>Identificativo dell'hotel convenzionato: è il valore scelto nella tendina e quello mandato nei filtri (field idAffiliatedHotel).</w:t>
+            </w:r>
+          </w:p>
+        </w:tc>
+      </w:tr>
+      <w:tr>
+        <w:trPr>
+          <w:cantSplit w:val="true"/>
+        </w:trPr>
+        <w:tc>
+          <w:tcPr>
+            <w:tcW w:type="dxa" w:w="2381"/>
+            <w:shd w:val="clear" w:color="auto" w:fill="F1F3F8"/>
+          </w:tcPr>
+          <w:p>
+            <w:pPr>
+              <w:spacing w:after="0"/>
+            </w:pPr>
+            <w:r>
+              <w:rPr>
+                <w:rFonts w:ascii="Consolas" w:hAnsi="Consolas"/>
+                <w:b w:val="0"/>
+                <w:color w:val="233C7D"/>
+                <w:sz w:val="19"/>
+              </w:rPr>
+              <w:t>value</w:t>
+            </w:r>
+          </w:p>
+        </w:tc>
+        <w:tc>
+          <w:tcPr>
+            <w:tcW w:type="dxa" w:w="2608"/>
+            <w:shd w:val="clear" w:color="auto" w:fill="F1F3F8"/>
+          </w:tcPr>
+          <w:p>
+            <w:pPr>
+              <w:spacing w:after="0"/>
+            </w:pPr>
+            <w:r>
+              <w:rPr>
+                <w:rFonts w:ascii="Consolas" w:hAnsi="Consolas"/>
+                <w:b w:val="0"/>
+                <w:color w:val="233C7D"/>
+                <w:sz w:val="19"/>
+              </w:rPr>
+              <w:t>string</w:t>
+            </w:r>
+          </w:p>
+        </w:tc>
+        <w:tc>
+          <w:tcPr>
+            <w:tcW w:type="dxa" w:w="4876"/>
+            <w:shd w:val="clear" w:color="auto" w:fill="F1F3F8"/>
+          </w:tcPr>
+          <w:p>
+            <w:pPr>
+              <w:spacing w:after="0"/>
+            </w:pPr>
+            <w:r>
+              <w:rPr>
+                <w:b w:val="0"/>
+                <w:sz w:val="19"/>
+              </w:rPr>
+              <w:t>Nome dell'hotel, il testo mostrato nella tendina (es. Hotel Miramare).</w:t>
+            </w:r>
+          </w:p>
+        </w:tc>
+      </w:tr>
+    </w:tbl>
+    <w:p>
+      <w:pPr>
+        <w:spacing w:after="40"/>
+      </w:pPr>
+    </w:p>
+    <w:p>
+      <w:pPr>
+        <w:pStyle w:val="Heading3"/>
+      </w:pPr>
+      <w:r>
+        <w:t>Esempio di risposta (JSON)</w:t>
+      </w:r>
+    </w:p>
+    <w:p>
+      <w:pPr>
+        <w:keepNext/>
+      </w:pPr>
+      <w:r>
+        <w:t>La risposta è un array, senza un oggetto che lo contiene: ogni elemento ha solo id e value. Array vuoto se lo stabilimento non ha hotel convenzionati.</w:t>
+      </w:r>
+    </w:p>
+    <w:p>
+      <w:pPr>
+        <w:keepNext/>
+        <w:spacing w:after="0"/>
+        <w:shd w:val="clear" w:color="auto" w:fill="F1F3F8"/>
+      </w:pPr>
+      <w:r>
+        <w:rPr>
+          <w:rFonts w:ascii="Consolas" w:hAnsi="Consolas"/>
+          <w:b w:val="0"/>
+          <w:color w:val="233C7D"/>
+          <w:sz w:val="19"/>
+        </w:rPr>
+        <w:t>[</w:t>
+      </w:r>
+    </w:p>
+    <w:p>
+      <w:pPr>
+        <w:keepNext/>
+        <w:spacing w:after="0"/>
+        <w:shd w:val="clear" w:color="auto" w:fill="F1F3F8"/>
+      </w:pPr>
+      <w:r>
+        <w:rPr>
+          <w:rFonts w:ascii="Consolas" w:hAnsi="Consolas"/>
+          <w:b w:val="0"/>
+          <w:color w:val="233C7D"/>
+          <w:sz w:val="19"/>
+        </w:rPr>
+        <w:t xml:space="preserve">  {</w:t>
+      </w:r>
+    </w:p>
+    <w:p>
+      <w:pPr>
+        <w:keepNext/>
+        <w:spacing w:after="0"/>
+        <w:shd w:val="clear" w:color="auto" w:fill="F1F3F8"/>
+      </w:pPr>
+      <w:r>
+        <w:rPr>
+          <w:rFonts w:ascii="Consolas" w:hAnsi="Consolas"/>
+          <w:b w:val="0"/>
+          <w:color w:val="233C7D"/>
+          <w:sz w:val="19"/>
+        </w:rPr>
+        <w:t xml:space="preserve">    "id": "5b1d2c3e-4f50-4a61-8b72-9c0d1e2f3a41",</w:t>
+      </w:r>
+    </w:p>
+    <w:p>
+      <w:pPr>
+        <w:keepNext/>
+        <w:spacing w:after="0"/>
+        <w:shd w:val="clear" w:color="auto" w:fill="F1F3F8"/>
+      </w:pPr>
+      <w:r>
+        <w:rPr>
+          <w:rFonts w:ascii="Consolas" w:hAnsi="Consolas"/>
+          <w:b w:val="0"/>
+          <w:color w:val="233C7D"/>
+          <w:sz w:val="19"/>
+        </w:rPr>
+        <w:t xml:space="preserve">    "value": "Hotel Miramare"</w:t>
+      </w:r>
+    </w:p>
+    <w:p>
+      <w:pPr>
+        <w:keepNext/>
+        <w:spacing w:after="0"/>
+        <w:shd w:val="clear" w:color="auto" w:fill="F1F3F8"/>
+      </w:pPr>
+      <w:r>
+        <w:rPr>
+          <w:rFonts w:ascii="Consolas" w:hAnsi="Consolas"/>
+          <w:b w:val="0"/>
+          <w:color w:val="233C7D"/>
+          <w:sz w:val="19"/>
+        </w:rPr>
+        <w:t xml:space="preserve">  },</w:t>
+      </w:r>
+    </w:p>
+    <w:p>
+      <w:pPr>
+        <w:keepNext/>
+        <w:spacing w:after="0"/>
+        <w:shd w:val="clear" w:color="auto" w:fill="F1F3F8"/>
+      </w:pPr>
+      <w:r>
+        <w:rPr>
+          <w:rFonts w:ascii="Consolas" w:hAnsi="Consolas"/>
+          <w:b w:val="0"/>
+          <w:color w:val="233C7D"/>
+          <w:sz w:val="19"/>
+        </w:rPr>
+        <w:t xml:space="preserve">  {</w:t>
+      </w:r>
+    </w:p>
+    <w:p>
+      <w:pPr>
+        <w:keepNext/>
+        <w:spacing w:after="0"/>
+        <w:shd w:val="clear" w:color="auto" w:fill="F1F3F8"/>
+      </w:pPr>
+      <w:r>
+        <w:rPr>
+          <w:rFonts w:ascii="Consolas" w:hAnsi="Consolas"/>
+          <w:b w:val="0"/>
+          <w:color w:val="233C7D"/>
+          <w:sz w:val="19"/>
+        </w:rPr>
+        <w:t xml:space="preserve">    "id": "5b1d2c3e-4f50-4a61-8b72-9c0d1e2f3a42",</w:t>
+      </w:r>
+    </w:p>
+    <w:p>
+      <w:pPr>
+        <w:keepNext/>
+        <w:spacing w:after="0"/>
+        <w:shd w:val="clear" w:color="auto" w:fill="F1F3F8"/>
+      </w:pPr>
+      <w:r>
+        <w:rPr>
+          <w:rFonts w:ascii="Consolas" w:hAnsi="Consolas"/>
+          <w:b w:val="0"/>
+          <w:color w:val="233C7D"/>
+          <w:sz w:val="19"/>
+        </w:rPr>
+        <w:t xml:space="preserve">    "value": "Hotel 5 stelle"</w:t>
+      </w:r>
+    </w:p>
+    <w:p>
+      <w:pPr>
+        <w:keepNext/>
+        <w:spacing w:after="0"/>
+        <w:shd w:val="clear" w:color="auto" w:fill="F1F3F8"/>
+      </w:pPr>
+      <w:r>
+        <w:rPr>
+          <w:rFonts w:ascii="Consolas" w:hAnsi="Consolas"/>
+          <w:b w:val="0"/>
+          <w:color w:val="233C7D"/>
+          <w:sz w:val="19"/>
+        </w:rPr>
+        <w:t xml:space="preserve">  },</w:t>
+      </w:r>
+    </w:p>
+    <w:p>
+      <w:pPr>
+        <w:keepNext/>
+        <w:spacing w:after="0"/>
+        <w:shd w:val="clear" w:color="auto" w:fill="F1F3F8"/>
+      </w:pPr>
+      <w:r>
+        <w:rPr>
+          <w:rFonts w:ascii="Consolas" w:hAnsi="Consolas"/>
+          <w:b w:val="0"/>
+          <w:color w:val="233C7D"/>
+          <w:sz w:val="19"/>
+        </w:rPr>
+        <w:t xml:space="preserve">  {</w:t>
+      </w:r>
+    </w:p>
+    <w:p>
+      <w:pPr>
+        <w:keepNext/>
+        <w:spacing w:after="0"/>
+        <w:shd w:val="clear" w:color="auto" w:fill="F1F3F8"/>
+      </w:pPr>
+      <w:r>
+        <w:rPr>
+          <w:rFonts w:ascii="Consolas" w:hAnsi="Consolas"/>
+          <w:b w:val="0"/>
+          <w:color w:val="233C7D"/>
+          <w:sz w:val="19"/>
+        </w:rPr>
+        <w:t xml:space="preserve">    "id": "5b1d2c3e-4f50-4a61-8b72-9c0d1e2f3a43",</w:t>
+      </w:r>
+    </w:p>
+    <w:p>
+      <w:pPr>
+        <w:keepNext/>
+        <w:spacing w:after="0"/>
+        <w:shd w:val="clear" w:color="auto" w:fill="F1F3F8"/>
+      </w:pPr>
+      <w:r>
+        <w:rPr>
+          <w:rFonts w:ascii="Consolas" w:hAnsi="Consolas"/>
+          <w:b w:val="0"/>
+          <w:color w:val="233C7D"/>
+          <w:sz w:val="19"/>
+        </w:rPr>
+        <w:t xml:space="preserve">    "value": "Hotel Sun"</w:t>
+      </w:r>
+    </w:p>
+    <w:p>
+      <w:pPr>
+        <w:keepNext/>
+        <w:spacing w:after="0"/>
+        <w:shd w:val="clear" w:color="auto" w:fill="F1F3F8"/>
+      </w:pPr>
+      <w:r>
+        <w:rPr>
+          <w:rFonts w:ascii="Consolas" w:hAnsi="Consolas"/>
+          <w:b w:val="0"/>
+          <w:color w:val="233C7D"/>
+          <w:sz w:val="19"/>
+        </w:rPr>
+        <w:t xml:space="preserve">  },</w:t>
+      </w:r>
+    </w:p>
+    <w:p>
+      <w:pPr>
+        <w:keepNext/>
+        <w:spacing w:after="0"/>
+        <w:shd w:val="clear" w:color="auto" w:fill="F1F3F8"/>
+      </w:pPr>
+      <w:r>
+        <w:rPr>
+          <w:rFonts w:ascii="Consolas" w:hAnsi="Consolas"/>
+          <w:b w:val="0"/>
+          <w:color w:val="233C7D"/>
+          <w:sz w:val="19"/>
+        </w:rPr>
+        <w:t xml:space="preserve">  {</w:t>
+      </w:r>
+    </w:p>
+    <w:p>
+      <w:pPr>
+        <w:keepNext/>
+        <w:spacing w:after="0"/>
+        <w:shd w:val="clear" w:color="auto" w:fill="F1F3F8"/>
+      </w:pPr>
+      <w:r>
+        <w:rPr>
+          <w:rFonts w:ascii="Consolas" w:hAnsi="Consolas"/>
+          <w:b w:val="0"/>
+          <w:color w:val="233C7D"/>
+          <w:sz w:val="19"/>
+        </w:rPr>
+        <w:t xml:space="preserve">    "id": "5b1d2c3e-4f50-4a61-8b72-9c0d1e2f3a44",</w:t>
+      </w:r>
+    </w:p>
+    <w:p>
+      <w:pPr>
+        <w:keepNext/>
+        <w:spacing w:after="0"/>
+        <w:shd w:val="clear" w:color="auto" w:fill="F1F3F8"/>
+      </w:pPr>
+      <w:r>
+        <w:rPr>
+          <w:rFonts w:ascii="Consolas" w:hAnsi="Consolas"/>
+          <w:b w:val="0"/>
+          <w:color w:val="233C7D"/>
+          <w:sz w:val="19"/>
+        </w:rPr>
+        <w:t xml:space="preserve">    "value": "Beach Hotel"</w:t>
+      </w:r>
+    </w:p>
+    <w:p>
+      <w:pPr>
+        <w:keepNext/>
+        <w:spacing w:after="0"/>
+        <w:shd w:val="clear" w:color="auto" w:fill="F1F3F8"/>
+      </w:pPr>
+      <w:r>
+        <w:rPr>
+          <w:rFonts w:ascii="Consolas" w:hAnsi="Consolas"/>
+          <w:b w:val="0"/>
+          <w:color w:val="233C7D"/>
+          <w:sz w:val="19"/>
+        </w:rPr>
+        <w:t xml:space="preserve">  }</w:t>
+      </w:r>
+    </w:p>
+    <w:p>
+      <w:pPr>
+        <w:keepNext w:val="0"/>
+        <w:spacing w:after="120"/>
+        <w:shd w:val="clear" w:color="auto" w:fill="F1F3F8"/>
+      </w:pPr>
+      <w:r>
+        <w:rPr>
+          <w:rFonts w:ascii="Consolas" w:hAnsi="Consolas"/>
+          <w:b w:val="0"/>
+          <w:color w:val="233C7D"/>
+          <w:sz w:val="19"/>
+        </w:rPr>
+        <w:t>]</w:t>
       </w:r>
     </w:p>
     <w:p>
